--- a/assets/cv/EricAlvarez_CV_2026.docx
+++ b/assets/cv/EricAlvarez_CV_2026.docx
@@ -268,7 +268,18 @@
           <w:szCs w:val="19"/>
           <w:rtl w:val="0"/>
         </w:rPr>
-        <w:t xml:space="preserve">Oct 2023 – Jul 2026</w:t>
+        <w:t xml:space="preserve">Oct 2023 – </w:t>
+      </w:r>
+      <w:r>
+        <w:rPr>
+          <w:i w:val="1"/>
+          <w:iCs w:val="1"/>
+          <w:color w:val="6b7280"/>
+          <w:sz w:val="19"/>
+          <w:szCs w:val="19"/>
+          <w:rtl w:val="0"/>
+        </w:rPr>
+        <w:t xml:space="preserve">Present</w:t>
       </w:r>
       <w:r>
         <w:rPr>

--- a/assets/cv/EricAlvarez_CV_2026.docx
+++ b/assets/cv/EricAlvarez_CV_2026.docx
@@ -2623,7 +2623,13 @@
     <w:p>
       <w:pPr>
         <w:spacing w:after="20" w:before="80" w:lineRule="auto"/>
-        <w:rPr/>
+        <w:rPr>
+          <w:i w:val="1"/>
+          <w:iCs w:val="1"/>
+          <w:color w:val="999999"/>
+          <w:sz w:val="18"/>
+          <w:szCs w:val="18"/>
+        </w:rPr>
       </w:pPr>
       <w:r>
         <w:rPr>
@@ -2635,7 +2641,18 @@
           <w:szCs w:val="22"/>
           <w:rtl w:val="0"/>
         </w:rPr>
-        <w:t xml:space="preserve">Bachelor of Science in Computer Science (Cybersecurity) - Under Grad</w:t>
+        <w:t xml:space="preserve">Bachelor of Science in Computer Science (Cybersecurity) - </w:t>
+      </w:r>
+      <w:r>
+        <w:rPr>
+          <w:b w:val="1"/>
+          <w:bCs w:val="1"/>
+          <w:i w:val="1"/>
+          <w:iCs w:val="1"/>
+          <w:color w:val="999999"/>
+          <w:rtl w:val="0"/>
+        </w:rPr>
+        <w:t xml:space="preserve">2023 - Present</w:t>
       </w:r>
       <w:r>
         <w:rPr>

--- a/assets/cv/EricAlvarez_CV_2026.docx
+++ b/assets/cv/EricAlvarez_CV_2026.docx
@@ -546,7 +546,7 @@
               <w:rPr>
                 <w:rtl w:val="0"/>
               </w:rPr>
-              <w:t xml:space="preserve">AWS (EC2, S3, RDS), Firebase Services, Azure DevOps, GitLab, GitHub, CI/CD Pipelines</w:t>
+              <w:t xml:space="preserve">AWS, Firebase Services, Azure DevOps, GitLab, GitHub, CI/CD Pipelines</w:t>
             </w:r>
           </w:p>
         </w:tc>
@@ -939,7 +939,7 @@
           <w:szCs w:val="19"/>
           <w:rtl w:val="0"/>
         </w:rPr>
-        <w:t xml:space="preserve">Present</w:t>
+        <w:t xml:space="preserve">July 2026</w:t>
       </w:r>
       <w:r>
         <w:rPr>

--- a/assets/cv/EricAlvarez_CV_2026.docx
+++ b/assets/cv/EricAlvarez_CV_2026.docx
@@ -8,13 +8,14 @@
         <w:ind w:left="283.46456692913375" w:right="-183.18897637795203" w:firstLine="0"/>
         <w:jc w:val="center"/>
         <w:rPr>
+          <w:rFonts w:ascii="Times New Roman" w:cs="Times New Roman" w:eastAsia="Times New Roman" w:hAnsi="Times New Roman"/>
           <w:sz w:val="18"/>
           <w:szCs w:val="18"/>
         </w:rPr>
       </w:pPr>
       <w:r>
         <w:rPr>
-          <w:rFonts w:ascii="Calibri" w:cs="Calibri" w:eastAsia="Calibri" w:hAnsi="Calibri"/>
+          <w:rFonts w:ascii="Times New Roman" w:cs="Times New Roman" w:eastAsia="Times New Roman" w:hAnsi="Times New Roman"/>
           <w:b w:val="1"/>
           <w:bCs w:val="1"/>
           <w:color w:val="1b3a6b"/>
@@ -34,11 +35,13 @@
       <w:pPr>
         <w:spacing w:after="40" w:before="0" w:lineRule="auto"/>
         <w:jc w:val="center"/>
-        <w:rPr/>
-      </w:pPr>
-      <w:r>
-        <w:rPr>
-          <w:rFonts w:ascii="Calibri" w:cs="Calibri" w:eastAsia="Calibri" w:hAnsi="Calibri"/>
+        <w:rPr>
+          <w:rFonts w:ascii="Times New Roman" w:cs="Times New Roman" w:eastAsia="Times New Roman" w:hAnsi="Times New Roman"/>
+        </w:rPr>
+      </w:pPr>
+      <w:r>
+        <w:rPr>
+          <w:rFonts w:ascii="Times New Roman" w:cs="Times New Roman" w:eastAsia="Times New Roman" w:hAnsi="Times New Roman"/>
           <w:b w:val="1"/>
           <w:bCs w:val="1"/>
           <w:color w:val="2563eb"/>
@@ -61,11 +64,13 @@
         </w:pBdr>
         <w:spacing w:after="80" w:before="0" w:lineRule="auto"/>
         <w:jc w:val="center"/>
-        <w:rPr/>
-      </w:pPr>
-      <w:r>
-        <w:rPr>
-          <w:rFonts w:ascii="Calibri" w:cs="Calibri" w:eastAsia="Calibri" w:hAnsi="Calibri"/>
+        <w:rPr>
+          <w:rFonts w:ascii="Times New Roman" w:cs="Times New Roman" w:eastAsia="Times New Roman" w:hAnsi="Times New Roman"/>
+        </w:rPr>
+      </w:pPr>
+      <w:r>
+        <w:rPr>
+          <w:rFonts w:ascii="Times New Roman" w:cs="Times New Roman" w:eastAsia="Times New Roman" w:hAnsi="Times New Roman"/>
           <w:color w:val="6b7280"/>
           <w:sz w:val="19"/>
           <w:szCs w:val="19"/>
@@ -76,7 +81,7 @@
       <w:hyperlink r:id="rId7">
         <w:r>
           <w:rPr>
-            <w:rFonts w:ascii="Calibri" w:cs="Calibri" w:eastAsia="Calibri" w:hAnsi="Calibri"/>
+            <w:rFonts w:ascii="Times New Roman" w:cs="Times New Roman" w:eastAsia="Times New Roman" w:hAnsi="Times New Roman"/>
             <w:color w:val="1155cc"/>
             <w:sz w:val="19"/>
             <w:szCs w:val="19"/>
@@ -88,26 +93,18 @@
       </w:hyperlink>
       <w:r>
         <w:rPr>
-          <w:rFonts w:ascii="Calibri" w:cs="Calibri" w:eastAsia="Calibri" w:hAnsi="Calibri"/>
+          <w:rFonts w:ascii="Times New Roman" w:cs="Times New Roman" w:eastAsia="Times New Roman" w:hAnsi="Times New Roman"/>
           <w:color w:val="6b7280"/>
           <w:sz w:val="19"/>
           <w:szCs w:val="19"/>
           <w:rtl w:val="0"/>
         </w:rPr>
-        <w:t xml:space="preserve"> </w:t>
-      </w:r>
-      <w:r>
-        <w:rPr>
-          <w:color w:val="6b7280"/>
-          <w:sz w:val="19"/>
-          <w:szCs w:val="19"/>
-          <w:rtl w:val="0"/>
-        </w:rPr>
-        <w:t xml:space="preserve">•  </w:t>
+        <w:t xml:space="preserve"> •  </w:t>
       </w:r>
       <w:hyperlink r:id="rId8">
         <w:r>
           <w:rPr>
+            <w:rFonts w:ascii="Times New Roman" w:cs="Times New Roman" w:eastAsia="Times New Roman" w:hAnsi="Times New Roman"/>
             <w:color w:val="1155cc"/>
             <w:sz w:val="19"/>
             <w:szCs w:val="19"/>
@@ -130,11 +127,13 @@
         </w:pBdr>
         <w:spacing w:after="60" w:before="240" w:lineRule="auto"/>
         <w:jc w:val="both"/>
-        <w:rPr/>
-      </w:pPr>
-      <w:r>
-        <w:rPr>
-          <w:rFonts w:ascii="Calibri" w:cs="Calibri" w:eastAsia="Calibri" w:hAnsi="Calibri"/>
+        <w:rPr>
+          <w:rFonts w:ascii="Times New Roman" w:cs="Times New Roman" w:eastAsia="Times New Roman" w:hAnsi="Times New Roman"/>
+        </w:rPr>
+      </w:pPr>
+      <w:r>
+        <w:rPr>
+          <w:rFonts w:ascii="Times New Roman" w:cs="Times New Roman" w:eastAsia="Times New Roman" w:hAnsi="Times New Roman"/>
           <w:b w:val="1"/>
           <w:bCs w:val="1"/>
           <w:color w:val="1b3a6b"/>
@@ -155,6 +154,7 @@
         <w:spacing w:after="80" w:before="80" w:lineRule="auto"/>
         <w:jc w:val="both"/>
         <w:rPr>
+          <w:rFonts w:ascii="Times New Roman" w:cs="Times New Roman" w:eastAsia="Times New Roman" w:hAnsi="Times New Roman"/>
           <w:b w:val="1"/>
           <w:bCs w:val="1"/>
           <w:color w:val="1b3a6b"/>
@@ -164,45 +164,10 @@
       </w:pPr>
       <w:r>
         <w:rPr>
-          <w:rFonts w:ascii="Calibri" w:cs="Calibri" w:eastAsia="Calibri" w:hAnsi="Calibri"/>
-          <w:color w:val="111827"/>
-          <w:sz w:val="20"/>
-          <w:szCs w:val="20"/>
-          <w:rtl w:val="0"/>
-        </w:rPr>
-        <w:t xml:space="preserve">Results-driven Senior Software Engineer with 10+ years of experience architecting, developing, and delivering high-quality Android applications at scale. Proven track record across entertainment and airlines domains </w:t>
-      </w:r>
-      <w:r>
-        <w:rPr>
-          <w:rtl w:val="0"/>
-        </w:rPr>
-        <w:t xml:space="preserve">-</w:t>
-      </w:r>
-      <w:r>
-        <w:rPr>
-          <w:rFonts w:ascii="Calibri" w:cs="Calibri" w:eastAsia="Calibri" w:hAnsi="Calibri"/>
-          <w:color w:val="111827"/>
-          <w:sz w:val="20"/>
-          <w:szCs w:val="20"/>
-          <w:rtl w:val="0"/>
-        </w:rPr>
-        <w:t xml:space="preserve"> consistently delivering impactful features that drive business outcomes and elevate user experience. Adept at cross-functional collaboration, enforcing engineering best practices, and </w:t>
-      </w:r>
-      <w:r>
-        <w:rPr>
-          <w:rtl w:val="0"/>
-        </w:rPr>
-        <w:t xml:space="preserve">applying AI-assisted development workflows </w:t>
-      </w:r>
-      <w:r>
-        <w:rPr>
-          <w:rFonts w:ascii="Calibri" w:cs="Calibri" w:eastAsia="Calibri" w:hAnsi="Calibri"/>
-          <w:color w:val="111827"/>
-          <w:sz w:val="20"/>
-          <w:szCs w:val="20"/>
-          <w:rtl w:val="0"/>
-        </w:rPr>
-        <w:t xml:space="preserve">to accelerate delivery. Committed to scalable, maintainable solutions that align engineering excellence with end-user impact.</w:t>
+          <w:rFonts w:ascii="Times New Roman" w:cs="Times New Roman" w:eastAsia="Times New Roman" w:hAnsi="Times New Roman"/>
+          <w:rtl w:val="0"/>
+        </w:rPr>
+        <w:t xml:space="preserve">Senior Android Engineer who turns complex mobile challenges into scalable, production-ready systems - 10+ years owning applications end-to-end, from architecture through release. Known for modernizing legacy platforms into faster, more maintainable systems, and for seamlessly integrating mobile with backend and frontend layers. Blends deep architectural expertise (Clean Architecture, MVVM, MVI) with a pragmatic, AI-assisted workflow to ship fast without cutting corners. </w:t>
       </w:r>
       <w:r>
         <w:rPr>
@@ -217,10 +182,13 @@
         </w:pBdr>
         <w:spacing w:after="60" w:before="240" w:lineRule="auto"/>
         <w:jc w:val="both"/>
-        <w:rPr/>
-      </w:pPr>
-      <w:r>
-        <w:rPr>
+        <w:rPr>
+          <w:rFonts w:ascii="Times New Roman" w:cs="Times New Roman" w:eastAsia="Times New Roman" w:hAnsi="Times New Roman"/>
+        </w:rPr>
+      </w:pPr>
+      <w:r>
+        <w:rPr>
+          <w:rFonts w:ascii="Times New Roman" w:cs="Times New Roman" w:eastAsia="Times New Roman" w:hAnsi="Times New Roman"/>
           <w:b w:val="1"/>
           <w:bCs w:val="1"/>
           <w:color w:val="1b3a6b"/>
@@ -288,16 +256,19 @@
           <w:p>
             <w:pPr>
               <w:jc w:val="both"/>
-              <w:rPr/>
+              <w:rPr>
+                <w:rFonts w:ascii="Times New Roman" w:cs="Times New Roman" w:eastAsia="Times New Roman" w:hAnsi="Times New Roman"/>
+              </w:rPr>
             </w:pPr>
             <w:r>
               <w:rPr>
+                <w:rFonts w:ascii="Times New Roman" w:cs="Times New Roman" w:eastAsia="Times New Roman" w:hAnsi="Times New Roman"/>
                 <w:b w:val="1"/>
                 <w:bCs w:val="1"/>
                 <w:color w:val="1b3a6b"/>
                 <w:rtl w:val="0"/>
               </w:rPr>
-              <w:t xml:space="preserve">Mobile | Frontend</w:t>
+              <w:t xml:space="preserve">Mobile</w:t>
             </w:r>
             <w:r>
               <w:rPr>
@@ -324,13 +295,16 @@
           <w:p>
             <w:pPr>
               <w:jc w:val="both"/>
-              <w:rPr/>
+              <w:rPr>
+                <w:rFonts w:ascii="Times New Roman" w:cs="Times New Roman" w:eastAsia="Times New Roman" w:hAnsi="Times New Roman"/>
+              </w:rPr>
             </w:pPr>
             <w:r>
               <w:rPr>
+                <w:rFonts w:ascii="Times New Roman" w:cs="Times New Roman" w:eastAsia="Times New Roman" w:hAnsi="Times New Roman"/>
                 <w:rtl w:val="0"/>
               </w:rPr>
-              <w:t xml:space="preserve">Android, Java, Kotlin, XML, Jetpack Compose, Angular</w:t>
+              <w:t xml:space="preserve">Android, Java, Kotlin, XML, Jetpack Compose, Retrofit, Koin</w:t>
             </w:r>
           </w:p>
         </w:tc>
@@ -360,21 +334,22 @@
           <w:p>
             <w:pPr>
               <w:jc w:val="both"/>
-              <w:rPr/>
+              <w:rPr>
+                <w:rFonts w:ascii="Times New Roman" w:cs="Times New Roman" w:eastAsia="Times New Roman" w:hAnsi="Times New Roman"/>
+                <w:b w:val="1"/>
+                <w:bCs w:val="1"/>
+                <w:color w:val="1b3a6b"/>
+              </w:rPr>
             </w:pPr>
             <w:r>
               <w:rPr>
+                <w:rFonts w:ascii="Times New Roman" w:cs="Times New Roman" w:eastAsia="Times New Roman" w:hAnsi="Times New Roman"/>
                 <w:b w:val="1"/>
                 <w:bCs w:val="1"/>
                 <w:color w:val="1b3a6b"/>
                 <w:rtl w:val="0"/>
               </w:rPr>
-              <w:t xml:space="preserve">Backend</w:t>
-            </w:r>
-            <w:r>
-              <w:rPr>
-                <w:rtl w:val="0"/>
-              </w:rPr>
+              <w:t xml:space="preserve">Frontend</w:t>
             </w:r>
           </w:p>
         </w:tc>
@@ -396,13 +371,16 @@
           <w:p>
             <w:pPr>
               <w:jc w:val="both"/>
-              <w:rPr/>
+              <w:rPr>
+                <w:rFonts w:ascii="Times New Roman" w:cs="Times New Roman" w:eastAsia="Times New Roman" w:hAnsi="Times New Roman"/>
+              </w:rPr>
             </w:pPr>
             <w:r>
               <w:rPr>
+                <w:rFonts w:ascii="Times New Roman" w:cs="Times New Roman" w:eastAsia="Times New Roman" w:hAnsi="Times New Roman"/>
                 <w:rtl w:val="0"/>
               </w:rPr>
-              <w:t xml:space="preserve">Node.js, Express.js, Spring Boot, RESTful APIs</w:t>
+              <w:t xml:space="preserve">Angular, TypeScript, Bootstrap</w:t>
             </w:r>
           </w:p>
         </w:tc>
@@ -432,16 +410,19 @@
           <w:p>
             <w:pPr>
               <w:jc w:val="both"/>
-              <w:rPr/>
+              <w:rPr>
+                <w:rFonts w:ascii="Times New Roman" w:cs="Times New Roman" w:eastAsia="Times New Roman" w:hAnsi="Times New Roman"/>
+              </w:rPr>
             </w:pPr>
             <w:r>
               <w:rPr>
+                <w:rFonts w:ascii="Times New Roman" w:cs="Times New Roman" w:eastAsia="Times New Roman" w:hAnsi="Times New Roman"/>
                 <w:b w:val="1"/>
                 <w:bCs w:val="1"/>
                 <w:color w:val="1b3a6b"/>
                 <w:rtl w:val="0"/>
               </w:rPr>
-              <w:t xml:space="preserve">Databases</w:t>
+              <w:t xml:space="preserve">Backend</w:t>
             </w:r>
             <w:r>
               <w:rPr>
@@ -468,13 +449,16 @@
           <w:p>
             <w:pPr>
               <w:jc w:val="both"/>
-              <w:rPr/>
+              <w:rPr>
+                <w:rFonts w:ascii="Times New Roman" w:cs="Times New Roman" w:eastAsia="Times New Roman" w:hAnsi="Times New Roman"/>
+              </w:rPr>
             </w:pPr>
             <w:r>
               <w:rPr>
+                <w:rFonts w:ascii="Times New Roman" w:cs="Times New Roman" w:eastAsia="Times New Roman" w:hAnsi="Times New Roman"/>
                 <w:rtl w:val="0"/>
               </w:rPr>
-              <w:t xml:space="preserve">PostgreSQL, SQLite, Firebase Firestore</w:t>
+              <w:t xml:space="preserve">Node.js, Express.js, RESTful APIs</w:t>
             </w:r>
           </w:p>
         </w:tc>
@@ -504,16 +488,19 @@
           <w:p>
             <w:pPr>
               <w:jc w:val="both"/>
-              <w:rPr/>
+              <w:rPr>
+                <w:rFonts w:ascii="Times New Roman" w:cs="Times New Roman" w:eastAsia="Times New Roman" w:hAnsi="Times New Roman"/>
+              </w:rPr>
             </w:pPr>
             <w:r>
               <w:rPr>
+                <w:rFonts w:ascii="Times New Roman" w:cs="Times New Roman" w:eastAsia="Times New Roman" w:hAnsi="Times New Roman"/>
                 <w:b w:val="1"/>
                 <w:bCs w:val="1"/>
                 <w:color w:val="1b3a6b"/>
                 <w:rtl w:val="0"/>
               </w:rPr>
-              <w:t xml:space="preserve">Cloud &amp; DevOps</w:t>
+              <w:t xml:space="preserve">Databases</w:t>
             </w:r>
             <w:r>
               <w:rPr>
@@ -540,13 +527,16 @@
           <w:p>
             <w:pPr>
               <w:jc w:val="both"/>
-              <w:rPr/>
+              <w:rPr>
+                <w:rFonts w:ascii="Times New Roman" w:cs="Times New Roman" w:eastAsia="Times New Roman" w:hAnsi="Times New Roman"/>
+              </w:rPr>
             </w:pPr>
             <w:r>
               <w:rPr>
+                <w:rFonts w:ascii="Times New Roman" w:cs="Times New Roman" w:eastAsia="Times New Roman" w:hAnsi="Times New Roman"/>
                 <w:rtl w:val="0"/>
               </w:rPr>
-              <w:t xml:space="preserve">AWS, Firebase Services, Azure DevOps, GitLab, GitHub, CI/CD Pipelines</w:t>
+              <w:t xml:space="preserve">PostgreSQL, SQLite, Room Database, Firebase Firestore, MongoDB</w:t>
             </w:r>
           </w:p>
         </w:tc>
@@ -576,16 +566,19 @@
           <w:p>
             <w:pPr>
               <w:jc w:val="both"/>
-              <w:rPr/>
+              <w:rPr>
+                <w:rFonts w:ascii="Times New Roman" w:cs="Times New Roman" w:eastAsia="Times New Roman" w:hAnsi="Times New Roman"/>
+              </w:rPr>
             </w:pPr>
             <w:r>
               <w:rPr>
+                <w:rFonts w:ascii="Times New Roman" w:cs="Times New Roman" w:eastAsia="Times New Roman" w:hAnsi="Times New Roman"/>
                 <w:b w:val="1"/>
                 <w:bCs w:val="1"/>
                 <w:color w:val="1b3a6b"/>
                 <w:rtl w:val="0"/>
               </w:rPr>
-              <w:t xml:space="preserve">Architecture</w:t>
+              <w:t xml:space="preserve">Cloud &amp; DevOps</w:t>
             </w:r>
             <w:r>
               <w:rPr>
@@ -612,10 +605,91 @@
           <w:p>
             <w:pPr>
               <w:jc w:val="both"/>
-              <w:rPr/>
+              <w:rPr>
+                <w:rFonts w:ascii="Times New Roman" w:cs="Times New Roman" w:eastAsia="Times New Roman" w:hAnsi="Times New Roman"/>
+              </w:rPr>
             </w:pPr>
             <w:r>
               <w:rPr>
+                <w:rFonts w:ascii="Times New Roman" w:cs="Times New Roman" w:eastAsia="Times New Roman" w:hAnsi="Times New Roman"/>
+                <w:rtl w:val="0"/>
+              </w:rPr>
+              <w:t xml:space="preserve">AWS, Firebase Services, Azure DevOps, GitLab, GitHub Actions, CI/CD Pipelines</w:t>
+            </w:r>
+          </w:p>
+        </w:tc>
+      </w:tr>
+      <w:tr>
+        <w:trPr>
+          <w:cantSplit w:val="0"/>
+          <w:tblHeader w:val="0"/>
+        </w:trPr>
+        <w:tc>
+          <w:tcPr>
+            <w:tcBorders>
+              <w:top w:color="dbeafe" w:space="0" w:sz="4" w:val="single"/>
+              <w:left w:color="dbeafe" w:space="0" w:sz="4" w:val="single"/>
+              <w:bottom w:color="dbeafe" w:space="0" w:sz="4" w:val="single"/>
+              <w:right w:color="dbeafe" w:space="0" w:sz="4" w:val="single"/>
+            </w:tcBorders>
+            <w:shd w:fill="eef2ff" w:val="clear"/>
+            <w:tcMar>
+              <w:top w:w="80.0" w:type="dxa"/>
+              <w:left w:w="160.0" w:type="dxa"/>
+              <w:bottom w:w="80.0" w:type="dxa"/>
+              <w:right w:w="160.0" w:type="dxa"/>
+            </w:tcMar>
+            <w:vAlign w:val="center"/>
+          </w:tcPr>
+          <w:p>
+            <w:pPr>
+              <w:jc w:val="both"/>
+              <w:rPr>
+                <w:rFonts w:ascii="Times New Roman" w:cs="Times New Roman" w:eastAsia="Times New Roman" w:hAnsi="Times New Roman"/>
+              </w:rPr>
+            </w:pPr>
+            <w:r>
+              <w:rPr>
+                <w:rFonts w:ascii="Times New Roman" w:cs="Times New Roman" w:eastAsia="Times New Roman" w:hAnsi="Times New Roman"/>
+                <w:b w:val="1"/>
+                <w:bCs w:val="1"/>
+                <w:color w:val="1b3a6b"/>
+                <w:rtl w:val="0"/>
+              </w:rPr>
+              <w:t xml:space="preserve">Architecture</w:t>
+            </w:r>
+            <w:r>
+              <w:rPr>
+                <w:rtl w:val="0"/>
+              </w:rPr>
+            </w:r>
+          </w:p>
+        </w:tc>
+        <w:tc>
+          <w:tcPr>
+            <w:tcBorders>
+              <w:top w:color="dbeafe" w:space="0" w:sz="4" w:val="single"/>
+              <w:left w:color="dbeafe" w:space="0" w:sz="4" w:val="single"/>
+              <w:bottom w:color="dbeafe" w:space="0" w:sz="4" w:val="single"/>
+              <w:right w:color="dbeafe" w:space="0" w:sz="4" w:val="single"/>
+            </w:tcBorders>
+            <w:tcMar>
+              <w:top w:w="80.0" w:type="dxa"/>
+              <w:left w:w="160.0" w:type="dxa"/>
+              <w:bottom w:w="80.0" w:type="dxa"/>
+              <w:right w:w="160.0" w:type="dxa"/>
+            </w:tcMar>
+          </w:tcPr>
+          <w:p>
+            <w:pPr>
+              <w:jc w:val="both"/>
+              <w:rPr>
+                <w:rFonts w:ascii="Times New Roman" w:cs="Times New Roman" w:eastAsia="Times New Roman" w:hAnsi="Times New Roman"/>
+              </w:rPr>
+            </w:pPr>
+            <w:r>
+              <w:rPr>
+                <w:rFonts w:ascii="Times New Roman" w:cs="Times New Roman" w:eastAsia="Times New Roman" w:hAnsi="Times New Roman"/>
                 <w:rtl w:val="0"/>
               </w:rPr>
               <w:t xml:space="preserve">Clean Architecture, MVVM, MVI, Modular SDK Design</w:t>
@@ -648,10 +722,13 @@
           <w:p>
             <w:pPr>
               <w:jc w:val="both"/>
-              <w:rPr/>
+              <w:rPr>
+                <w:rFonts w:ascii="Times New Roman" w:cs="Times New Roman" w:eastAsia="Times New Roman" w:hAnsi="Times New Roman"/>
+              </w:rPr>
             </w:pPr>
             <w:r>
               <w:rPr>
+                <w:rFonts w:ascii="Times New Roman" w:cs="Times New Roman" w:eastAsia="Times New Roman" w:hAnsi="Times New Roman"/>
                 <w:b w:val="1"/>
                 <w:bCs w:val="1"/>
                 <w:color w:val="1b3a6b"/>
@@ -684,13 +761,16 @@
           <w:p>
             <w:pPr>
               <w:jc w:val="both"/>
-              <w:rPr/>
+              <w:rPr>
+                <w:rFonts w:ascii="Times New Roman" w:cs="Times New Roman" w:eastAsia="Times New Roman" w:hAnsi="Times New Roman"/>
+              </w:rPr>
             </w:pPr>
             <w:r>
               <w:rPr>
+                <w:rFonts w:ascii="Times New Roman" w:cs="Times New Roman" w:eastAsia="Times New Roman" w:hAnsi="Times New Roman"/>
                 <w:rtl w:val="0"/>
               </w:rPr>
-              <w:t xml:space="preserve">SonarQube, TDD, Unit &amp; UI Testing, Auth0 (by Okta), Secrets Management</w:t>
+              <w:t xml:space="preserve">SonarQube, TDD, Unit &amp; UI Testing, OAuth2/JWT, Auth0 (by Okta),  Secrets Management</w:t>
             </w:r>
           </w:p>
         </w:tc>
@@ -721,6 +801,7 @@
             <w:pPr>
               <w:jc w:val="both"/>
               <w:rPr>
+                <w:rFonts w:ascii="Times New Roman" w:cs="Times New Roman" w:eastAsia="Times New Roman" w:hAnsi="Times New Roman"/>
                 <w:b w:val="1"/>
                 <w:bCs w:val="1"/>
                 <w:color w:val="1b3a6b"/>
@@ -728,6 +809,7 @@
             </w:pPr>
             <w:r>
               <w:rPr>
+                <w:rFonts w:ascii="Times New Roman" w:cs="Times New Roman" w:eastAsia="Times New Roman" w:hAnsi="Times New Roman"/>
                 <w:b w:val="1"/>
                 <w:bCs w:val="1"/>
                 <w:color w:val="1b3a6b"/>
@@ -755,10 +837,13 @@
           <w:p>
             <w:pPr>
               <w:jc w:val="both"/>
-              <w:rPr/>
+              <w:rPr>
+                <w:rFonts w:ascii="Times New Roman" w:cs="Times New Roman" w:eastAsia="Times New Roman" w:hAnsi="Times New Roman"/>
+              </w:rPr>
             </w:pPr>
             <w:r>
               <w:rPr>
+                <w:rFonts w:ascii="Times New Roman" w:cs="Times New Roman" w:eastAsia="Times New Roman" w:hAnsi="Times New Roman"/>
                 <w:rtl w:val="0"/>
               </w:rPr>
               <w:t xml:space="preserve">GitHub Copilot, Claude Code, Spec-Driven Development</w:t>
@@ -791,10 +876,13 @@
           <w:p>
             <w:pPr>
               <w:jc w:val="both"/>
-              <w:rPr/>
+              <w:rPr>
+                <w:rFonts w:ascii="Times New Roman" w:cs="Times New Roman" w:eastAsia="Times New Roman" w:hAnsi="Times New Roman"/>
+              </w:rPr>
             </w:pPr>
             <w:r>
               <w:rPr>
+                <w:rFonts w:ascii="Times New Roman" w:cs="Times New Roman" w:eastAsia="Times New Roman" w:hAnsi="Times New Roman"/>
                 <w:b w:val="1"/>
                 <w:bCs w:val="1"/>
                 <w:color w:val="1b3a6b"/>
@@ -827,10 +915,13 @@
           <w:p>
             <w:pPr>
               <w:jc w:val="both"/>
-              <w:rPr/>
+              <w:rPr>
+                <w:rFonts w:ascii="Times New Roman" w:cs="Times New Roman" w:eastAsia="Times New Roman" w:hAnsi="Times New Roman"/>
+              </w:rPr>
             </w:pPr>
             <w:r>
               <w:rPr>
+                <w:rFonts w:ascii="Times New Roman" w:cs="Times New Roman" w:eastAsia="Times New Roman" w:hAnsi="Times New Roman"/>
                 <w:rtl w:val="0"/>
               </w:rPr>
               <w:t xml:space="preserve">Agile/Scrum, Cross-Functional Collaboration, AI-Assisted Engineering</w:t>
@@ -846,11 +937,13 @@
         </w:pBdr>
         <w:spacing w:after="60" w:before="240" w:lineRule="auto"/>
         <w:jc w:val="both"/>
-        <w:rPr/>
-      </w:pPr>
-      <w:r>
-        <w:rPr>
-          <w:rFonts w:ascii="Calibri" w:cs="Calibri" w:eastAsia="Calibri" w:hAnsi="Calibri"/>
+        <w:rPr>
+          <w:rFonts w:ascii="Times New Roman" w:cs="Times New Roman" w:eastAsia="Times New Roman" w:hAnsi="Times New Roman"/>
+        </w:rPr>
+      </w:pPr>
+      <w:r>
+        <w:rPr>
+          <w:rFonts w:ascii="Times New Roman" w:cs="Times New Roman" w:eastAsia="Times New Roman" w:hAnsi="Times New Roman"/>
           <w:b w:val="1"/>
           <w:bCs w:val="1"/>
           <w:color w:val="1b3a6b"/>
@@ -870,33 +963,13 @@
       <w:pPr>
         <w:spacing w:after="20" w:before="160" w:lineRule="auto"/>
         <w:jc w:val="both"/>
-        <w:rPr/>
-      </w:pPr>
-      <w:r>
-        <w:rPr>
-          <w:rFonts w:ascii="Calibri" w:cs="Calibri" w:eastAsia="Calibri" w:hAnsi="Calibri"/>
-          <w:b w:val="1"/>
-          <w:bCs w:val="1"/>
-          <w:color w:val="111827"/>
-          <w:sz w:val="22"/>
-          <w:szCs w:val="22"/>
-          <w:rtl w:val="0"/>
-        </w:rPr>
-        <w:t xml:space="preserve">Senior Software Engineer</w:t>
-      </w:r>
-      <w:r>
-        <w:rPr>
-          <w:rFonts w:ascii="Calibri" w:cs="Calibri" w:eastAsia="Calibri" w:hAnsi="Calibri"/>
-          <w:color w:val="6b7280"/>
-          <w:sz w:val="22"/>
-          <w:szCs w:val="22"/>
-          <w:rtl w:val="0"/>
-        </w:rPr>
-        <w:t xml:space="preserve">  |  </w:t>
-      </w:r>
-      <w:r>
-        <w:rPr>
-          <w:rFonts w:ascii="Calibri" w:cs="Calibri" w:eastAsia="Calibri" w:hAnsi="Calibri"/>
+        <w:rPr>
+          <w:rFonts w:ascii="Times New Roman" w:cs="Times New Roman" w:eastAsia="Times New Roman" w:hAnsi="Times New Roman"/>
+        </w:rPr>
+      </w:pPr>
+      <w:r>
+        <w:rPr>
+          <w:rFonts w:ascii="Times New Roman" w:cs="Times New Roman" w:eastAsia="Times New Roman" w:hAnsi="Times New Roman"/>
           <w:b w:val="1"/>
           <w:bCs w:val="1"/>
           <w:color w:val="2563eb"/>
@@ -916,30 +989,49 @@
       <w:pPr>
         <w:spacing w:after="80" w:before="0" w:lineRule="auto"/>
         <w:jc w:val="both"/>
-        <w:rPr/>
-      </w:pPr>
-      <w:r>
-        <w:rPr>
-          <w:rFonts w:ascii="Calibri" w:cs="Calibri" w:eastAsia="Calibri" w:hAnsi="Calibri"/>
+        <w:rPr>
+          <w:rFonts w:ascii="Times New Roman" w:cs="Times New Roman" w:eastAsia="Times New Roman" w:hAnsi="Times New Roman"/>
+          <w:b w:val="1"/>
+          <w:bCs w:val="1"/>
+        </w:rPr>
+      </w:pPr>
+      <w:r>
+        <w:rPr>
+          <w:rFonts w:ascii="Times New Roman" w:cs="Times New Roman" w:eastAsia="Times New Roman" w:hAnsi="Times New Roman"/>
+          <w:b w:val="1"/>
+          <w:bCs w:val="1"/>
+          <w:sz w:val="22"/>
+          <w:szCs w:val="22"/>
+          <w:rtl w:val="0"/>
+        </w:rPr>
+        <w:t xml:space="preserve">Senior Software Engineer - Alaska Airlines Project</w:t>
+      </w:r>
+      <w:r>
+        <w:rPr>
+          <w:rFonts w:ascii="Times New Roman" w:cs="Times New Roman" w:eastAsia="Times New Roman" w:hAnsi="Times New Roman"/>
+          <w:sz w:val="22"/>
+          <w:szCs w:val="22"/>
+          <w:rtl w:val="0"/>
+        </w:rPr>
+        <w:t xml:space="preserve"> </w:t>
+        <w:tab/>
+        <w:tab/>
+        <w:tab/>
+        <w:tab/>
+        <w:tab/>
+      </w:r>
+      <w:r>
+        <w:rPr>
+          <w:rFonts w:ascii="Times New Roman" w:cs="Times New Roman" w:eastAsia="Times New Roman" w:hAnsi="Times New Roman"/>
+          <w:b w:val="1"/>
+          <w:bCs w:val="1"/>
           <w:i w:val="1"/>
           <w:iCs w:val="1"/>
-          <w:color w:val="6b7280"/>
           <w:sz w:val="19"/>
           <w:szCs w:val="19"/>
           <w:rtl w:val="0"/>
         </w:rPr>
-        <w:t xml:space="preserve">Oct 2023 – </w:t>
-      </w:r>
-      <w:r>
-        <w:rPr>
-          <w:i w:val="1"/>
-          <w:iCs w:val="1"/>
-          <w:color w:val="6b7280"/>
-          <w:sz w:val="19"/>
-          <w:szCs w:val="19"/>
-          <w:rtl w:val="0"/>
-        </w:rPr>
-        <w:t xml:space="preserve">July 2026</w:t>
+        <w:t xml:space="preserve">Oct 2023 – Jul 2026</w:t>
       </w:r>
       <w:r>
         <w:rPr>
@@ -968,13 +1060,13 @@
         <w:spacing w:after="40" w:before="40" w:line="240" w:lineRule="auto"/>
         <w:ind w:left="480" w:right="0" w:hanging="240"/>
         <w:jc w:val="both"/>
-        <w:rPr/>
-      </w:pPr>
-      <w:r>
-        <w:rPr>
-          <w:rFonts w:ascii="Calibri" w:cs="Calibri" w:eastAsia="Calibri" w:hAnsi="Calibri"/>
-          <w:b w:val="0"/>
-          <w:bCs w:val="0"/>
+        <w:rPr>
+          <w:rFonts w:ascii="Times New Roman" w:cs="Times New Roman" w:eastAsia="Times New Roman" w:hAnsi="Times New Roman"/>
+        </w:rPr>
+      </w:pPr>
+      <w:r>
+        <w:rPr>
+          <w:rFonts w:ascii="Times New Roman" w:cs="Times New Roman" w:eastAsia="Times New Roman" w:hAnsi="Times New Roman"/>
           <w:i w:val="0"/>
           <w:iCs w:val="0"/>
           <w:smallCaps w:val="0"/>
@@ -988,6 +1080,11 @@
           <w:rtl w:val="0"/>
         </w:rPr>
         <w:t xml:space="preserve">Implemented Android-side features supporting the integration of Alaska Airlines and Hawaiian Airlines brands within the Passenger Service System (PSS), contributing to a seamless guest experience during the merger.</w:t>
+      </w:r>
+      <w:r>
+        <w:rPr>
+          <w:rtl w:val="0"/>
+        </w:rPr>
       </w:r>
     </w:p>
     <w:p>
@@ -1011,13 +1108,13 @@
         <w:spacing w:after="40" w:before="40" w:line="240" w:lineRule="auto"/>
         <w:ind w:left="480" w:right="0" w:hanging="240"/>
         <w:jc w:val="both"/>
-        <w:rPr/>
-      </w:pPr>
-      <w:r>
-        <w:rPr>
-          <w:rFonts w:ascii="Calibri" w:cs="Calibri" w:eastAsia="Calibri" w:hAnsi="Calibri"/>
-          <w:b w:val="0"/>
-          <w:bCs w:val="0"/>
+        <w:rPr>
+          <w:rFonts w:ascii="Times New Roman" w:cs="Times New Roman" w:eastAsia="Times New Roman" w:hAnsi="Times New Roman"/>
+        </w:rPr>
+      </w:pPr>
+      <w:r>
+        <w:rPr>
+          <w:rFonts w:ascii="Times New Roman" w:cs="Times New Roman" w:eastAsia="Times New Roman" w:hAnsi="Times New Roman"/>
           <w:i w:val="0"/>
           <w:iCs w:val="0"/>
           <w:smallCaps w:val="0"/>
@@ -1034,15 +1131,14 @@
       </w:r>
       <w:r>
         <w:rPr>
+          <w:rFonts w:ascii="Times New Roman" w:cs="Times New Roman" w:eastAsia="Times New Roman" w:hAnsi="Times New Roman"/>
           <w:rtl w:val="0"/>
         </w:rPr>
         <w:t xml:space="preserve">-</w:t>
       </w:r>
       <w:r>
         <w:rPr>
-          <w:rFonts w:ascii="Calibri" w:cs="Calibri" w:eastAsia="Calibri" w:hAnsi="Calibri"/>
-          <w:b w:val="0"/>
-          <w:bCs w:val="0"/>
+          <w:rFonts w:ascii="Times New Roman" w:cs="Times New Roman" w:eastAsia="Times New Roman" w:hAnsi="Times New Roman"/>
           <w:i w:val="0"/>
           <w:iCs w:val="0"/>
           <w:smallCaps w:val="0"/>
@@ -1059,15 +1155,14 @@
       </w:r>
       <w:r>
         <w:rPr>
+          <w:rFonts w:ascii="Times New Roman" w:cs="Times New Roman" w:eastAsia="Times New Roman" w:hAnsi="Times New Roman"/>
           <w:rtl w:val="0"/>
         </w:rPr>
         <w:t xml:space="preserve">-</w:t>
       </w:r>
       <w:r>
         <w:rPr>
-          <w:rFonts w:ascii="Calibri" w:cs="Calibri" w:eastAsia="Calibri" w:hAnsi="Calibri"/>
-          <w:b w:val="0"/>
-          <w:bCs w:val="0"/>
+          <w:rFonts w:ascii="Times New Roman" w:cs="Times New Roman" w:eastAsia="Times New Roman" w:hAnsi="Times New Roman"/>
           <w:i w:val="0"/>
           <w:iCs w:val="0"/>
           <w:smallCaps w:val="0"/>
@@ -1081,6 +1176,11 @@
           <w:rtl w:val="0"/>
         </w:rPr>
         <w:t xml:space="preserve"> and modernized boarding pass UX, resulting in faster boarding times and higher adoption rates.</w:t>
+      </w:r>
+      <w:r>
+        <w:rPr>
+          <w:rtl w:val="0"/>
+        </w:rPr>
       </w:r>
     </w:p>
     <w:p>
@@ -1104,13 +1204,13 @@
         <w:spacing w:after="40" w:before="40" w:line="240" w:lineRule="auto"/>
         <w:ind w:left="480" w:right="0" w:hanging="240"/>
         <w:jc w:val="both"/>
-        <w:rPr/>
-      </w:pPr>
-      <w:r>
-        <w:rPr>
-          <w:rFonts w:ascii="Calibri" w:cs="Calibri" w:eastAsia="Calibri" w:hAnsi="Calibri"/>
-          <w:b w:val="0"/>
-          <w:bCs w:val="0"/>
+        <w:rPr>
+          <w:rFonts w:ascii="Times New Roman" w:cs="Times New Roman" w:eastAsia="Times New Roman" w:hAnsi="Times New Roman"/>
+        </w:rPr>
+      </w:pPr>
+      <w:r>
+        <w:rPr>
+          <w:rFonts w:ascii="Times New Roman" w:cs="Times New Roman" w:eastAsia="Times New Roman" w:hAnsi="Times New Roman"/>
           <w:i w:val="0"/>
           <w:iCs w:val="0"/>
           <w:smallCaps w:val="0"/>
@@ -1124,6 +1224,11 @@
           <w:rtl w:val="0"/>
         </w:rPr>
         <w:t xml:space="preserve">Built dynamic seat promotion tiles, baggage management modules, and real-time engagement features using Airship Live Activities, streamlining operations and generating measurable ancillary revenue.</w:t>
+      </w:r>
+      <w:r>
+        <w:rPr>
+          <w:rtl w:val="0"/>
+        </w:rPr>
       </w:r>
     </w:p>
     <w:p>
@@ -1147,13 +1252,13 @@
         <w:spacing w:after="40" w:before="40" w:line="240" w:lineRule="auto"/>
         <w:ind w:left="480" w:right="0" w:hanging="240"/>
         <w:jc w:val="both"/>
-        <w:rPr/>
-      </w:pPr>
-      <w:r>
-        <w:rPr>
-          <w:rFonts w:ascii="Calibri" w:cs="Calibri" w:eastAsia="Calibri" w:hAnsi="Calibri"/>
-          <w:b w:val="0"/>
-          <w:bCs w:val="0"/>
+        <w:rPr>
+          <w:rFonts w:ascii="Times New Roman" w:cs="Times New Roman" w:eastAsia="Times New Roman" w:hAnsi="Times New Roman"/>
+        </w:rPr>
+      </w:pPr>
+      <w:r>
+        <w:rPr>
+          <w:rFonts w:ascii="Times New Roman" w:cs="Times New Roman" w:eastAsia="Times New Roman" w:hAnsi="Times New Roman"/>
           <w:i w:val="0"/>
           <w:iCs w:val="0"/>
           <w:smallCaps w:val="0"/>
@@ -1167,6 +1272,11 @@
           <w:rtl w:val="0"/>
         </w:rPr>
         <w:t xml:space="preserve">Architected a modular SDK to modernize check-in eligibility, improving portability across multiple client platforms and accelerating development cycles.</w:t>
+      </w:r>
+      <w:r>
+        <w:rPr>
+          <w:rtl w:val="0"/>
+        </w:rPr>
       </w:r>
     </w:p>
     <w:p>
@@ -1190,13 +1300,13 @@
         <w:spacing w:after="40" w:before="40" w:line="240" w:lineRule="auto"/>
         <w:ind w:left="480" w:right="0" w:hanging="240"/>
         <w:jc w:val="both"/>
-        <w:rPr/>
-      </w:pPr>
-      <w:r>
-        <w:rPr>
-          <w:rFonts w:ascii="Calibri" w:cs="Calibri" w:eastAsia="Calibri" w:hAnsi="Calibri"/>
-          <w:b w:val="0"/>
-          <w:bCs w:val="0"/>
+        <w:rPr>
+          <w:rFonts w:ascii="Times New Roman" w:cs="Times New Roman" w:eastAsia="Times New Roman" w:hAnsi="Times New Roman"/>
+        </w:rPr>
+      </w:pPr>
+      <w:r>
+        <w:rPr>
+          <w:rFonts w:ascii="Times New Roman" w:cs="Times New Roman" w:eastAsia="Times New Roman" w:hAnsi="Times New Roman"/>
           <w:i w:val="0"/>
           <w:iCs w:val="0"/>
           <w:smallCaps w:val="0"/>
@@ -1210,6 +1320,11 @@
           <w:rtl w:val="0"/>
         </w:rPr>
         <w:t xml:space="preserve">Hardened security posture by removing secrets from source code and managing them in CI/CD pipelines; implemented automated test coverage reporting via Azure DevOps and SonarQube, strengthening compliance and release reliability.</w:t>
+      </w:r>
+      <w:r>
+        <w:rPr>
+          <w:rtl w:val="0"/>
+        </w:rPr>
       </w:r>
     </w:p>
     <w:p>
@@ -1233,13 +1348,13 @@
         <w:spacing w:after="40" w:before="40" w:line="240" w:lineRule="auto"/>
         <w:ind w:left="480" w:right="0" w:hanging="240"/>
         <w:jc w:val="both"/>
-        <w:rPr/>
-      </w:pPr>
-      <w:r>
-        <w:rPr>
-          <w:rFonts w:ascii="Calibri" w:cs="Calibri" w:eastAsia="Calibri" w:hAnsi="Calibri"/>
-          <w:b w:val="0"/>
-          <w:bCs w:val="0"/>
+        <w:rPr>
+          <w:rFonts w:ascii="Times New Roman" w:cs="Times New Roman" w:eastAsia="Times New Roman" w:hAnsi="Times New Roman"/>
+        </w:rPr>
+      </w:pPr>
+      <w:r>
+        <w:rPr>
+          <w:rFonts w:ascii="Times New Roman" w:cs="Times New Roman" w:eastAsia="Times New Roman" w:hAnsi="Times New Roman"/>
           <w:i w:val="0"/>
           <w:iCs w:val="0"/>
           <w:smallCaps w:val="0"/>
@@ -1256,15 +1371,14 @@
       </w:r>
       <w:r>
         <w:rPr>
+          <w:rFonts w:ascii="Times New Roman" w:cs="Times New Roman" w:eastAsia="Times New Roman" w:hAnsi="Times New Roman"/>
           <w:rtl w:val="0"/>
         </w:rPr>
         <w:t xml:space="preserve">Auth0 </w:t>
       </w:r>
       <w:r>
         <w:rPr>
-          <w:rFonts w:ascii="Calibri" w:cs="Calibri" w:eastAsia="Calibri" w:hAnsi="Calibri"/>
-          <w:b w:val="0"/>
-          <w:bCs w:val="0"/>
+          <w:rFonts w:ascii="Times New Roman" w:cs="Times New Roman" w:eastAsia="Times New Roman" w:hAnsi="Times New Roman"/>
           <w:i w:val="0"/>
           <w:iCs w:val="0"/>
           <w:smallCaps w:val="0"/>
@@ -1278,6 +1392,11 @@
           <w:rtl w:val="0"/>
         </w:rPr>
         <w:t xml:space="preserve">identity provider integration on the Android platform as part of a cross-functional team effort, enabling enhanced authentication, security, and seamless user access.</w:t>
+      </w:r>
+      <w:r>
+        <w:rPr>
+          <w:rtl w:val="0"/>
+        </w:rPr>
       </w:r>
     </w:p>
     <w:p>
@@ -1301,13 +1420,13 @@
         <w:spacing w:after="40" w:before="40" w:line="240" w:lineRule="auto"/>
         <w:ind w:left="480" w:right="0" w:hanging="240"/>
         <w:jc w:val="both"/>
-        <w:rPr/>
-      </w:pPr>
-      <w:r>
-        <w:rPr>
-          <w:rFonts w:ascii="Calibri" w:cs="Calibri" w:eastAsia="Calibri" w:hAnsi="Calibri"/>
-          <w:b w:val="0"/>
-          <w:bCs w:val="0"/>
+        <w:rPr>
+          <w:rFonts w:ascii="Times New Roman" w:cs="Times New Roman" w:eastAsia="Times New Roman" w:hAnsi="Times New Roman"/>
+        </w:rPr>
+      </w:pPr>
+      <w:r>
+        <w:rPr>
+          <w:rFonts w:ascii="Times New Roman" w:cs="Times New Roman" w:eastAsia="Times New Roman" w:hAnsi="Times New Roman"/>
           <w:i w:val="0"/>
           <w:iCs w:val="0"/>
           <w:smallCaps w:val="0"/>
@@ -1321,6 +1440,11 @@
           <w:rtl w:val="0"/>
         </w:rPr>
         <w:t xml:space="preserve">Developed international compliance features including passport detail submission and lap infant declarations, simplifying regulatory workflows.</w:t>
+      </w:r>
+      <w:r>
+        <w:rPr>
+          <w:rtl w:val="0"/>
+        </w:rPr>
       </w:r>
     </w:p>
     <w:p>
@@ -1344,13 +1468,13 @@
         <w:spacing w:after="40" w:before="40" w:line="240" w:lineRule="auto"/>
         <w:ind w:left="480" w:right="0" w:hanging="240"/>
         <w:jc w:val="both"/>
-        <w:rPr/>
-      </w:pPr>
-      <w:r>
-        <w:rPr>
-          <w:rFonts w:ascii="Calibri" w:cs="Calibri" w:eastAsia="Calibri" w:hAnsi="Calibri"/>
-          <w:b w:val="0"/>
-          <w:bCs w:val="0"/>
+        <w:rPr>
+          <w:rFonts w:ascii="Times New Roman" w:cs="Times New Roman" w:eastAsia="Times New Roman" w:hAnsi="Times New Roman"/>
+        </w:rPr>
+      </w:pPr>
+      <w:r>
+        <w:rPr>
+          <w:rFonts w:ascii="Times New Roman" w:cs="Times New Roman" w:eastAsia="Times New Roman" w:hAnsi="Times New Roman"/>
           <w:i w:val="0"/>
           <w:iCs w:val="0"/>
           <w:smallCaps w:val="0"/>
@@ -1365,82 +1489,46 @@
         </w:rPr>
         <w:t xml:space="preserve">Leveraged GitHub Copilot to improve development throughput, code quality, and feature delivery velocity.</w:t>
       </w:r>
+      <w:r>
+        <w:rPr>
+          <w:rtl w:val="0"/>
+        </w:rPr>
+      </w:r>
     </w:p>
     <w:p>
       <w:pPr>
         <w:spacing w:after="40" w:before="80" w:lineRule="auto"/>
-        <w:jc w:val="both"/>
-        <w:rPr/>
-      </w:pPr>
-      <w:r>
-        <w:rPr>
-          <w:rFonts w:ascii="Calibri" w:cs="Calibri" w:eastAsia="Calibri" w:hAnsi="Calibri"/>
+        <w:ind w:left="0" w:firstLine="0"/>
+        <w:jc w:val="both"/>
+        <w:rPr>
+          <w:rFonts w:ascii="Times New Roman" w:cs="Times New Roman" w:eastAsia="Times New Roman" w:hAnsi="Times New Roman"/>
+          <w:sz w:val="18"/>
+          <w:szCs w:val="18"/>
+        </w:rPr>
+      </w:pPr>
+      <w:r>
+        <w:rPr>
+          <w:rFonts w:ascii="Times New Roman" w:cs="Times New Roman" w:eastAsia="Times New Roman" w:hAnsi="Times New Roman"/>
           <w:b w:val="1"/>
           <w:bCs w:val="1"/>
           <w:color w:val="1b3a6b"/>
-          <w:sz w:val="19"/>
-          <w:szCs w:val="19"/>
+          <w:sz w:val="18"/>
+          <w:szCs w:val="18"/>
           <w:rtl w:val="0"/>
         </w:rPr>
         <w:t xml:space="preserve">Tech Stack: </w:t>
       </w:r>
       <w:r>
         <w:rPr>
-          <w:rFonts w:ascii="Calibri" w:cs="Calibri" w:eastAsia="Calibri" w:hAnsi="Calibri"/>
+          <w:rFonts w:ascii="Times New Roman" w:cs="Times New Roman" w:eastAsia="Times New Roman" w:hAnsi="Times New Roman"/>
           <w:i w:val="1"/>
           <w:iCs w:val="1"/>
-          <w:color w:val="6b7280"/>
-          <w:sz w:val="19"/>
-          <w:szCs w:val="19"/>
-          <w:rtl w:val="0"/>
-        </w:rPr>
-        <w:t xml:space="preserve">Android (Java, Kotlin, XML, Jetpack Compose), MVVM</w:t>
-      </w:r>
-      <w:r>
-        <w:rPr>
-          <w:i w:val="1"/>
-          <w:iCs w:val="1"/>
-          <w:color w:val="6b7280"/>
-          <w:sz w:val="19"/>
-          <w:szCs w:val="19"/>
-          <w:rtl w:val="0"/>
-        </w:rPr>
-        <w:t xml:space="preserve">, </w:t>
-      </w:r>
-      <w:r>
-        <w:rPr>
-          <w:rFonts w:ascii="Calibri" w:cs="Calibri" w:eastAsia="Calibri" w:hAnsi="Calibri"/>
-          <w:i w:val="1"/>
-          <w:iCs w:val="1"/>
-          <w:color w:val="6b7280"/>
-          <w:sz w:val="19"/>
-          <w:szCs w:val="19"/>
-          <w:rtl w:val="0"/>
-        </w:rPr>
-        <w:t xml:space="preserve">MVI</w:t>
-      </w:r>
-      <w:r>
-        <w:rPr>
-          <w:i w:val="1"/>
-          <w:iCs w:val="1"/>
-          <w:color w:val="6b7280"/>
-          <w:sz w:val="19"/>
-          <w:szCs w:val="19"/>
-          <w:rtl w:val="0"/>
-        </w:rPr>
-        <w:t xml:space="preserve">, </w:t>
-      </w:r>
-      <w:r>
-        <w:rPr>
-          <w:rFonts w:ascii="Calibri" w:cs="Calibri" w:eastAsia="Calibri" w:hAnsi="Calibri"/>
-          <w:i w:val="1"/>
-          <w:iCs w:val="1"/>
-          <w:color w:val="6b7280"/>
-          <w:sz w:val="19"/>
-          <w:szCs w:val="19"/>
-          <w:rtl w:val="0"/>
-        </w:rPr>
-        <w:t xml:space="preserve">SonarQube, Optimizely, Auth0, Airship, GitHub, Azure DevOps, CI/CD</w:t>
+          <w:color w:val="444444"/>
+          <w:sz w:val="18"/>
+          <w:szCs w:val="18"/>
+          <w:rtl w:val="0"/>
+        </w:rPr>
+        <w:t xml:space="preserve">Android (Java, Kotlin, XML, Jetpack Compose), (MVVM, MVI, Modular Design), (Angular, TypeScript, Bootstrap), SonarQube, Optimizely, Auth0, Airship, GitHub, Azure DevOps, CI/CD</w:t>
       </w:r>
       <w:r>
         <w:rPr>
@@ -1452,33 +1540,13 @@
       <w:pPr>
         <w:spacing w:after="20" w:before="160" w:lineRule="auto"/>
         <w:jc w:val="both"/>
-        <w:rPr/>
-      </w:pPr>
-      <w:r>
-        <w:rPr>
-          <w:rFonts w:ascii="Calibri" w:cs="Calibri" w:eastAsia="Calibri" w:hAnsi="Calibri"/>
-          <w:b w:val="1"/>
-          <w:bCs w:val="1"/>
-          <w:color w:val="111827"/>
-          <w:sz w:val="22"/>
-          <w:szCs w:val="22"/>
-          <w:rtl w:val="0"/>
-        </w:rPr>
-        <w:t xml:space="preserve">Senior Full Stack Developer</w:t>
-      </w:r>
-      <w:r>
-        <w:rPr>
-          <w:rFonts w:ascii="Calibri" w:cs="Calibri" w:eastAsia="Calibri" w:hAnsi="Calibri"/>
-          <w:color w:val="6b7280"/>
-          <w:sz w:val="22"/>
-          <w:szCs w:val="22"/>
-          <w:rtl w:val="0"/>
-        </w:rPr>
-        <w:t xml:space="preserve">  |  </w:t>
-      </w:r>
-      <w:r>
-        <w:rPr>
-          <w:rFonts w:ascii="Calibri" w:cs="Calibri" w:eastAsia="Calibri" w:hAnsi="Calibri"/>
+        <w:rPr>
+          <w:rFonts w:ascii="Times New Roman" w:cs="Times New Roman" w:eastAsia="Times New Roman" w:hAnsi="Times New Roman"/>
+        </w:rPr>
+      </w:pPr>
+      <w:r>
+        <w:rPr>
+          <w:rFonts w:ascii="Times New Roman" w:cs="Times New Roman" w:eastAsia="Times New Roman" w:hAnsi="Times New Roman"/>
           <w:b w:val="1"/>
           <w:bCs w:val="1"/>
           <w:color w:val="2563eb"/>
@@ -1486,7 +1554,7 @@
           <w:szCs w:val="22"/>
           <w:rtl w:val="0"/>
         </w:rPr>
-        <w:t xml:space="preserve">Migo Entertainment Inc. ID</w:t>
+        <w:t xml:space="preserve">Migo Entertainment Inc. | PH &amp; ID </w:t>
       </w:r>
       <w:r>
         <w:rPr>
@@ -1498,14 +1566,39 @@
       <w:pPr>
         <w:spacing w:after="80" w:before="0" w:lineRule="auto"/>
         <w:jc w:val="both"/>
-        <w:rPr/>
-      </w:pPr>
-      <w:r>
-        <w:rPr>
-          <w:rFonts w:ascii="Calibri" w:cs="Calibri" w:eastAsia="Calibri" w:hAnsi="Calibri"/>
+        <w:rPr>
+          <w:rFonts w:ascii="Times New Roman" w:cs="Times New Roman" w:eastAsia="Times New Roman" w:hAnsi="Times New Roman"/>
+          <w:b w:val="1"/>
+          <w:bCs w:val="1"/>
+        </w:rPr>
+      </w:pPr>
+      <w:r>
+        <w:rPr>
+          <w:rFonts w:ascii="Times New Roman" w:cs="Times New Roman" w:eastAsia="Times New Roman" w:hAnsi="Times New Roman"/>
+          <w:b w:val="1"/>
+          <w:bCs w:val="1"/>
+          <w:sz w:val="22"/>
+          <w:szCs w:val="22"/>
+          <w:rtl w:val="0"/>
+        </w:rPr>
+        <w:t xml:space="preserve">Senior Full Stack Developer  </w:t>
+        <w:tab/>
+        <w:tab/>
+        <w:tab/>
+        <w:tab/>
+        <w:tab/>
+        <w:tab/>
+        <w:tab/>
+        <w:tab/>
+        <w:t xml:space="preserve"> </w:t>
+      </w:r>
+      <w:r>
+        <w:rPr>
+          <w:rFonts w:ascii="Times New Roman" w:cs="Times New Roman" w:eastAsia="Times New Roman" w:hAnsi="Times New Roman"/>
+          <w:b w:val="1"/>
+          <w:bCs w:val="1"/>
           <w:i w:val="1"/>
           <w:iCs w:val="1"/>
-          <w:color w:val="6b7280"/>
           <w:sz w:val="19"/>
           <w:szCs w:val="19"/>
           <w:rtl w:val="0"/>
@@ -1539,18 +1632,16 @@
         <w:spacing w:after="40" w:before="40" w:line="240" w:lineRule="auto"/>
         <w:ind w:left="480" w:right="0" w:hanging="240"/>
         <w:jc w:val="both"/>
-        <w:rPr/>
-      </w:pPr>
-      <w:r>
-        <w:rPr>
-          <w:rtl w:val="0"/>
-        </w:rPr>
-        <w:t xml:space="preserve">Designed, developed, and maintained the in‑house Agency Tool, an incentive program platform that boosted company sales by 25% and generated income for 3,000+ agents. Solely owned mobile app (Android/Kotlin) and contributed to backend (Node.js/Express, PostgreSQL) and frontend (Angular). </w:t>
-      </w:r>
-      <w:r>
-        <w:rPr>
-          <w:rtl w:val="0"/>
-        </w:rPr>
+        <w:rPr>
+          <w:rFonts w:ascii="Times New Roman" w:cs="Times New Roman" w:eastAsia="Times New Roman" w:hAnsi="Times New Roman"/>
+        </w:rPr>
+      </w:pPr>
+      <w:r>
+        <w:rPr>
+          <w:rFonts w:ascii="Times New Roman" w:cs="Times New Roman" w:eastAsia="Times New Roman" w:hAnsi="Times New Roman"/>
+          <w:rtl w:val="0"/>
+        </w:rPr>
+        <w:t xml:space="preserve">Designed, developed, and solely owned the in-house Agency Tool mobile app (Android/Kotlin), an incentive program platform that boosted company sales by 25% and generated income for 3,000+ agents, bridging it with backend services (Node.js/Express, PostgreSQL) and frontend (Angular/TypeScript, Bootstrap).</w:t>
       </w:r>
     </w:p>
     <w:p>
@@ -1574,18 +1665,16 @@
         <w:spacing w:after="40" w:before="40" w:line="240" w:lineRule="auto"/>
         <w:ind w:left="480" w:right="0" w:hanging="240"/>
         <w:jc w:val="both"/>
-        <w:rPr/>
-      </w:pPr>
-      <w:r>
-        <w:rPr>
-          <w:rtl w:val="0"/>
-        </w:rPr>
-        <w:t xml:space="preserve">Digitalized the retailer partner contract signing and management process, enabling the RTM team to increase field‑signed contracts by 15%. Solely owned mobile app (Android/Kotlin) and contributed to backend services (Node.js/Express, PostgreSQL). </w:t>
-      </w:r>
-      <w:r>
-        <w:rPr>
-          <w:rtl w:val="0"/>
-        </w:rPr>
+        <w:rPr>
+          <w:rFonts w:ascii="Times New Roman" w:cs="Times New Roman" w:eastAsia="Times New Roman" w:hAnsi="Times New Roman"/>
+        </w:rPr>
+      </w:pPr>
+      <w:r>
+        <w:rPr>
+          <w:rFonts w:ascii="Times New Roman" w:cs="Times New Roman" w:eastAsia="Times New Roman" w:hAnsi="Times New Roman"/>
+          <w:rtl w:val="0"/>
+        </w:rPr>
+        <w:t xml:space="preserve">Digitalized the retailer partner contract signing and management process, enabling the RTM team to increase field-signed contracts by 15%. Solely owned the mobile app (Android/Kotlin), bridging it with backend services (Node.js/Express, PostgreSQL). </w:t>
       </w:r>
     </w:p>
     <w:p>
@@ -1609,13 +1698,13 @@
         <w:spacing w:after="40" w:before="40" w:line="240" w:lineRule="auto"/>
         <w:ind w:left="480" w:right="0" w:hanging="240"/>
         <w:jc w:val="both"/>
-        <w:rPr/>
-      </w:pPr>
-      <w:r>
-        <w:rPr>
-          <w:rFonts w:ascii="Calibri" w:cs="Calibri" w:eastAsia="Calibri" w:hAnsi="Calibri"/>
-          <w:b w:val="0"/>
-          <w:bCs w:val="0"/>
+        <w:rPr>
+          <w:rFonts w:ascii="Times New Roman" w:cs="Times New Roman" w:eastAsia="Times New Roman" w:hAnsi="Times New Roman"/>
+        </w:rPr>
+      </w:pPr>
+      <w:r>
+        <w:rPr>
+          <w:rFonts w:ascii="Times New Roman" w:cs="Times New Roman" w:eastAsia="Times New Roman" w:hAnsi="Times New Roman"/>
           <w:i w:val="0"/>
           <w:iCs w:val="0"/>
           <w:smallCaps w:val="0"/>
@@ -1629,6 +1718,11 @@
           <w:rtl w:val="0"/>
         </w:rPr>
         <w:t xml:space="preserve">Partnered with product managers to gather requirements, propose technical and UX solutions, and deliver accurate project timelines.</w:t>
+      </w:r>
+      <w:r>
+        <w:rPr>
+          <w:rtl w:val="0"/>
+        </w:rPr>
       </w:r>
     </w:p>
     <w:p>
@@ -1652,13 +1746,13 @@
         <w:spacing w:after="40" w:before="40" w:line="240" w:lineRule="auto"/>
         <w:ind w:left="480" w:right="0" w:hanging="240"/>
         <w:jc w:val="both"/>
-        <w:rPr/>
-      </w:pPr>
-      <w:r>
-        <w:rPr>
-          <w:rFonts w:ascii="Calibri" w:cs="Calibri" w:eastAsia="Calibri" w:hAnsi="Calibri"/>
-          <w:b w:val="0"/>
-          <w:bCs w:val="0"/>
+        <w:rPr>
+          <w:rFonts w:ascii="Times New Roman" w:cs="Times New Roman" w:eastAsia="Times New Roman" w:hAnsi="Times New Roman"/>
+        </w:rPr>
+      </w:pPr>
+      <w:r>
+        <w:rPr>
+          <w:rFonts w:ascii="Times New Roman" w:cs="Times New Roman" w:eastAsia="Times New Roman" w:hAnsi="Times New Roman"/>
           <w:i w:val="0"/>
           <w:iCs w:val="0"/>
           <w:smallCaps w:val="0"/>
@@ -1672,6 +1766,11 @@
           <w:rtl w:val="0"/>
         </w:rPr>
         <w:t xml:space="preserve">Conducted UAT to validate UI/UX alignment with end-user expectations, reducing post-release defects and improving feature adoption.</w:t>
+      </w:r>
+      <w:r>
+        <w:rPr>
+          <w:rtl w:val="0"/>
+        </w:rPr>
       </w:r>
     </w:p>
     <w:p>
@@ -1695,13 +1794,13 @@
         <w:spacing w:after="40" w:before="40" w:line="240" w:lineRule="auto"/>
         <w:ind w:left="480" w:right="0" w:hanging="240"/>
         <w:jc w:val="both"/>
-        <w:rPr/>
-      </w:pPr>
-      <w:r>
-        <w:rPr>
-          <w:rFonts w:ascii="Calibri" w:cs="Calibri" w:eastAsia="Calibri" w:hAnsi="Calibri"/>
-          <w:b w:val="0"/>
-          <w:bCs w:val="0"/>
+        <w:rPr>
+          <w:rFonts w:ascii="Times New Roman" w:cs="Times New Roman" w:eastAsia="Times New Roman" w:hAnsi="Times New Roman"/>
+        </w:rPr>
+      </w:pPr>
+      <w:r>
+        <w:rPr>
+          <w:rFonts w:ascii="Times New Roman" w:cs="Times New Roman" w:eastAsia="Times New Roman" w:hAnsi="Times New Roman"/>
           <w:i w:val="0"/>
           <w:iCs w:val="0"/>
           <w:smallCaps w:val="0"/>
@@ -1716,124 +1815,87 @@
         </w:rPr>
         <w:t xml:space="preserve">Monitored application stability, performed root cause analysis, and implemented long-term performance improvements.</w:t>
       </w:r>
+      <w:r>
+        <w:rPr>
+          <w:rtl w:val="0"/>
+        </w:rPr>
+      </w:r>
     </w:p>
     <w:p>
       <w:pPr>
         <w:spacing w:after="40" w:before="80" w:lineRule="auto"/>
         <w:jc w:val="both"/>
-        <w:rPr/>
-      </w:pPr>
-      <w:r>
-        <w:rPr>
-          <w:rFonts w:ascii="Calibri" w:cs="Calibri" w:eastAsia="Calibri" w:hAnsi="Calibri"/>
+        <w:rPr>
+          <w:rFonts w:ascii="Times New Roman" w:cs="Times New Roman" w:eastAsia="Times New Roman" w:hAnsi="Times New Roman"/>
+          <w:i w:val="1"/>
+          <w:iCs w:val="1"/>
+          <w:color w:val="6b7280"/>
+        </w:rPr>
+      </w:pPr>
+      <w:r>
+        <w:rPr>
+          <w:rFonts w:ascii="Times New Roman" w:cs="Times New Roman" w:eastAsia="Times New Roman" w:hAnsi="Times New Roman"/>
           <w:b w:val="1"/>
           <w:bCs w:val="1"/>
           <w:color w:val="1b3a6b"/>
-          <w:sz w:val="19"/>
-          <w:szCs w:val="19"/>
           <w:rtl w:val="0"/>
         </w:rPr>
         <w:t xml:space="preserve">Tech Stack: </w:t>
       </w:r>
       <w:r>
         <w:rPr>
-          <w:rFonts w:ascii="Calibri" w:cs="Calibri" w:eastAsia="Calibri" w:hAnsi="Calibri"/>
+          <w:rFonts w:ascii="Times New Roman" w:cs="Times New Roman" w:eastAsia="Times New Roman" w:hAnsi="Times New Roman"/>
           <w:i w:val="1"/>
           <w:iCs w:val="1"/>
-          <w:color w:val="6b7280"/>
-          <w:sz w:val="19"/>
-          <w:szCs w:val="19"/>
-          <w:rtl w:val="0"/>
-        </w:rPr>
-        <w:t xml:space="preserve">Android (Kotlin, XML),</w:t>
-      </w:r>
-      <w:r>
-        <w:rPr>
+          <w:color w:val="444444"/>
+          <w:sz w:val="18"/>
+          <w:szCs w:val="18"/>
+          <w:rtl w:val="0"/>
+        </w:rPr>
+        <w:t xml:space="preserve">Android (Kotlin, XML), (Angular, TypeScript, Bootstrap), (Node.js/Express, PostgreSQL), GitLab, GitHub Actions, CI/CD</w:t>
+      </w:r>
+      <w:r>
+        <w:rPr>
+          <w:rtl w:val="0"/>
+        </w:rPr>
+      </w:r>
+    </w:p>
+    <w:p>
+      <w:pPr>
+        <w:spacing w:after="20" w:before="160" w:lineRule="auto"/>
+        <w:jc w:val="both"/>
+        <w:rPr>
+          <w:rFonts w:ascii="Times New Roman" w:cs="Times New Roman" w:eastAsia="Times New Roman" w:hAnsi="Times New Roman"/>
+          <w:b w:val="1"/>
+          <w:bCs w:val="1"/>
+        </w:rPr>
+      </w:pPr>
+      <w:r>
+        <w:rPr>
+          <w:rFonts w:ascii="Times New Roman" w:cs="Times New Roman" w:eastAsia="Times New Roman" w:hAnsi="Times New Roman"/>
+          <w:b w:val="1"/>
+          <w:bCs w:val="1"/>
+          <w:sz w:val="22"/>
+          <w:szCs w:val="22"/>
+          <w:rtl w:val="0"/>
+        </w:rPr>
+        <w:t xml:space="preserve">Senior Android Developer </w:t>
+        <w:tab/>
+        <w:tab/>
+        <w:tab/>
+        <w:tab/>
+        <w:tab/>
+        <w:tab/>
+        <w:tab/>
+        <w:tab/>
+      </w:r>
+      <w:r>
+        <w:rPr>
+          <w:rFonts w:ascii="Times New Roman" w:cs="Times New Roman" w:eastAsia="Times New Roman" w:hAnsi="Times New Roman"/>
+          <w:b w:val="1"/>
+          <w:bCs w:val="1"/>
           <w:i w:val="1"/>
           <w:iCs w:val="1"/>
-          <w:color w:val="6b7280"/>
-          <w:sz w:val="19"/>
-          <w:szCs w:val="19"/>
-          <w:rtl w:val="0"/>
-        </w:rPr>
-        <w:t xml:space="preserve"> </w:t>
-      </w:r>
-      <w:r>
-        <w:rPr>
-          <w:rFonts w:ascii="Calibri" w:cs="Calibri" w:eastAsia="Calibri" w:hAnsi="Calibri"/>
-          <w:i w:val="1"/>
-          <w:iCs w:val="1"/>
-          <w:color w:val="6b7280"/>
-          <w:sz w:val="19"/>
-          <w:szCs w:val="19"/>
-          <w:rtl w:val="0"/>
-        </w:rPr>
-        <w:t xml:space="preserve">Angular, Node.js, Express, PostgreSQL, GitLab, GitHub, CI/CD</w:t>
-      </w:r>
-      <w:r>
-        <w:rPr>
-          <w:rtl w:val="0"/>
-        </w:rPr>
-      </w:r>
-    </w:p>
-    <w:p>
-      <w:pPr>
-        <w:spacing w:after="20" w:before="160" w:lineRule="auto"/>
-        <w:jc w:val="both"/>
-        <w:rPr/>
-      </w:pPr>
-      <w:r>
-        <w:rPr>
-          <w:rFonts w:ascii="Calibri" w:cs="Calibri" w:eastAsia="Calibri" w:hAnsi="Calibri"/>
-          <w:b w:val="1"/>
-          <w:bCs w:val="1"/>
-          <w:color w:val="111827"/>
-          <w:sz w:val="22"/>
-          <w:szCs w:val="22"/>
-          <w:rtl w:val="0"/>
-        </w:rPr>
-        <w:t xml:space="preserve">Senior Android Developer</w:t>
-      </w:r>
-      <w:r>
-        <w:rPr>
-          <w:rFonts w:ascii="Calibri" w:cs="Calibri" w:eastAsia="Calibri" w:hAnsi="Calibri"/>
-          <w:color w:val="6b7280"/>
-          <w:sz w:val="22"/>
-          <w:szCs w:val="22"/>
-          <w:rtl w:val="0"/>
-        </w:rPr>
-        <w:t xml:space="preserve">  |  </w:t>
-      </w:r>
-      <w:r>
-        <w:rPr>
-          <w:rFonts w:ascii="Calibri" w:cs="Calibri" w:eastAsia="Calibri" w:hAnsi="Calibri"/>
-          <w:b w:val="1"/>
-          <w:bCs w:val="1"/>
-          <w:color w:val="2563eb"/>
-          <w:sz w:val="22"/>
-          <w:szCs w:val="22"/>
-          <w:rtl w:val="0"/>
-        </w:rPr>
-        <w:t xml:space="preserve">Migo Entertainment Inc. ID</w:t>
-      </w:r>
-      <w:r>
-        <w:rPr>
-          <w:rtl w:val="0"/>
-        </w:rPr>
-      </w:r>
-    </w:p>
-    <w:p>
-      <w:pPr>
-        <w:spacing w:after="80" w:before="0" w:lineRule="auto"/>
-        <w:jc w:val="both"/>
-        <w:rPr/>
-      </w:pPr>
-      <w:r>
-        <w:rPr>
-          <w:rFonts w:ascii="Calibri" w:cs="Calibri" w:eastAsia="Calibri" w:hAnsi="Calibri"/>
-          <w:i w:val="1"/>
-          <w:iCs w:val="1"/>
-          <w:color w:val="6b7280"/>
           <w:sz w:val="19"/>
           <w:szCs w:val="19"/>
           <w:rtl w:val="0"/>
@@ -1867,18 +1929,16 @@
         <w:spacing w:after="40" w:before="40" w:line="240" w:lineRule="auto"/>
         <w:ind w:left="480" w:right="0" w:hanging="240"/>
         <w:jc w:val="both"/>
-        <w:rPr/>
-      </w:pPr>
-      <w:r>
-        <w:rPr>
-          <w:rtl w:val="0"/>
-        </w:rPr>
-        <w:t xml:space="preserve">Built and maintained the in‑house Ticketing System, reducing operational costs by USD 1,000/month. Solely owned mobile app (Android/Kotlin) and contributed to backend (Node.js/Express, Firebase) and frontend modules (Angular). </w:t>
-      </w:r>
-      <w:r>
-        <w:rPr>
-          <w:rtl w:val="0"/>
-        </w:rPr>
+        <w:rPr>
+          <w:rFonts w:ascii="Times New Roman" w:cs="Times New Roman" w:eastAsia="Times New Roman" w:hAnsi="Times New Roman"/>
+        </w:rPr>
+      </w:pPr>
+      <w:r>
+        <w:rPr>
+          <w:rFonts w:ascii="Times New Roman" w:cs="Times New Roman" w:eastAsia="Times New Roman" w:hAnsi="Times New Roman"/>
+          <w:rtl w:val="0"/>
+        </w:rPr>
+        <w:t xml:space="preserve">Built and maintained the in-house Ticketing System, reducing operational costs by USD 1,000/month. Solely owned the mobile app (Android/Kotlin), bridging it with backend (Node.js/Express, Firebase) and frontend modules  (Angular/TypeScript, Bootstrap). </w:t>
       </w:r>
     </w:p>
     <w:p>
@@ -1902,13 +1962,13 @@
         <w:spacing w:after="40" w:before="40" w:line="240" w:lineRule="auto"/>
         <w:ind w:left="480" w:right="0" w:hanging="240"/>
         <w:jc w:val="both"/>
-        <w:rPr/>
-      </w:pPr>
-      <w:r>
-        <w:rPr>
-          <w:rFonts w:ascii="Calibri" w:cs="Calibri" w:eastAsia="Calibri" w:hAnsi="Calibri"/>
-          <w:b w:val="0"/>
-          <w:bCs w:val="0"/>
+        <w:rPr>
+          <w:rFonts w:ascii="Times New Roman" w:cs="Times New Roman" w:eastAsia="Times New Roman" w:hAnsi="Times New Roman"/>
+        </w:rPr>
+      </w:pPr>
+      <w:r>
+        <w:rPr>
+          <w:rFonts w:ascii="Times New Roman" w:cs="Times New Roman" w:eastAsia="Times New Roman" w:hAnsi="Times New Roman"/>
           <w:i w:val="0"/>
           <w:iCs w:val="0"/>
           <w:smallCaps w:val="0"/>
@@ -1922,6 +1982,11 @@
           <w:rtl w:val="0"/>
         </w:rPr>
         <w:t xml:space="preserve">Built and maintained a messaging backend service serving as a unified communication platform across multiple internal applications, improving collaboration and reliability.</w:t>
+      </w:r>
+      <w:r>
+        <w:rPr>
+          <w:rtl w:val="0"/>
+        </w:rPr>
       </w:r>
     </w:p>
     <w:p>
@@ -1945,13 +2010,13 @@
         <w:spacing w:after="40" w:before="40" w:line="240" w:lineRule="auto"/>
         <w:ind w:left="480" w:right="0" w:hanging="240"/>
         <w:jc w:val="both"/>
-        <w:rPr/>
-      </w:pPr>
-      <w:r>
-        <w:rPr>
-          <w:rFonts w:ascii="Calibri" w:cs="Calibri" w:eastAsia="Calibri" w:hAnsi="Calibri"/>
-          <w:b w:val="0"/>
-          <w:bCs w:val="0"/>
+        <w:rPr>
+          <w:rFonts w:ascii="Times New Roman" w:cs="Times New Roman" w:eastAsia="Times New Roman" w:hAnsi="Times New Roman"/>
+        </w:rPr>
+      </w:pPr>
+      <w:r>
+        <w:rPr>
+          <w:rFonts w:ascii="Times New Roman" w:cs="Times New Roman" w:eastAsia="Times New Roman" w:hAnsi="Times New Roman"/>
           <w:i w:val="0"/>
           <w:iCs w:val="0"/>
           <w:smallCaps w:val="0"/>
@@ -1966,36 +2031,45 @@
         </w:rPr>
         <w:t xml:space="preserve">Implemented CI/CD pipelines for mobile and web deployments, reducing release cycles and increasing deployment efficiency.</w:t>
       </w:r>
+      <w:r>
+        <w:rPr>
+          <w:rtl w:val="0"/>
+        </w:rPr>
+      </w:r>
     </w:p>
     <w:p>
       <w:pPr>
         <w:spacing w:after="40" w:before="80" w:lineRule="auto"/>
         <w:jc w:val="both"/>
-        <w:rPr/>
-      </w:pPr>
-      <w:r>
-        <w:rPr>
-          <w:rFonts w:ascii="Calibri" w:cs="Calibri" w:eastAsia="Calibri" w:hAnsi="Calibri"/>
+        <w:rPr>
+          <w:rFonts w:ascii="Times New Roman" w:cs="Times New Roman" w:eastAsia="Times New Roman" w:hAnsi="Times New Roman"/>
+          <w:sz w:val="18"/>
+          <w:szCs w:val="18"/>
+        </w:rPr>
+      </w:pPr>
+      <w:r>
+        <w:rPr>
+          <w:rFonts w:ascii="Times New Roman" w:cs="Times New Roman" w:eastAsia="Times New Roman" w:hAnsi="Times New Roman"/>
           <w:b w:val="1"/>
           <w:bCs w:val="1"/>
           <w:color w:val="1b3a6b"/>
-          <w:sz w:val="19"/>
-          <w:szCs w:val="19"/>
+          <w:sz w:val="18"/>
+          <w:szCs w:val="18"/>
           <w:rtl w:val="0"/>
         </w:rPr>
         <w:t xml:space="preserve">Tech Stack: </w:t>
       </w:r>
       <w:r>
         <w:rPr>
-          <w:rFonts w:ascii="Calibri" w:cs="Calibri" w:eastAsia="Calibri" w:hAnsi="Calibri"/>
+          <w:rFonts w:ascii="Times New Roman" w:cs="Times New Roman" w:eastAsia="Times New Roman" w:hAnsi="Times New Roman"/>
           <w:i w:val="1"/>
           <w:iCs w:val="1"/>
-          <w:color w:val="6b7280"/>
-          <w:sz w:val="19"/>
-          <w:szCs w:val="19"/>
-          <w:rtl w:val="0"/>
-        </w:rPr>
-        <w:t xml:space="preserve">Android (Kotlin, XML), Angular, Node.js, Express, Firebase (Hosting, Functions, Firestore, Auth, Storage, BigQuery, Data Studio), GitLab</w:t>
+          <w:color w:val="444444"/>
+          <w:sz w:val="18"/>
+          <w:szCs w:val="18"/>
+          <w:rtl w:val="0"/>
+        </w:rPr>
+        <w:t xml:space="preserve">Android (Kotlin, XML), (Angular, TypeScript, Bootstrap), (Node.js/Express, PostgreSQL), Firebase (Hosting, Functions, Firestore, Auth, Storage, BigQuery, Data Studio), GitLab, GitHub Actions, CI/CD</w:t>
       </w:r>
       <w:r>
         <w:rPr>
@@ -2007,60 +2081,39 @@
       <w:pPr>
         <w:spacing w:after="20" w:before="160" w:lineRule="auto"/>
         <w:jc w:val="both"/>
-        <w:rPr/>
-      </w:pPr>
-      <w:r>
-        <w:rPr>
-          <w:rFonts w:ascii="Calibri" w:cs="Calibri" w:eastAsia="Calibri" w:hAnsi="Calibri"/>
+        <w:rPr>
+          <w:rFonts w:ascii="Times New Roman" w:cs="Times New Roman" w:eastAsia="Times New Roman" w:hAnsi="Times New Roman"/>
           <w:b w:val="1"/>
           <w:bCs w:val="1"/>
-          <w:color w:val="111827"/>
+        </w:rPr>
+      </w:pPr>
+      <w:r>
+        <w:rPr>
+          <w:rFonts w:ascii="Times New Roman" w:cs="Times New Roman" w:eastAsia="Times New Roman" w:hAnsi="Times New Roman"/>
+          <w:b w:val="1"/>
+          <w:bCs w:val="1"/>
           <w:sz w:val="22"/>
           <w:szCs w:val="22"/>
           <w:rtl w:val="0"/>
         </w:rPr>
         <w:t xml:space="preserve">Android Developer</w:t>
-      </w:r>
-      <w:r>
-        <w:rPr>
-          <w:rFonts w:ascii="Calibri" w:cs="Calibri" w:eastAsia="Calibri" w:hAnsi="Calibri"/>
-          <w:color w:val="6b7280"/>
-          <w:sz w:val="22"/>
-          <w:szCs w:val="22"/>
-          <w:rtl w:val="0"/>
-        </w:rPr>
-        <w:t xml:space="preserve">  |  </w:t>
-      </w:r>
-      <w:r>
-        <w:rPr>
-          <w:rFonts w:ascii="Calibri" w:cs="Calibri" w:eastAsia="Calibri" w:hAnsi="Calibri"/>
+        <w:tab/>
+        <w:tab/>
+        <w:tab/>
+        <w:tab/>
+        <w:tab/>
+        <w:tab/>
+        <w:tab/>
+        <w:tab/>
+        <w:tab/>
+      </w:r>
+      <w:r>
+        <w:rPr>
+          <w:rFonts w:ascii="Times New Roman" w:cs="Times New Roman" w:eastAsia="Times New Roman" w:hAnsi="Times New Roman"/>
           <w:b w:val="1"/>
           <w:bCs w:val="1"/>
-          <w:color w:val="2563eb"/>
-          <w:sz w:val="22"/>
-          <w:szCs w:val="22"/>
-          <w:rtl w:val="0"/>
-        </w:rPr>
-        <w:t xml:space="preserve">Migo Entertainment Inc. PH</w:t>
-      </w:r>
-      <w:r>
-        <w:rPr>
-          <w:rtl w:val="0"/>
-        </w:rPr>
-      </w:r>
-    </w:p>
-    <w:p>
-      <w:pPr>
-        <w:spacing w:after="80" w:before="0" w:lineRule="auto"/>
-        <w:jc w:val="both"/>
-        <w:rPr/>
-      </w:pPr>
-      <w:r>
-        <w:rPr>
-          <w:rFonts w:ascii="Calibri" w:cs="Calibri" w:eastAsia="Calibri" w:hAnsi="Calibri"/>
           <w:i w:val="1"/>
           <w:iCs w:val="1"/>
-          <w:color w:val="6b7280"/>
           <w:sz w:val="19"/>
           <w:szCs w:val="19"/>
           <w:rtl w:val="0"/>
@@ -2094,13 +2147,13 @@
         <w:spacing w:after="40" w:before="40" w:line="240" w:lineRule="auto"/>
         <w:ind w:left="480" w:right="0" w:hanging="240"/>
         <w:jc w:val="both"/>
-        <w:rPr/>
-      </w:pPr>
-      <w:r>
-        <w:rPr>
-          <w:rFonts w:ascii="Calibri" w:cs="Calibri" w:eastAsia="Calibri" w:hAnsi="Calibri"/>
-          <w:b w:val="0"/>
-          <w:bCs w:val="0"/>
+        <w:rPr>
+          <w:rFonts w:ascii="Times New Roman" w:cs="Times New Roman" w:eastAsia="Times New Roman" w:hAnsi="Times New Roman"/>
+        </w:rPr>
+      </w:pPr>
+      <w:r>
+        <w:rPr>
+          <w:rFonts w:ascii="Times New Roman" w:cs="Times New Roman" w:eastAsia="Times New Roman" w:hAnsi="Times New Roman"/>
           <w:i w:val="0"/>
           <w:iCs w:val="0"/>
           <w:smallCaps w:val="0"/>
@@ -2114,6 +2167,11 @@
           <w:rtl w:val="0"/>
         </w:rPr>
         <w:t xml:space="preserve">Re-architected the company's core application features (catalog browsing and content download) to meet new UI/UX standards using Clean Architecture and MVVM, boosting speed by 12% and stability by 9%.</w:t>
+      </w:r>
+      <w:r>
+        <w:rPr>
+          <w:rtl w:val="0"/>
+        </w:rPr>
       </w:r>
     </w:p>
     <w:p>
@@ -2137,13 +2195,13 @@
         <w:spacing w:after="40" w:before="40" w:line="240" w:lineRule="auto"/>
         <w:ind w:left="480" w:right="0" w:hanging="240"/>
         <w:jc w:val="both"/>
-        <w:rPr/>
-      </w:pPr>
-      <w:r>
-        <w:rPr>
-          <w:rFonts w:ascii="Calibri" w:cs="Calibri" w:eastAsia="Calibri" w:hAnsi="Calibri"/>
-          <w:b w:val="0"/>
-          <w:bCs w:val="0"/>
+        <w:rPr>
+          <w:rFonts w:ascii="Times New Roman" w:cs="Times New Roman" w:eastAsia="Times New Roman" w:hAnsi="Times New Roman"/>
+        </w:rPr>
+      </w:pPr>
+      <w:r>
+        <w:rPr>
+          <w:rFonts w:ascii="Times New Roman" w:cs="Times New Roman" w:eastAsia="Times New Roman" w:hAnsi="Times New Roman"/>
           <w:i w:val="0"/>
           <w:iCs w:val="0"/>
           <w:smallCaps w:val="0"/>
@@ -2157,6 +2215,11 @@
           <w:rtl w:val="0"/>
         </w:rPr>
         <w:t xml:space="preserve">Developed and maintained the Offline Daily Rewards feature, increasing user retention by 20% and driving higher engagement.</w:t>
+      </w:r>
+      <w:r>
+        <w:rPr>
+          <w:rtl w:val="0"/>
+        </w:rPr>
       </w:r>
     </w:p>
     <w:p>
@@ -2180,13 +2243,13 @@
         <w:spacing w:after="40" w:before="40" w:line="240" w:lineRule="auto"/>
         <w:ind w:left="480" w:right="0" w:hanging="240"/>
         <w:jc w:val="both"/>
-        <w:rPr/>
-      </w:pPr>
-      <w:r>
-        <w:rPr>
-          <w:rFonts w:ascii="Calibri" w:cs="Calibri" w:eastAsia="Calibri" w:hAnsi="Calibri"/>
-          <w:b w:val="0"/>
-          <w:bCs w:val="0"/>
+        <w:rPr>
+          <w:rFonts w:ascii="Times New Roman" w:cs="Times New Roman" w:eastAsia="Times New Roman" w:hAnsi="Times New Roman"/>
+        </w:rPr>
+      </w:pPr>
+      <w:r>
+        <w:rPr>
+          <w:rFonts w:ascii="Times New Roman" w:cs="Times New Roman" w:eastAsia="Times New Roman" w:hAnsi="Times New Roman"/>
           <w:i w:val="0"/>
           <w:iCs w:val="0"/>
           <w:smallCaps w:val="0"/>
@@ -2200,6 +2263,11 @@
           <w:rtl w:val="0"/>
         </w:rPr>
         <w:t xml:space="preserve">Created feature prototypes to accelerate design validation and stakeholder alignment.</w:t>
+      </w:r>
+      <w:r>
+        <w:rPr>
+          <w:rtl w:val="0"/>
+        </w:rPr>
       </w:r>
     </w:p>
     <w:p>
@@ -2223,13 +2291,13 @@
         <w:spacing w:after="40" w:before="40" w:line="240" w:lineRule="auto"/>
         <w:ind w:left="480" w:right="0" w:hanging="240"/>
         <w:jc w:val="both"/>
-        <w:rPr/>
-      </w:pPr>
-      <w:r>
-        <w:rPr>
-          <w:rFonts w:ascii="Calibri" w:cs="Calibri" w:eastAsia="Calibri" w:hAnsi="Calibri"/>
-          <w:b w:val="0"/>
-          <w:bCs w:val="0"/>
+        <w:rPr>
+          <w:rFonts w:ascii="Times New Roman" w:cs="Times New Roman" w:eastAsia="Times New Roman" w:hAnsi="Times New Roman"/>
+        </w:rPr>
+      </w:pPr>
+      <w:r>
+        <w:rPr>
+          <w:rFonts w:ascii="Times New Roman" w:cs="Times New Roman" w:eastAsia="Times New Roman" w:hAnsi="Times New Roman"/>
           <w:i w:val="0"/>
           <w:iCs w:val="0"/>
           <w:smallCaps w:val="0"/>
@@ -2244,36 +2312,45 @@
         </w:rPr>
         <w:t xml:space="preserve">Built and maintained a POS application providing a visual interface for content download progress, slot management, and sales transactions.</w:t>
       </w:r>
+      <w:r>
+        <w:rPr>
+          <w:rtl w:val="0"/>
+        </w:rPr>
+      </w:r>
     </w:p>
     <w:p>
       <w:pPr>
         <w:spacing w:after="40" w:before="80" w:lineRule="auto"/>
         <w:jc w:val="both"/>
-        <w:rPr/>
-      </w:pPr>
-      <w:r>
-        <w:rPr>
-          <w:rFonts w:ascii="Calibri" w:cs="Calibri" w:eastAsia="Calibri" w:hAnsi="Calibri"/>
+        <w:rPr>
+          <w:rFonts w:ascii="Times New Roman" w:cs="Times New Roman" w:eastAsia="Times New Roman" w:hAnsi="Times New Roman"/>
+          <w:sz w:val="18"/>
+          <w:szCs w:val="18"/>
+        </w:rPr>
+      </w:pPr>
+      <w:r>
+        <w:rPr>
+          <w:rFonts w:ascii="Times New Roman" w:cs="Times New Roman" w:eastAsia="Times New Roman" w:hAnsi="Times New Roman"/>
           <w:b w:val="1"/>
           <w:bCs w:val="1"/>
           <w:color w:val="1b3a6b"/>
-          <w:sz w:val="19"/>
-          <w:szCs w:val="19"/>
+          <w:sz w:val="18"/>
+          <w:szCs w:val="18"/>
           <w:rtl w:val="0"/>
         </w:rPr>
         <w:t xml:space="preserve">Tech Stack: </w:t>
       </w:r>
       <w:r>
         <w:rPr>
-          <w:rFonts w:ascii="Calibri" w:cs="Calibri" w:eastAsia="Calibri" w:hAnsi="Calibri"/>
+          <w:rFonts w:ascii="Times New Roman" w:cs="Times New Roman" w:eastAsia="Times New Roman" w:hAnsi="Times New Roman"/>
           <w:i w:val="1"/>
           <w:iCs w:val="1"/>
           <w:color w:val="6b7280"/>
-          <w:sz w:val="19"/>
-          <w:szCs w:val="19"/>
-          <w:rtl w:val="0"/>
-        </w:rPr>
-        <w:t xml:space="preserve">Android (Java, Kotlin, XML), Jira, Bitbucket, SonarQube</w:t>
+          <w:sz w:val="18"/>
+          <w:szCs w:val="18"/>
+          <w:rtl w:val="0"/>
+        </w:rPr>
+        <w:t xml:space="preserve">Android (Java, Kotlin, XML), Bitbucket, SonarQube, CI/CD</w:t>
       </w:r>
       <w:r>
         <w:rPr>
@@ -2285,60 +2362,37 @@
       <w:pPr>
         <w:spacing w:after="20" w:before="160" w:lineRule="auto"/>
         <w:jc w:val="both"/>
-        <w:rPr/>
-      </w:pPr>
-      <w:r>
-        <w:rPr>
-          <w:rFonts w:ascii="Calibri" w:cs="Calibri" w:eastAsia="Calibri" w:hAnsi="Calibri"/>
+        <w:rPr>
+          <w:rFonts w:ascii="Times New Roman" w:cs="Times New Roman" w:eastAsia="Times New Roman" w:hAnsi="Times New Roman"/>
           <w:b w:val="1"/>
           <w:bCs w:val="1"/>
-          <w:color w:val="111827"/>
+        </w:rPr>
+      </w:pPr>
+      <w:r>
+        <w:rPr>
+          <w:rFonts w:ascii="Times New Roman" w:cs="Times New Roman" w:eastAsia="Times New Roman" w:hAnsi="Times New Roman"/>
+          <w:b w:val="1"/>
+          <w:bCs w:val="1"/>
           <w:sz w:val="22"/>
           <w:szCs w:val="22"/>
           <w:rtl w:val="0"/>
         </w:rPr>
         <w:t xml:space="preserve">Software Quality Assurance Engineer</w:t>
-      </w:r>
-      <w:r>
-        <w:rPr>
-          <w:rFonts w:ascii="Calibri" w:cs="Calibri" w:eastAsia="Calibri" w:hAnsi="Calibri"/>
-          <w:color w:val="6b7280"/>
-          <w:sz w:val="22"/>
-          <w:szCs w:val="22"/>
-          <w:rtl w:val="0"/>
-        </w:rPr>
-        <w:t xml:space="preserve">  |  </w:t>
-      </w:r>
-      <w:r>
-        <w:rPr>
-          <w:rFonts w:ascii="Calibri" w:cs="Calibri" w:eastAsia="Calibri" w:hAnsi="Calibri"/>
+        <w:tab/>
+        <w:tab/>
+        <w:tab/>
+        <w:tab/>
+        <w:tab/>
+        <w:tab/>
+        <w:tab/>
+      </w:r>
+      <w:r>
+        <w:rPr>
+          <w:rFonts w:ascii="Times New Roman" w:cs="Times New Roman" w:eastAsia="Times New Roman" w:hAnsi="Times New Roman"/>
           <w:b w:val="1"/>
           <w:bCs w:val="1"/>
-          <w:color w:val="2563eb"/>
-          <w:sz w:val="22"/>
-          <w:szCs w:val="22"/>
-          <w:rtl w:val="0"/>
-        </w:rPr>
-        <w:t xml:space="preserve">Migo Entertainment Inc. PH</w:t>
-      </w:r>
-      <w:r>
-        <w:rPr>
-          <w:rtl w:val="0"/>
-        </w:rPr>
-      </w:r>
-    </w:p>
-    <w:p>
-      <w:pPr>
-        <w:spacing w:after="80" w:before="0" w:lineRule="auto"/>
-        <w:jc w:val="both"/>
-        <w:rPr/>
-      </w:pPr>
-      <w:r>
-        <w:rPr>
-          <w:rFonts w:ascii="Calibri" w:cs="Calibri" w:eastAsia="Calibri" w:hAnsi="Calibri"/>
           <w:i w:val="1"/>
           <w:iCs w:val="1"/>
-          <w:color w:val="6b7280"/>
           <w:sz w:val="19"/>
           <w:szCs w:val="19"/>
           <w:rtl w:val="0"/>
@@ -2372,13 +2426,13 @@
         <w:spacing w:after="40" w:before="40" w:line="240" w:lineRule="auto"/>
         <w:ind w:left="480" w:right="0" w:hanging="240"/>
         <w:jc w:val="both"/>
-        <w:rPr/>
-      </w:pPr>
-      <w:r>
-        <w:rPr>
-          <w:rFonts w:ascii="Calibri" w:cs="Calibri" w:eastAsia="Calibri" w:hAnsi="Calibri"/>
-          <w:b w:val="0"/>
-          <w:bCs w:val="0"/>
+        <w:rPr>
+          <w:rFonts w:ascii="Times New Roman" w:cs="Times New Roman" w:eastAsia="Times New Roman" w:hAnsi="Times New Roman"/>
+        </w:rPr>
+      </w:pPr>
+      <w:r>
+        <w:rPr>
+          <w:rFonts w:ascii="Times New Roman" w:cs="Times New Roman" w:eastAsia="Times New Roman" w:hAnsi="Times New Roman"/>
           <w:i w:val="0"/>
           <w:iCs w:val="0"/>
           <w:smallCaps w:val="0"/>
@@ -2392,6 +2446,11 @@
           <w:rtl w:val="0"/>
         </w:rPr>
         <w:t xml:space="preserve">Ensured software quality by writing detailed test cases and executing manual testing across multiple Android devices.</w:t>
+      </w:r>
+      <w:r>
+        <w:rPr>
+          <w:rtl w:val="0"/>
+        </w:rPr>
       </w:r>
     </w:p>
     <w:p>
@@ -2415,13 +2474,13 @@
         <w:spacing w:after="40" w:before="40" w:line="240" w:lineRule="auto"/>
         <w:ind w:left="480" w:right="0" w:hanging="240"/>
         <w:jc w:val="both"/>
-        <w:rPr/>
-      </w:pPr>
-      <w:r>
-        <w:rPr>
-          <w:rFonts w:ascii="Calibri" w:cs="Calibri" w:eastAsia="Calibri" w:hAnsi="Calibri"/>
-          <w:b w:val="0"/>
-          <w:bCs w:val="0"/>
+        <w:rPr>
+          <w:rFonts w:ascii="Times New Roman" w:cs="Times New Roman" w:eastAsia="Times New Roman" w:hAnsi="Times New Roman"/>
+        </w:rPr>
+      </w:pPr>
+      <w:r>
+        <w:rPr>
+          <w:rFonts w:ascii="Times New Roman" w:cs="Times New Roman" w:eastAsia="Times New Roman" w:hAnsi="Times New Roman"/>
           <w:i w:val="0"/>
           <w:iCs w:val="0"/>
           <w:smallCaps w:val="0"/>
@@ -2436,106 +2495,91 @@
         </w:rPr>
         <w:t xml:space="preserve">Authored Android automation test scripts to improve coverage, reduce manual effort, and accelerate release cycles.</w:t>
       </w:r>
+      <w:r>
+        <w:rPr>
+          <w:rtl w:val="0"/>
+        </w:rPr>
+      </w:r>
     </w:p>
     <w:p>
       <w:pPr>
         <w:spacing w:after="40" w:before="80" w:lineRule="auto"/>
         <w:jc w:val="both"/>
-        <w:rPr/>
-      </w:pPr>
-      <w:r>
-        <w:rPr>
-          <w:rFonts w:ascii="Calibri" w:cs="Calibri" w:eastAsia="Calibri" w:hAnsi="Calibri"/>
+        <w:rPr>
+          <w:rFonts w:ascii="Times New Roman" w:cs="Times New Roman" w:eastAsia="Times New Roman" w:hAnsi="Times New Roman"/>
+          <w:sz w:val="18"/>
+          <w:szCs w:val="18"/>
+        </w:rPr>
+      </w:pPr>
+      <w:r>
+        <w:rPr>
+          <w:rFonts w:ascii="Times New Roman" w:cs="Times New Roman" w:eastAsia="Times New Roman" w:hAnsi="Times New Roman"/>
           <w:b w:val="1"/>
           <w:bCs w:val="1"/>
           <w:color w:val="1b3a6b"/>
-          <w:sz w:val="19"/>
-          <w:szCs w:val="19"/>
+          <w:sz w:val="18"/>
+          <w:szCs w:val="18"/>
           <w:rtl w:val="0"/>
         </w:rPr>
         <w:t xml:space="preserve">Tech Stack: </w:t>
       </w:r>
       <w:r>
         <w:rPr>
-          <w:rFonts w:ascii="Calibri" w:cs="Calibri" w:eastAsia="Calibri" w:hAnsi="Calibri"/>
+          <w:rFonts w:ascii="Times New Roman" w:cs="Times New Roman" w:eastAsia="Times New Roman" w:hAnsi="Times New Roman"/>
           <w:i w:val="1"/>
           <w:iCs w:val="1"/>
           <w:color w:val="6b7280"/>
+          <w:sz w:val="18"/>
+          <w:szCs w:val="18"/>
+          <w:rtl w:val="0"/>
+        </w:rPr>
+        <w:t xml:space="preserve">Android, Java, Robotium, Bitbucket</w:t>
+      </w:r>
+      <w:r>
+        <w:rPr>
+          <w:rtl w:val="0"/>
+        </w:rPr>
+      </w:r>
+    </w:p>
+    <w:p>
+      <w:pPr>
+        <w:spacing w:after="20" w:before="160" w:lineRule="auto"/>
+        <w:jc w:val="both"/>
+        <w:rPr>
+          <w:rFonts w:ascii="Times New Roman" w:cs="Times New Roman" w:eastAsia="Times New Roman" w:hAnsi="Times New Roman"/>
+          <w:b w:val="1"/>
+          <w:bCs w:val="1"/>
+        </w:rPr>
+      </w:pPr>
+      <w:r>
+        <w:rPr>
+          <w:rFonts w:ascii="Times New Roman" w:cs="Times New Roman" w:eastAsia="Times New Roman" w:hAnsi="Times New Roman"/>
+          <w:b w:val="1"/>
+          <w:bCs w:val="1"/>
+          <w:sz w:val="22"/>
+          <w:szCs w:val="22"/>
+          <w:rtl w:val="0"/>
+        </w:rPr>
+        <w:t xml:space="preserve">Fixed Asset Custodian / Inventory Clerk</w:t>
+        <w:tab/>
+        <w:tab/>
+        <w:tab/>
+        <w:tab/>
+        <w:tab/>
+        <w:tab/>
+      </w:r>
+      <w:r>
+        <w:rPr>
+          <w:rFonts w:ascii="Times New Roman" w:cs="Times New Roman" w:eastAsia="Times New Roman" w:hAnsi="Times New Roman"/>
+          <w:b w:val="1"/>
+          <w:bCs w:val="1"/>
+          <w:i w:val="1"/>
+          <w:iCs w:val="1"/>
           <w:sz w:val="19"/>
           <w:szCs w:val="19"/>
           <w:rtl w:val="0"/>
         </w:rPr>
-        <w:t xml:space="preserve">Eclipse, Java, Robotium, Bitbucket</w:t>
-      </w:r>
-      <w:r>
-        <w:rPr>
-          <w:rtl w:val="0"/>
-        </w:rPr>
-      </w:r>
-    </w:p>
-    <w:p>
-      <w:pPr>
-        <w:spacing w:after="20" w:before="160" w:lineRule="auto"/>
-        <w:jc w:val="both"/>
-        <w:rPr/>
-      </w:pPr>
-      <w:r>
-        <w:rPr>
-          <w:rFonts w:ascii="Calibri" w:cs="Calibri" w:eastAsia="Calibri" w:hAnsi="Calibri"/>
-          <w:b w:val="1"/>
-          <w:bCs w:val="1"/>
-          <w:color w:val="111827"/>
-          <w:sz w:val="22"/>
-          <w:szCs w:val="22"/>
-          <w:rtl w:val="0"/>
-        </w:rPr>
-        <w:t xml:space="preserve">Fixed Asset Custodian / Inventory Clerk</w:t>
-      </w:r>
-      <w:r>
-        <w:rPr>
-          <w:rFonts w:ascii="Calibri" w:cs="Calibri" w:eastAsia="Calibri" w:hAnsi="Calibri"/>
-          <w:color w:val="6b7280"/>
-          <w:sz w:val="22"/>
-          <w:szCs w:val="22"/>
-          <w:rtl w:val="0"/>
-        </w:rPr>
-        <w:t xml:space="preserve">  |  </w:t>
-      </w:r>
-      <w:r>
-        <w:rPr>
-          <w:rFonts w:ascii="Calibri" w:cs="Calibri" w:eastAsia="Calibri" w:hAnsi="Calibri"/>
-          <w:b w:val="1"/>
-          <w:bCs w:val="1"/>
-          <w:color w:val="2563eb"/>
-          <w:sz w:val="22"/>
-          <w:szCs w:val="22"/>
-          <w:rtl w:val="0"/>
-        </w:rPr>
-        <w:t xml:space="preserve">Migo Entertainment Inc. PH</w:t>
-      </w:r>
-      <w:r>
-        <w:rPr>
-          <w:rtl w:val="0"/>
-        </w:rPr>
-      </w:r>
-    </w:p>
-    <w:p>
-      <w:pPr>
-        <w:spacing w:after="80" w:before="0" w:lineRule="auto"/>
-        <w:jc w:val="both"/>
-        <w:rPr/>
-      </w:pPr>
-      <w:r>
-        <w:rPr>
-          <w:rFonts w:ascii="Calibri" w:cs="Calibri" w:eastAsia="Calibri" w:hAnsi="Calibri"/>
-          <w:i w:val="1"/>
-          <w:iCs w:val="1"/>
-          <w:color w:val="6b7280"/>
-          <w:sz w:val="19"/>
-          <w:szCs w:val="19"/>
-          <w:rtl w:val="0"/>
-        </w:rPr>
-        <w:t xml:space="preserve">Nov 2013 – Mar 2014</w:t>
+        <w:t xml:space="preserve">Nov 2013– Mar 2014</w:t>
       </w:r>
       <w:r>
         <w:rPr>
@@ -2564,13 +2608,13 @@
         <w:spacing w:after="40" w:before="40" w:line="240" w:lineRule="auto"/>
         <w:ind w:left="480" w:right="0" w:hanging="240"/>
         <w:jc w:val="both"/>
-        <w:rPr/>
-      </w:pPr>
-      <w:r>
-        <w:rPr>
-          <w:rFonts w:ascii="Calibri" w:cs="Calibri" w:eastAsia="Calibri" w:hAnsi="Calibri"/>
-          <w:b w:val="0"/>
-          <w:bCs w:val="0"/>
+        <w:rPr>
+          <w:rFonts w:ascii="Times New Roman" w:cs="Times New Roman" w:eastAsia="Times New Roman" w:hAnsi="Times New Roman"/>
+        </w:rPr>
+      </w:pPr>
+      <w:r>
+        <w:rPr>
+          <w:rFonts w:ascii="Times New Roman" w:cs="Times New Roman" w:eastAsia="Times New Roman" w:hAnsi="Times New Roman"/>
           <w:i w:val="0"/>
           <w:iCs w:val="0"/>
           <w:smallCaps w:val="0"/>
@@ -2584,6 +2628,11 @@
           <w:rtl w:val="0"/>
         </w:rPr>
         <w:t xml:space="preserve">Managed and safeguarded all incoming and outgoing company assets, ensuring accurate documentation, proper handling, and up-to-date inventory records.</w:t>
+      </w:r>
+      <w:r>
+        <w:rPr>
+          <w:rtl w:val="0"/>
+        </w:rPr>
       </w:r>
     </w:p>
     <w:p>
@@ -2607,13 +2656,13 @@
         <w:spacing w:after="40" w:before="40" w:line="240" w:lineRule="auto"/>
         <w:ind w:left="480" w:right="0" w:hanging="240"/>
         <w:jc w:val="both"/>
-        <w:rPr/>
-      </w:pPr>
-      <w:r>
-        <w:rPr>
-          <w:rFonts w:ascii="Calibri" w:cs="Calibri" w:eastAsia="Calibri" w:hAnsi="Calibri"/>
-          <w:b w:val="0"/>
-          <w:bCs w:val="0"/>
+        <w:rPr>
+          <w:rFonts w:ascii="Times New Roman" w:cs="Times New Roman" w:eastAsia="Times New Roman" w:hAnsi="Times New Roman"/>
+        </w:rPr>
+      </w:pPr>
+      <w:r>
+        <w:rPr>
+          <w:rFonts w:ascii="Times New Roman" w:cs="Times New Roman" w:eastAsia="Times New Roman" w:hAnsi="Times New Roman"/>
           <w:i w:val="0"/>
           <w:iCs w:val="0"/>
           <w:smallCaps w:val="0"/>
@@ -2628,6 +2677,11 @@
         </w:rPr>
         <w:t xml:space="preserve">Maintained organized asset tracking systems to support operational accountability and audit readiness.</w:t>
       </w:r>
+      <w:r>
+        <w:rPr>
+          <w:rtl w:val="0"/>
+        </w:rPr>
+      </w:r>
     </w:p>
     <w:p>
       <w:pPr>
@@ -2636,11 +2690,13 @@
         </w:pBdr>
         <w:spacing w:after="60" w:before="240" w:lineRule="auto"/>
         <w:jc w:val="both"/>
-        <w:rPr/>
-      </w:pPr>
-      <w:r>
-        <w:rPr>
-          <w:rFonts w:ascii="Calibri" w:cs="Calibri" w:eastAsia="Calibri" w:hAnsi="Calibri"/>
+        <w:rPr>
+          <w:rFonts w:ascii="Times New Roman" w:cs="Times New Roman" w:eastAsia="Times New Roman" w:hAnsi="Times New Roman"/>
+        </w:rPr>
+      </w:pPr>
+      <w:r>
+        <w:rPr>
+          <w:rFonts w:ascii="Times New Roman" w:cs="Times New Roman" w:eastAsia="Times New Roman" w:hAnsi="Times New Roman"/>
           <w:b w:val="1"/>
           <w:bCs w:val="1"/>
           <w:color w:val="1b3a6b"/>
@@ -2658,19 +2714,45 @@
     </w:p>
     <w:p>
       <w:pPr>
+        <w:spacing w:after="20" w:before="160" w:lineRule="auto"/>
+        <w:jc w:val="both"/>
+        <w:rPr>
+          <w:rFonts w:ascii="Times New Roman" w:cs="Times New Roman" w:eastAsia="Times New Roman" w:hAnsi="Times New Roman"/>
+          <w:b w:val="1"/>
+          <w:bCs w:val="1"/>
+          <w:sz w:val="22"/>
+          <w:szCs w:val="22"/>
+        </w:rPr>
+      </w:pPr>
+      <w:r>
+        <w:rPr>
+          <w:rFonts w:ascii="Times New Roman" w:cs="Times New Roman" w:eastAsia="Times New Roman" w:hAnsi="Times New Roman"/>
+          <w:b w:val="1"/>
+          <w:bCs w:val="1"/>
+          <w:color w:val="2563eb"/>
+          <w:sz w:val="22"/>
+          <w:szCs w:val="22"/>
+          <w:rtl w:val="0"/>
+        </w:rPr>
+        <w:t xml:space="preserve">Trimex Colleges</w:t>
+      </w:r>
+      <w:r>
+        <w:rPr>
+          <w:rtl w:val="0"/>
+        </w:rPr>
+      </w:r>
+    </w:p>
+    <w:p>
+      <w:pPr>
         <w:spacing w:after="20" w:before="80" w:lineRule="auto"/>
         <w:jc w:val="both"/>
         <w:rPr>
-          <w:i w:val="1"/>
-          <w:iCs w:val="1"/>
-          <w:color w:val="999999"/>
-          <w:sz w:val="18"/>
-          <w:szCs w:val="18"/>
-        </w:rPr>
-      </w:pPr>
-      <w:r>
-        <w:rPr>
-          <w:rFonts w:ascii="Calibri" w:cs="Calibri" w:eastAsia="Calibri" w:hAnsi="Calibri"/>
+          <w:rFonts w:ascii="Times New Roman" w:cs="Times New Roman" w:eastAsia="Times New Roman" w:hAnsi="Times New Roman"/>
+        </w:rPr>
+      </w:pPr>
+      <w:r>
+        <w:rPr>
+          <w:rFonts w:ascii="Times New Roman" w:cs="Times New Roman" w:eastAsia="Times New Roman" w:hAnsi="Times New Roman"/>
           <w:b w:val="1"/>
           <w:bCs w:val="1"/>
           <w:color w:val="111827"/>
@@ -2682,6 +2764,7 @@
       </w:r>
       <w:r>
         <w:rPr>
+          <w:rFonts w:ascii="Times New Roman" w:cs="Times New Roman" w:eastAsia="Times New Roman" w:hAnsi="Times New Roman"/>
           <w:b w:val="1"/>
           <w:bCs w:val="1"/>
           <w:i w:val="1"/>
@@ -2690,30 +2773,6 @@
           <w:rtl w:val="0"/>
         </w:rPr>
         <w:t xml:space="preserve">2023 - Present</w:t>
-      </w:r>
-      <w:r>
-        <w:rPr>
-          <w:rtl w:val="0"/>
-        </w:rPr>
-      </w:r>
-    </w:p>
-    <w:p>
-      <w:pPr>
-        <w:spacing w:after="0" w:before="0" w:lineRule="auto"/>
-        <w:jc w:val="both"/>
-        <w:rPr/>
-      </w:pPr>
-      <w:r>
-        <w:rPr>
-          <w:rFonts w:ascii="Calibri" w:cs="Calibri" w:eastAsia="Calibri" w:hAnsi="Calibri"/>
-          <w:i w:val="1"/>
-          <w:iCs w:val="1"/>
-          <w:color w:val="6b7280"/>
-          <w:sz w:val="20"/>
-          <w:szCs w:val="20"/>
-          <w:rtl w:val="0"/>
-        </w:rPr>
-        <w:t xml:space="preserve">Trimex Colleges</w:t>
       </w:r>
       <w:r>
         <w:rPr>
@@ -3473,7 +3532,7 @@
 
 <file path=customXML/item1.xml><?xml version="1.0" encoding="utf-8"?>
 <go:gDocsCustomXmlDataStorage xmlns:go="http://customooxmlschemas.google.com/" xmlns:r="http://schemas.openxmlformats.org/officeDocument/2006/relationships" uri="GoogleDocsCustomDataVersion2">
-  <go:docsCustomData xmlns:go="http://customooxmlschemas.google.com/" roundtripDataSignature="AMtx7mjD1Y4mJTcJr6juTYN9WGNwsDJmgA==">CgMxLjA4AHIhMW5MVTNUb3RZdFpvVXpkdG91QTk1RXVYaGRlMllpQmcy</go:docsCustomData>
+  <go:docsCustomData xmlns:go="http://customooxmlschemas.google.com/" roundtripDataSignature="AMtx7mgjkXFP3Li3XHdLCUKBhWvJPGcRgw==">CgMxLjA4AHIhMUYtX0tvczNtUXhQMXVmUHRoTzNJcTgxOXJXckFMUkt1</go:docsCustomData>
 </go:gDocsCustomXmlDataStorage>
 </file>
 

--- a/assets/cv/EricAlvarez_CV_2026.docx
+++ b/assets/cv/EricAlvarez_CV_2026.docx
@@ -49,7 +49,7 @@
           <w:szCs w:val="26"/>
           <w:rtl w:val="0"/>
         </w:rPr>
-        <w:t xml:space="preserve">Senior Software Engineer — Android</w:t>
+        <w:t xml:space="preserve">Senior Android Developer</w:t>
       </w:r>
       <w:r>
         <w:rPr>
@@ -151,28 +151,108 @@
     </w:p>
     <w:p>
       <w:pPr>
-        <w:spacing w:after="80" w:before="80" w:lineRule="auto"/>
-        <w:jc w:val="both"/>
-        <w:rPr>
-          <w:rFonts w:ascii="Times New Roman" w:cs="Times New Roman" w:eastAsia="Times New Roman" w:hAnsi="Times New Roman"/>
-          <w:b w:val="1"/>
-          <w:bCs w:val="1"/>
-          <w:color w:val="1b3a6b"/>
-          <w:sz w:val="24"/>
-          <w:szCs w:val="24"/>
-        </w:rPr>
-      </w:pPr>
-      <w:r>
-        <w:rPr>
-          <w:rFonts w:ascii="Times New Roman" w:cs="Times New Roman" w:eastAsia="Times New Roman" w:hAnsi="Times New Roman"/>
-          <w:rtl w:val="0"/>
-        </w:rPr>
-        <w:t xml:space="preserve">Senior Android Engineer who turns complex mobile challenges into scalable, production-ready systems - 10+ years owning applications end-to-end, from architecture through release. Known for modernizing legacy platforms into faster, more maintainable systems, and for seamlessly integrating mobile with backend and frontend layers. Blends deep architectural expertise (Clean Architecture, MVVM, MVI) with a pragmatic, AI-assisted workflow to ship fast without cutting corners. </w:t>
-      </w:r>
-      <w:r>
-        <w:rPr>
-          <w:rtl w:val="0"/>
-        </w:rPr>
+        <w:numPr>
+          <w:ilvl w:val="0"/>
+          <w:numId w:val="1"/>
+        </w:numPr>
+        <w:spacing w:after="0" w:afterAutospacing="0" w:before="240" w:lineRule="auto"/>
+        <w:ind w:left="480" w:hanging="240"/>
+        <w:jc w:val="both"/>
+        <w:rPr>
+          <w:rFonts w:ascii="Times New Roman" w:cs="Times New Roman" w:eastAsia="Times New Roman" w:hAnsi="Times New Roman"/>
+        </w:rPr>
+      </w:pPr>
+      <w:r>
+        <w:rPr>
+          <w:rFonts w:ascii="Times New Roman" w:cs="Times New Roman" w:eastAsia="Times New Roman" w:hAnsi="Times New Roman"/>
+          <w:rtl w:val="0"/>
+        </w:rPr>
+        <w:t xml:space="preserve">Senior Android Engineer with 10+ years architecting and delivering production applications end-to-end, with deep expertise across entertainment and airline/travel platforms.</w:t>
+      </w:r>
+    </w:p>
+    <w:p>
+      <w:pPr>
+        <w:numPr>
+          <w:ilvl w:val="0"/>
+          <w:numId w:val="1"/>
+        </w:numPr>
+        <w:spacing w:after="0" w:afterAutospacing="0" w:before="0" w:beforeAutospacing="0" w:lineRule="auto"/>
+        <w:ind w:left="480" w:hanging="240"/>
+        <w:jc w:val="both"/>
+        <w:rPr>
+          <w:rFonts w:ascii="Times New Roman" w:cs="Times New Roman" w:eastAsia="Times New Roman" w:hAnsi="Times New Roman"/>
+        </w:rPr>
+      </w:pPr>
+      <w:r>
+        <w:rPr>
+          <w:rFonts w:ascii="Times New Roman" w:cs="Times New Roman" w:eastAsia="Times New Roman" w:hAnsi="Times New Roman"/>
+          <w:rtl w:val="0"/>
+        </w:rPr>
+        <w:t xml:space="preserve">Strong foundation in Kotlin, Java, Jetpack Compose, and Clean Architecture/MVVM/MVI, with hands-on full-stack contributions to backend (Node.js/Express) and frontend (Angular) layers across multiple platforms.</w:t>
+      </w:r>
+    </w:p>
+    <w:p>
+      <w:pPr>
+        <w:numPr>
+          <w:ilvl w:val="0"/>
+          <w:numId w:val="1"/>
+        </w:numPr>
+        <w:spacing w:after="0" w:afterAutospacing="0" w:before="0" w:beforeAutospacing="0" w:lineRule="auto"/>
+        <w:ind w:left="480" w:hanging="240"/>
+        <w:jc w:val="both"/>
+        <w:rPr>
+          <w:rFonts w:ascii="Times New Roman" w:cs="Times New Roman" w:eastAsia="Times New Roman" w:hAnsi="Times New Roman"/>
+        </w:rPr>
+      </w:pPr>
+      <w:r>
+        <w:rPr>
+          <w:rFonts w:ascii="Times New Roman" w:cs="Times New Roman" w:eastAsia="Times New Roman" w:hAnsi="Times New Roman"/>
+          <w:rtl w:val="0"/>
+        </w:rPr>
+        <w:t xml:space="preserve">Technical range extends to cloud, security, and DevOps practices - CI/CD pipelines, code quality tooling, secrets management, and identity/auth integrations.</w:t>
+      </w:r>
+    </w:p>
+    <w:p>
+      <w:pPr>
+        <w:numPr>
+          <w:ilvl w:val="0"/>
+          <w:numId w:val="1"/>
+        </w:numPr>
+        <w:spacing w:after="0" w:afterAutospacing="0" w:before="0" w:beforeAutospacing="0" w:lineRule="auto"/>
+        <w:ind w:left="480" w:hanging="240"/>
+        <w:jc w:val="both"/>
+        <w:rPr>
+          <w:rFonts w:ascii="Times New Roman" w:cs="Times New Roman" w:eastAsia="Times New Roman" w:hAnsi="Times New Roman"/>
+        </w:rPr>
+      </w:pPr>
+      <w:r>
+        <w:rPr>
+          <w:rFonts w:ascii="Times New Roman" w:cs="Times New Roman" w:eastAsia="Times New Roman" w:hAnsi="Times New Roman"/>
+          <w:rtl w:val="0"/>
+        </w:rPr>
+        <w:t xml:space="preserve">Proven track record modernizing legacy platforms into faster, more maintainable systems, with a pragmatic, AI-assisted workflow (GitHub Copilot, Claude Code) to ship efficiently without cutting corners.</w:t>
+      </w:r>
+    </w:p>
+    <w:p>
+      <w:pPr>
+        <w:numPr>
+          <w:ilvl w:val="0"/>
+          <w:numId w:val="1"/>
+        </w:numPr>
+        <w:spacing w:after="240" w:before="0" w:beforeAutospacing="0" w:lineRule="auto"/>
+        <w:ind w:left="480" w:hanging="240"/>
+        <w:jc w:val="both"/>
+        <w:rPr>
+          <w:rFonts w:ascii="Times New Roman" w:cs="Times New Roman" w:eastAsia="Times New Roman" w:hAnsi="Times New Roman"/>
+          <w:u w:val="none"/>
+        </w:rPr>
+      </w:pPr>
+      <w:r>
+        <w:rPr>
+          <w:rFonts w:ascii="Times New Roman" w:cs="Times New Roman" w:eastAsia="Times New Roman" w:hAnsi="Times New Roman"/>
+          <w:rtl w:val="0"/>
+        </w:rPr>
+        <w:t xml:space="preserve">Experienced in Agile methodologies, collaborating effectively with cross-functional teams and contributing to system design, feature implementation, testing, and production support. </w:t>
       </w:r>
     </w:p>
     <w:p>
@@ -304,7 +384,7 @@
                 <w:rFonts w:ascii="Times New Roman" w:cs="Times New Roman" w:eastAsia="Times New Roman" w:hAnsi="Times New Roman"/>
                 <w:rtl w:val="0"/>
               </w:rPr>
-              <w:t xml:space="preserve">Android, Java, Kotlin, XML, Jetpack Compose, Retrofit, Koin</w:t>
+              <w:t xml:space="preserve">Android, Java, Kotlin, XML, Jetpack Compose</w:t>
             </w:r>
           </w:p>
         </w:tc>
@@ -692,7 +772,7 @@
                 <w:rFonts w:ascii="Times New Roman" w:cs="Times New Roman" w:eastAsia="Times New Roman" w:hAnsi="Times New Roman"/>
                 <w:rtl w:val="0"/>
               </w:rPr>
-              <w:t xml:space="preserve">Clean Architecture, MVVM, MVI, Modular SDK Design</w:t>
+              <w:t xml:space="preserve">Clean Architecture, MVP, MVVM, MVI, Modular SDK Design</w:t>
             </w:r>
           </w:p>
         </w:tc>
@@ -1057,14 +1137,9 @@
           <w:between w:space="0" w:sz="0" w:val="nil"/>
         </w:pBdr>
         <w:shd w:fill="auto" w:val="clear"/>
-        <w:spacing w:after="40" w:before="40" w:line="240" w:lineRule="auto"/>
+        <w:spacing w:after="0" w:afterAutospacing="0" w:before="40" w:line="240" w:lineRule="auto"/>
         <w:ind w:left="480" w:right="0" w:hanging="240"/>
         <w:jc w:val="both"/>
-        <w:rPr>
-          <w:rFonts w:ascii="Times New Roman" w:cs="Times New Roman" w:eastAsia="Times New Roman" w:hAnsi="Times New Roman"/>
-        </w:rPr>
-      </w:pPr>
-      <w:r>
         <w:rPr>
           <w:rFonts w:ascii="Times New Roman" w:cs="Times New Roman" w:eastAsia="Times New Roman" w:hAnsi="Times New Roman"/>
           <w:i w:val="0"/>
@@ -1072,14 +1147,401 @@
           <w:smallCaps w:val="0"/>
           <w:strike w:val="0"/>
           <w:color w:val="111827"/>
-          <w:sz w:val="20"/>
-          <w:szCs w:val="20"/>
           <w:u w:val="none"/>
           <w:shd w:fill="auto" w:val="clear"/>
           <w:vertAlign w:val="baseline"/>
+        </w:rPr>
+      </w:pPr>
+      <w:r>
+        <w:rPr>
+          <w:rFonts w:ascii="Times New Roman" w:cs="Times New Roman" w:eastAsia="Times New Roman" w:hAnsi="Times New Roman"/>
+          <w:i w:val="0"/>
+          <w:iCs w:val="0"/>
+          <w:smallCaps w:val="0"/>
+          <w:strike w:val="0"/>
+          <w:color w:val="111827"/>
+          <w:u w:val="none"/>
+          <w:shd w:fill="auto" w:val="clear"/>
+          <w:vertAlign w:val="baseline"/>
           <w:rtl w:val="0"/>
         </w:rPr>
         <w:t xml:space="preserve">Implemented Android-side features supporting the integration of Alaska Airlines and Hawaiian Airlines brands within the Passenger Service System (PSS), contributing to a seamless guest experience during the merger.</w:t>
+      </w:r>
+      <w:r>
+        <w:rPr>
+          <w:rtl w:val="0"/>
+        </w:rPr>
+      </w:r>
+    </w:p>
+    <w:p>
+      <w:pPr>
+        <w:keepNext w:val="0"/>
+        <w:keepLines w:val="0"/>
+        <w:pageBreakBefore w:val="0"/>
+        <w:widowControl w:val="1"/>
+        <w:numPr>
+          <w:ilvl w:val="0"/>
+          <w:numId w:val="1"/>
+        </w:numPr>
+        <w:pBdr>
+          <w:top w:space="0" w:sz="0" w:val="nil"/>
+          <w:left w:space="0" w:sz="0" w:val="nil"/>
+          <w:bottom w:space="0" w:sz="0" w:val="nil"/>
+          <w:right w:space="0" w:sz="0" w:val="nil"/>
+          <w:between w:space="0" w:sz="0" w:val="nil"/>
+        </w:pBdr>
+        <w:shd w:fill="auto" w:val="clear"/>
+        <w:spacing w:after="0" w:afterAutospacing="0" w:before="0" w:beforeAutospacing="0" w:line="240" w:lineRule="auto"/>
+        <w:ind w:left="480" w:right="0" w:hanging="240"/>
+        <w:jc w:val="both"/>
+        <w:rPr>
+          <w:rFonts w:ascii="Times New Roman" w:cs="Times New Roman" w:eastAsia="Times New Roman" w:hAnsi="Times New Roman"/>
+          <w:u w:val="none"/>
+        </w:rPr>
+      </w:pPr>
+      <w:r>
+        <w:rPr>
+          <w:rFonts w:ascii="Times New Roman" w:cs="Times New Roman" w:eastAsia="Times New Roman" w:hAnsi="Times New Roman"/>
+          <w:i w:val="0"/>
+          <w:iCs w:val="0"/>
+          <w:smallCaps w:val="0"/>
+          <w:strike w:val="0"/>
+          <w:color w:val="111827"/>
+          <w:u w:val="none"/>
+          <w:shd w:fill="auto" w:val="clear"/>
+          <w:vertAlign w:val="baseline"/>
+          <w:rtl w:val="0"/>
+        </w:rPr>
+        <w:t xml:space="preserve">Designed and launched the Same Day Return feature </w:t>
+      </w:r>
+      <w:r>
+        <w:rPr>
+          <w:rFonts w:ascii="Times New Roman" w:cs="Times New Roman" w:eastAsia="Times New Roman" w:hAnsi="Times New Roman"/>
+          <w:rtl w:val="0"/>
+        </w:rPr>
+        <w:t xml:space="preserve">-</w:t>
+      </w:r>
+      <w:r>
+        <w:rPr>
+          <w:rFonts w:ascii="Times New Roman" w:cs="Times New Roman" w:eastAsia="Times New Roman" w:hAnsi="Times New Roman"/>
+          <w:i w:val="0"/>
+          <w:iCs w:val="0"/>
+          <w:smallCaps w:val="0"/>
+          <w:strike w:val="0"/>
+          <w:color w:val="111827"/>
+          <w:u w:val="none"/>
+          <w:shd w:fill="auto" w:val="clear"/>
+          <w:vertAlign w:val="baseline"/>
+          <w:rtl w:val="0"/>
+        </w:rPr>
+        <w:t xml:space="preserve"> enabling guests to check in for return flights prior to outbound departure </w:t>
+      </w:r>
+      <w:r>
+        <w:rPr>
+          <w:rFonts w:ascii="Times New Roman" w:cs="Times New Roman" w:eastAsia="Times New Roman" w:hAnsi="Times New Roman"/>
+          <w:rtl w:val="0"/>
+        </w:rPr>
+        <w:t xml:space="preserve">-</w:t>
+      </w:r>
+      <w:r>
+        <w:rPr>
+          <w:rFonts w:ascii="Times New Roman" w:cs="Times New Roman" w:eastAsia="Times New Roman" w:hAnsi="Times New Roman"/>
+          <w:i w:val="0"/>
+          <w:iCs w:val="0"/>
+          <w:smallCaps w:val="0"/>
+          <w:strike w:val="0"/>
+          <w:color w:val="111827"/>
+          <w:u w:val="none"/>
+          <w:shd w:fill="auto" w:val="clear"/>
+          <w:vertAlign w:val="baseline"/>
+          <w:rtl w:val="0"/>
+        </w:rPr>
+        <w:t xml:space="preserve"> and modernized boarding pass UX, resulting in faster boarding times and higher adoption rates.</w:t>
+      </w:r>
+      <w:r>
+        <w:rPr>
+          <w:rtl w:val="0"/>
+        </w:rPr>
+      </w:r>
+    </w:p>
+    <w:p>
+      <w:pPr>
+        <w:keepNext w:val="0"/>
+        <w:keepLines w:val="0"/>
+        <w:pageBreakBefore w:val="0"/>
+        <w:widowControl w:val="1"/>
+        <w:numPr>
+          <w:ilvl w:val="0"/>
+          <w:numId w:val="1"/>
+        </w:numPr>
+        <w:pBdr>
+          <w:top w:space="0" w:sz="0" w:val="nil"/>
+          <w:left w:space="0" w:sz="0" w:val="nil"/>
+          <w:bottom w:space="0" w:sz="0" w:val="nil"/>
+          <w:right w:space="0" w:sz="0" w:val="nil"/>
+          <w:between w:space="0" w:sz="0" w:val="nil"/>
+        </w:pBdr>
+        <w:shd w:fill="auto" w:val="clear"/>
+        <w:spacing w:after="0" w:afterAutospacing="0" w:before="0" w:beforeAutospacing="0" w:line="240" w:lineRule="auto"/>
+        <w:ind w:left="480" w:right="0" w:hanging="240"/>
+        <w:jc w:val="both"/>
+        <w:rPr>
+          <w:rFonts w:ascii="Times New Roman" w:cs="Times New Roman" w:eastAsia="Times New Roman" w:hAnsi="Times New Roman"/>
+          <w:i w:val="0"/>
+          <w:iCs w:val="0"/>
+          <w:smallCaps w:val="0"/>
+          <w:strike w:val="0"/>
+          <w:color w:val="111827"/>
+          <w:u w:val="none"/>
+          <w:shd w:fill="auto" w:val="clear"/>
+          <w:vertAlign w:val="baseline"/>
+        </w:rPr>
+      </w:pPr>
+      <w:r>
+        <w:rPr>
+          <w:rFonts w:ascii="Times New Roman" w:cs="Times New Roman" w:eastAsia="Times New Roman" w:hAnsi="Times New Roman"/>
+          <w:i w:val="0"/>
+          <w:iCs w:val="0"/>
+          <w:smallCaps w:val="0"/>
+          <w:strike w:val="0"/>
+          <w:color w:val="111827"/>
+          <w:u w:val="none"/>
+          <w:shd w:fill="auto" w:val="clear"/>
+          <w:vertAlign w:val="baseline"/>
+          <w:rtl w:val="0"/>
+        </w:rPr>
+        <w:t xml:space="preserve">Built dynamic seat promotion tiles, baggage management modules, and real-time engagement features using Airship Live Activities, streamlining operations and generating measurable ancillary revenue.</w:t>
+      </w:r>
+      <w:r>
+        <w:rPr>
+          <w:rtl w:val="0"/>
+        </w:rPr>
+      </w:r>
+    </w:p>
+    <w:p>
+      <w:pPr>
+        <w:keepNext w:val="0"/>
+        <w:keepLines w:val="0"/>
+        <w:pageBreakBefore w:val="0"/>
+        <w:widowControl w:val="1"/>
+        <w:numPr>
+          <w:ilvl w:val="0"/>
+          <w:numId w:val="1"/>
+        </w:numPr>
+        <w:pBdr>
+          <w:top w:space="0" w:sz="0" w:val="nil"/>
+          <w:left w:space="0" w:sz="0" w:val="nil"/>
+          <w:bottom w:space="0" w:sz="0" w:val="nil"/>
+          <w:right w:space="0" w:sz="0" w:val="nil"/>
+          <w:between w:space="0" w:sz="0" w:val="nil"/>
+        </w:pBdr>
+        <w:shd w:fill="auto" w:val="clear"/>
+        <w:spacing w:after="0" w:afterAutospacing="0" w:before="0" w:beforeAutospacing="0" w:line="240" w:lineRule="auto"/>
+        <w:ind w:left="480" w:right="0" w:hanging="240"/>
+        <w:jc w:val="both"/>
+        <w:rPr>
+          <w:rFonts w:ascii="Times New Roman" w:cs="Times New Roman" w:eastAsia="Times New Roman" w:hAnsi="Times New Roman"/>
+          <w:i w:val="0"/>
+          <w:iCs w:val="0"/>
+          <w:smallCaps w:val="0"/>
+          <w:strike w:val="0"/>
+          <w:color w:val="111827"/>
+          <w:u w:val="none"/>
+          <w:shd w:fill="auto" w:val="clear"/>
+          <w:vertAlign w:val="baseline"/>
+        </w:rPr>
+      </w:pPr>
+      <w:r>
+        <w:rPr>
+          <w:rFonts w:ascii="Times New Roman" w:cs="Times New Roman" w:eastAsia="Times New Roman" w:hAnsi="Times New Roman"/>
+          <w:i w:val="0"/>
+          <w:iCs w:val="0"/>
+          <w:smallCaps w:val="0"/>
+          <w:strike w:val="0"/>
+          <w:color w:val="111827"/>
+          <w:u w:val="none"/>
+          <w:shd w:fill="auto" w:val="clear"/>
+          <w:vertAlign w:val="baseline"/>
+          <w:rtl w:val="0"/>
+        </w:rPr>
+        <w:t xml:space="preserve">Architected a modular SDK to modernize check-in eligibility, improving portability across multiple client platforms and accelerating development cycles.</w:t>
+      </w:r>
+      <w:r>
+        <w:rPr>
+          <w:rtl w:val="0"/>
+        </w:rPr>
+      </w:r>
+    </w:p>
+    <w:p>
+      <w:pPr>
+        <w:keepNext w:val="0"/>
+        <w:keepLines w:val="0"/>
+        <w:pageBreakBefore w:val="0"/>
+        <w:widowControl w:val="1"/>
+        <w:numPr>
+          <w:ilvl w:val="0"/>
+          <w:numId w:val="1"/>
+        </w:numPr>
+        <w:pBdr>
+          <w:top w:space="0" w:sz="0" w:val="nil"/>
+          <w:left w:space="0" w:sz="0" w:val="nil"/>
+          <w:bottom w:space="0" w:sz="0" w:val="nil"/>
+          <w:right w:space="0" w:sz="0" w:val="nil"/>
+          <w:between w:space="0" w:sz="0" w:val="nil"/>
+        </w:pBdr>
+        <w:shd w:fill="auto" w:val="clear"/>
+        <w:spacing w:after="0" w:afterAutospacing="0" w:before="0" w:beforeAutospacing="0" w:line="240" w:lineRule="auto"/>
+        <w:ind w:left="480" w:right="0" w:hanging="240"/>
+        <w:jc w:val="both"/>
+        <w:rPr>
+          <w:rFonts w:ascii="Times New Roman" w:cs="Times New Roman" w:eastAsia="Times New Roman" w:hAnsi="Times New Roman"/>
+          <w:i w:val="0"/>
+          <w:iCs w:val="0"/>
+          <w:smallCaps w:val="0"/>
+          <w:strike w:val="0"/>
+          <w:color w:val="111827"/>
+          <w:u w:val="none"/>
+          <w:shd w:fill="auto" w:val="clear"/>
+          <w:vertAlign w:val="baseline"/>
+        </w:rPr>
+      </w:pPr>
+      <w:r>
+        <w:rPr>
+          <w:rFonts w:ascii="Times New Roman" w:cs="Times New Roman" w:eastAsia="Times New Roman" w:hAnsi="Times New Roman"/>
+          <w:i w:val="0"/>
+          <w:iCs w:val="0"/>
+          <w:smallCaps w:val="0"/>
+          <w:strike w:val="0"/>
+          <w:color w:val="111827"/>
+          <w:u w:val="none"/>
+          <w:shd w:fill="auto" w:val="clear"/>
+          <w:vertAlign w:val="baseline"/>
+          <w:rtl w:val="0"/>
+        </w:rPr>
+        <w:t xml:space="preserve">Hardened security posture by removing secrets from source code and managing them in CI/CD pipelines; implemented automated test coverage reporting via Azure DevOps and SonarQube, strengthening compliance and release reliability.</w:t>
+      </w:r>
+      <w:r>
+        <w:rPr>
+          <w:rtl w:val="0"/>
+        </w:rPr>
+      </w:r>
+    </w:p>
+    <w:p>
+      <w:pPr>
+        <w:keepNext w:val="0"/>
+        <w:keepLines w:val="0"/>
+        <w:pageBreakBefore w:val="0"/>
+        <w:widowControl w:val="1"/>
+        <w:numPr>
+          <w:ilvl w:val="0"/>
+          <w:numId w:val="1"/>
+        </w:numPr>
+        <w:pBdr>
+          <w:top w:space="0" w:sz="0" w:val="nil"/>
+          <w:left w:space="0" w:sz="0" w:val="nil"/>
+          <w:bottom w:space="0" w:sz="0" w:val="nil"/>
+          <w:right w:space="0" w:sz="0" w:val="nil"/>
+          <w:between w:space="0" w:sz="0" w:val="nil"/>
+        </w:pBdr>
+        <w:shd w:fill="auto" w:val="clear"/>
+        <w:spacing w:after="0" w:afterAutospacing="0" w:before="0" w:beforeAutospacing="0" w:line="240" w:lineRule="auto"/>
+        <w:ind w:left="480" w:right="0" w:hanging="240"/>
+        <w:jc w:val="both"/>
+        <w:rPr>
+          <w:rFonts w:ascii="Times New Roman" w:cs="Times New Roman" w:eastAsia="Times New Roman" w:hAnsi="Times New Roman"/>
+          <w:u w:val="none"/>
+        </w:rPr>
+      </w:pPr>
+      <w:r>
+        <w:rPr>
+          <w:rFonts w:ascii="Times New Roman" w:cs="Times New Roman" w:eastAsia="Times New Roman" w:hAnsi="Times New Roman"/>
+          <w:i w:val="0"/>
+          <w:iCs w:val="0"/>
+          <w:smallCaps w:val="0"/>
+          <w:strike w:val="0"/>
+          <w:color w:val="111827"/>
+          <w:u w:val="none"/>
+          <w:shd w:fill="auto" w:val="clear"/>
+          <w:vertAlign w:val="baseline"/>
+          <w:rtl w:val="0"/>
+        </w:rPr>
+        <w:t xml:space="preserve">Implemented </w:t>
+      </w:r>
+      <w:r>
+        <w:rPr>
+          <w:rFonts w:ascii="Times New Roman" w:cs="Times New Roman" w:eastAsia="Times New Roman" w:hAnsi="Times New Roman"/>
+          <w:rtl w:val="0"/>
+        </w:rPr>
+        <w:t xml:space="preserve">Auth0 </w:t>
+      </w:r>
+      <w:r>
+        <w:rPr>
+          <w:rFonts w:ascii="Times New Roman" w:cs="Times New Roman" w:eastAsia="Times New Roman" w:hAnsi="Times New Roman"/>
+          <w:i w:val="0"/>
+          <w:iCs w:val="0"/>
+          <w:smallCaps w:val="0"/>
+          <w:strike w:val="0"/>
+          <w:color w:val="111827"/>
+          <w:u w:val="none"/>
+          <w:shd w:fill="auto" w:val="clear"/>
+          <w:vertAlign w:val="baseline"/>
+          <w:rtl w:val="0"/>
+        </w:rPr>
+        <w:t xml:space="preserve">identity provider integration on the Android platform as part of a cross-functional team effort, enabling enhanced authentication, security, and seamless user access.</w:t>
+      </w:r>
+      <w:r>
+        <w:rPr>
+          <w:rtl w:val="0"/>
+        </w:rPr>
+      </w:r>
+    </w:p>
+    <w:p>
+      <w:pPr>
+        <w:keepNext w:val="0"/>
+        <w:keepLines w:val="0"/>
+        <w:pageBreakBefore w:val="0"/>
+        <w:widowControl w:val="1"/>
+        <w:numPr>
+          <w:ilvl w:val="0"/>
+          <w:numId w:val="1"/>
+        </w:numPr>
+        <w:pBdr>
+          <w:top w:space="0" w:sz="0" w:val="nil"/>
+          <w:left w:space="0" w:sz="0" w:val="nil"/>
+          <w:bottom w:space="0" w:sz="0" w:val="nil"/>
+          <w:right w:space="0" w:sz="0" w:val="nil"/>
+          <w:between w:space="0" w:sz="0" w:val="nil"/>
+        </w:pBdr>
+        <w:shd w:fill="auto" w:val="clear"/>
+        <w:spacing w:after="40" w:before="0" w:beforeAutospacing="0" w:line="240" w:lineRule="auto"/>
+        <w:ind w:left="480" w:right="0" w:hanging="240"/>
+        <w:jc w:val="both"/>
+        <w:rPr>
+          <w:rFonts w:ascii="Times New Roman" w:cs="Times New Roman" w:eastAsia="Times New Roman" w:hAnsi="Times New Roman"/>
+          <w:i w:val="0"/>
+          <w:iCs w:val="0"/>
+          <w:smallCaps w:val="0"/>
+          <w:strike w:val="0"/>
+          <w:color w:val="111827"/>
+          <w:u w:val="none"/>
+          <w:shd w:fill="auto" w:val="clear"/>
+          <w:vertAlign w:val="baseline"/>
+        </w:rPr>
+      </w:pPr>
+      <w:r>
+        <w:rPr>
+          <w:rFonts w:ascii="Times New Roman" w:cs="Times New Roman" w:eastAsia="Times New Roman" w:hAnsi="Times New Roman"/>
+          <w:i w:val="0"/>
+          <w:iCs w:val="0"/>
+          <w:smallCaps w:val="0"/>
+          <w:strike w:val="0"/>
+          <w:color w:val="111827"/>
+          <w:u w:val="none"/>
+          <w:shd w:fill="auto" w:val="clear"/>
+          <w:vertAlign w:val="baseline"/>
+          <w:rtl w:val="0"/>
+        </w:rPr>
+        <w:t xml:space="preserve">Developed international compliance features including passport detail submission and lap infant declarations, simplifying regulatory workflows.</w:t>
       </w:r>
       <w:r>
         <w:rPr>
@@ -1120,62 +1582,128 @@
           <w:smallCaps w:val="0"/>
           <w:strike w:val="0"/>
           <w:color w:val="111827"/>
-          <w:sz w:val="20"/>
-          <w:szCs w:val="20"/>
           <w:u w:val="none"/>
           <w:shd w:fill="auto" w:val="clear"/>
           <w:vertAlign w:val="baseline"/>
           <w:rtl w:val="0"/>
         </w:rPr>
-        <w:t xml:space="preserve">Designed and launched the Same Day Return feature </w:t>
-      </w:r>
-      <w:r>
-        <w:rPr>
-          <w:rFonts w:ascii="Times New Roman" w:cs="Times New Roman" w:eastAsia="Times New Roman" w:hAnsi="Times New Roman"/>
-          <w:rtl w:val="0"/>
-        </w:rPr>
-        <w:t xml:space="preserve">-</w:t>
-      </w:r>
-      <w:r>
-        <w:rPr>
-          <w:rFonts w:ascii="Times New Roman" w:cs="Times New Roman" w:eastAsia="Times New Roman" w:hAnsi="Times New Roman"/>
-          <w:i w:val="0"/>
-          <w:iCs w:val="0"/>
-          <w:smallCaps w:val="0"/>
-          <w:strike w:val="0"/>
-          <w:color w:val="111827"/>
-          <w:sz w:val="20"/>
-          <w:szCs w:val="20"/>
-          <w:u w:val="none"/>
-          <w:shd w:fill="auto" w:val="clear"/>
-          <w:vertAlign w:val="baseline"/>
-          <w:rtl w:val="0"/>
-        </w:rPr>
-        <w:t xml:space="preserve"> enabling guests to check in for return flights prior to outbound departure </w:t>
-      </w:r>
-      <w:r>
-        <w:rPr>
-          <w:rFonts w:ascii="Times New Roman" w:cs="Times New Roman" w:eastAsia="Times New Roman" w:hAnsi="Times New Roman"/>
-          <w:rtl w:val="0"/>
-        </w:rPr>
-        <w:t xml:space="preserve">-</w:t>
-      </w:r>
-      <w:r>
-        <w:rPr>
-          <w:rFonts w:ascii="Times New Roman" w:cs="Times New Roman" w:eastAsia="Times New Roman" w:hAnsi="Times New Roman"/>
-          <w:i w:val="0"/>
-          <w:iCs w:val="0"/>
-          <w:smallCaps w:val="0"/>
-          <w:strike w:val="0"/>
-          <w:color w:val="111827"/>
-          <w:sz w:val="20"/>
-          <w:szCs w:val="20"/>
-          <w:u w:val="none"/>
-          <w:shd w:fill="auto" w:val="clear"/>
-          <w:vertAlign w:val="baseline"/>
-          <w:rtl w:val="0"/>
-        </w:rPr>
-        <w:t xml:space="preserve"> and modernized boarding pass UX, resulting in faster boarding times and higher adoption rates.</w:t>
+        <w:t xml:space="preserve">Leveraged GitHub Copilot to improve development throughput, code quality, and feature delivery velocity.</w:t>
+      </w:r>
+      <w:r>
+        <w:rPr>
+          <w:rtl w:val="0"/>
+        </w:rPr>
+      </w:r>
+    </w:p>
+    <w:p>
+      <w:pPr>
+        <w:spacing w:after="40" w:before="80" w:lineRule="auto"/>
+        <w:ind w:left="0" w:firstLine="0"/>
+        <w:jc w:val="both"/>
+        <w:rPr>
+          <w:rFonts w:ascii="Times New Roman" w:cs="Times New Roman" w:eastAsia="Times New Roman" w:hAnsi="Times New Roman"/>
+          <w:sz w:val="18"/>
+          <w:szCs w:val="18"/>
+        </w:rPr>
+      </w:pPr>
+      <w:r>
+        <w:rPr>
+          <w:rFonts w:ascii="Times New Roman" w:cs="Times New Roman" w:eastAsia="Times New Roman" w:hAnsi="Times New Roman"/>
+          <w:b w:val="1"/>
+          <w:bCs w:val="1"/>
+          <w:color w:val="1b3a6b"/>
+          <w:sz w:val="18"/>
+          <w:szCs w:val="18"/>
+          <w:rtl w:val="0"/>
+        </w:rPr>
+        <w:t xml:space="preserve">Tech Stack: </w:t>
+      </w:r>
+      <w:r>
+        <w:rPr>
+          <w:rFonts w:ascii="Times New Roman" w:cs="Times New Roman" w:eastAsia="Times New Roman" w:hAnsi="Times New Roman"/>
+          <w:i w:val="1"/>
+          <w:iCs w:val="1"/>
+          <w:color w:val="444444"/>
+          <w:sz w:val="18"/>
+          <w:szCs w:val="18"/>
+          <w:rtl w:val="0"/>
+        </w:rPr>
+        <w:t xml:space="preserve">Android (Java, Kotlin, XML, Jetpack Compose), (MVVM, MVI, Modular Design), SonarQube, Optimizely, Auth0, Airship, GitHub, Azure DevOps, CI/CD</w:t>
+      </w:r>
+      <w:r>
+        <w:rPr>
+          <w:rtl w:val="0"/>
+        </w:rPr>
+      </w:r>
+    </w:p>
+    <w:p>
+      <w:pPr>
+        <w:spacing w:after="20" w:before="160" w:lineRule="auto"/>
+        <w:jc w:val="both"/>
+        <w:rPr>
+          <w:rFonts w:ascii="Times New Roman" w:cs="Times New Roman" w:eastAsia="Times New Roman" w:hAnsi="Times New Roman"/>
+        </w:rPr>
+      </w:pPr>
+      <w:r>
+        <w:rPr>
+          <w:rFonts w:ascii="Times New Roman" w:cs="Times New Roman" w:eastAsia="Times New Roman" w:hAnsi="Times New Roman"/>
+          <w:b w:val="1"/>
+          <w:bCs w:val="1"/>
+          <w:color w:val="2563eb"/>
+          <w:sz w:val="22"/>
+          <w:szCs w:val="22"/>
+          <w:rtl w:val="0"/>
+        </w:rPr>
+        <w:t xml:space="preserve">Migo Entertainment Inc. | PH &amp; ID </w:t>
+      </w:r>
+      <w:r>
+        <w:rPr>
+          <w:rtl w:val="0"/>
+        </w:rPr>
+      </w:r>
+    </w:p>
+    <w:p>
+      <w:pPr>
+        <w:spacing w:after="80" w:before="0" w:lineRule="auto"/>
+        <w:jc w:val="both"/>
+        <w:rPr>
+          <w:rFonts w:ascii="Times New Roman" w:cs="Times New Roman" w:eastAsia="Times New Roman" w:hAnsi="Times New Roman"/>
+          <w:b w:val="1"/>
+          <w:bCs w:val="1"/>
+        </w:rPr>
+      </w:pPr>
+      <w:r>
+        <w:rPr>
+          <w:rFonts w:ascii="Times New Roman" w:cs="Times New Roman" w:eastAsia="Times New Roman" w:hAnsi="Times New Roman"/>
+          <w:b w:val="1"/>
+          <w:bCs w:val="1"/>
+          <w:sz w:val="22"/>
+          <w:szCs w:val="22"/>
+          <w:rtl w:val="0"/>
+        </w:rPr>
+        <w:t xml:space="preserve">Senior Full Stack Developer  </w:t>
+        <w:tab/>
+        <w:tab/>
+        <w:tab/>
+        <w:tab/>
+        <w:tab/>
+        <w:tab/>
+        <w:tab/>
+        <w:tab/>
+        <w:t xml:space="preserve"> </w:t>
+      </w:r>
+      <w:r>
+        <w:rPr>
+          <w:rFonts w:ascii="Times New Roman" w:cs="Times New Roman" w:eastAsia="Times New Roman" w:hAnsi="Times New Roman"/>
+          <w:b w:val="1"/>
+          <w:bCs w:val="1"/>
+          <w:i w:val="1"/>
+          <w:iCs w:val="1"/>
+          <w:sz w:val="19"/>
+          <w:szCs w:val="19"/>
+          <w:rtl w:val="0"/>
+        </w:rPr>
+        <w:t xml:space="preserve">Jul 2021 – Oct 2023</w:t>
       </w:r>
       <w:r>
         <w:rPr>
@@ -1211,24 +1739,9 @@
       <w:r>
         <w:rPr>
           <w:rFonts w:ascii="Times New Roman" w:cs="Times New Roman" w:eastAsia="Times New Roman" w:hAnsi="Times New Roman"/>
-          <w:i w:val="0"/>
-          <w:iCs w:val="0"/>
-          <w:smallCaps w:val="0"/>
-          <w:strike w:val="0"/>
-          <w:color w:val="111827"/>
-          <w:sz w:val="20"/>
-          <w:szCs w:val="20"/>
-          <w:u w:val="none"/>
-          <w:shd w:fill="auto" w:val="clear"/>
-          <w:vertAlign w:val="baseline"/>
-          <w:rtl w:val="0"/>
-        </w:rPr>
-        <w:t xml:space="preserve">Built dynamic seat promotion tiles, baggage management modules, and real-time engagement features using Airship Live Activities, streamlining operations and generating measurable ancillary revenue.</w:t>
-      </w:r>
-      <w:r>
-        <w:rPr>
-          <w:rtl w:val="0"/>
-        </w:rPr>
+          <w:rtl w:val="0"/>
+        </w:rPr>
+        <w:t xml:space="preserve">Led the development of the in-house Agency Tool mobile app, an incentive program platform that boosted company sales by 25% and generated income for 3,000+ agents - solely developed the Android app (Kotlin) and contributed full-stack to the web layer, including backend (Node.js/Express, PostgreSQL) and frontend (Angular/TypeScript, Bootstrap).</w:t>
       </w:r>
     </w:p>
     <w:p>
@@ -1259,24 +1772,9 @@
       <w:r>
         <w:rPr>
           <w:rFonts w:ascii="Times New Roman" w:cs="Times New Roman" w:eastAsia="Times New Roman" w:hAnsi="Times New Roman"/>
-          <w:i w:val="0"/>
-          <w:iCs w:val="0"/>
-          <w:smallCaps w:val="0"/>
-          <w:strike w:val="0"/>
-          <w:color w:val="111827"/>
-          <w:sz w:val="20"/>
-          <w:szCs w:val="20"/>
-          <w:u w:val="none"/>
-          <w:shd w:fill="auto" w:val="clear"/>
-          <w:vertAlign w:val="baseline"/>
-          <w:rtl w:val="0"/>
-        </w:rPr>
-        <w:t xml:space="preserve">Architected a modular SDK to modernize check-in eligibility, improving portability across multiple client platforms and accelerating development cycles.</w:t>
-      </w:r>
-      <w:r>
-        <w:rPr>
-          <w:rtl w:val="0"/>
-        </w:rPr>
+          <w:rtl w:val="0"/>
+        </w:rPr>
+        <w:t xml:space="preserve">Digitalized the retailer partner contract signing and management process, enabling the RTM team to increase field-signed contracts by 15%. Solely owned the mobile app (Android/Kotlin), contributing to backend services (Node.js/Express, PostgreSQL).</w:t>
       </w:r>
     </w:p>
     <w:p>
@@ -1319,7 +1817,7 @@
           <w:vertAlign w:val="baseline"/>
           <w:rtl w:val="0"/>
         </w:rPr>
-        <w:t xml:space="preserve">Hardened security posture by removing secrets from source code and managing them in CI/CD pipelines; implemented automated test coverage reporting via Azure DevOps and SonarQube, strengthening compliance and release reliability.</w:t>
+        <w:t xml:space="preserve">Partnered with product managers to gather requirements, propose technical and UX solutions, and deliver accurate project timelines.</w:t>
       </w:r>
       <w:r>
         <w:rPr>
@@ -1367,31 +1865,7 @@
           <w:vertAlign w:val="baseline"/>
           <w:rtl w:val="0"/>
         </w:rPr>
-        <w:t xml:space="preserve">Implemented </w:t>
-      </w:r>
-      <w:r>
-        <w:rPr>
-          <w:rFonts w:ascii="Times New Roman" w:cs="Times New Roman" w:eastAsia="Times New Roman" w:hAnsi="Times New Roman"/>
-          <w:rtl w:val="0"/>
-        </w:rPr>
-        <w:t xml:space="preserve">Auth0 </w:t>
-      </w:r>
-      <w:r>
-        <w:rPr>
-          <w:rFonts w:ascii="Times New Roman" w:cs="Times New Roman" w:eastAsia="Times New Roman" w:hAnsi="Times New Roman"/>
-          <w:i w:val="0"/>
-          <w:iCs w:val="0"/>
-          <w:smallCaps w:val="0"/>
-          <w:strike w:val="0"/>
-          <w:color w:val="111827"/>
-          <w:sz w:val="20"/>
-          <w:szCs w:val="20"/>
-          <w:u w:val="none"/>
-          <w:shd w:fill="auto" w:val="clear"/>
-          <w:vertAlign w:val="baseline"/>
-          <w:rtl w:val="0"/>
-        </w:rPr>
-        <w:t xml:space="preserve">identity provider integration on the Android platform as part of a cross-functional team effort, enabling enhanced authentication, security, and seamless user access.</w:t>
+        <w:t xml:space="preserve">Conducted UAT to validate UI/UX alignment with end-user expectations, reducing post-release defects and improving feature adoption.</w:t>
       </w:r>
       <w:r>
         <w:rPr>
@@ -1439,7 +1913,94 @@
           <w:vertAlign w:val="baseline"/>
           <w:rtl w:val="0"/>
         </w:rPr>
-        <w:t xml:space="preserve">Developed international compliance features including passport detail submission and lap infant declarations, simplifying regulatory workflows.</w:t>
+        <w:t xml:space="preserve">Monitored application stability, performed root cause analysis, and implemented long-term performance improvements.</w:t>
+      </w:r>
+      <w:r>
+        <w:rPr>
+          <w:rtl w:val="0"/>
+        </w:rPr>
+      </w:r>
+    </w:p>
+    <w:p>
+      <w:pPr>
+        <w:spacing w:after="40" w:before="80" w:lineRule="auto"/>
+        <w:jc w:val="both"/>
+        <w:rPr>
+          <w:rFonts w:ascii="Times New Roman" w:cs="Times New Roman" w:eastAsia="Times New Roman" w:hAnsi="Times New Roman"/>
+          <w:i w:val="1"/>
+          <w:iCs w:val="1"/>
+          <w:color w:val="6b7280"/>
+        </w:rPr>
+      </w:pPr>
+      <w:r>
+        <w:rPr>
+          <w:rFonts w:ascii="Times New Roman" w:cs="Times New Roman" w:eastAsia="Times New Roman" w:hAnsi="Times New Roman"/>
+          <w:b w:val="1"/>
+          <w:bCs w:val="1"/>
+          <w:color w:val="1b3a6b"/>
+          <w:rtl w:val="0"/>
+        </w:rPr>
+        <w:t xml:space="preserve">Tech Stack: </w:t>
+      </w:r>
+      <w:r>
+        <w:rPr>
+          <w:rFonts w:ascii="Times New Roman" w:cs="Times New Roman" w:eastAsia="Times New Roman" w:hAnsi="Times New Roman"/>
+          <w:i w:val="1"/>
+          <w:iCs w:val="1"/>
+          <w:color w:val="444444"/>
+          <w:sz w:val="18"/>
+          <w:szCs w:val="18"/>
+          <w:rtl w:val="0"/>
+        </w:rPr>
+        <w:t xml:space="preserve">Android (Kotlin, XML), (Angular, TypeScript, Bootstrap), (Node.js/Express, PostgreSQL), GitLab, GitHub Actions, CI/CD</w:t>
+      </w:r>
+      <w:r>
+        <w:rPr>
+          <w:rtl w:val="0"/>
+        </w:rPr>
+      </w:r>
+    </w:p>
+    <w:p>
+      <w:pPr>
+        <w:spacing w:after="20" w:before="160" w:lineRule="auto"/>
+        <w:jc w:val="both"/>
+        <w:rPr>
+          <w:rFonts w:ascii="Times New Roman" w:cs="Times New Roman" w:eastAsia="Times New Roman" w:hAnsi="Times New Roman"/>
+          <w:b w:val="1"/>
+          <w:bCs w:val="1"/>
+        </w:rPr>
+      </w:pPr>
+      <w:r>
+        <w:rPr>
+          <w:rFonts w:ascii="Times New Roman" w:cs="Times New Roman" w:eastAsia="Times New Roman" w:hAnsi="Times New Roman"/>
+          <w:b w:val="1"/>
+          <w:bCs w:val="1"/>
+          <w:sz w:val="22"/>
+          <w:szCs w:val="22"/>
+          <w:rtl w:val="0"/>
+        </w:rPr>
+        <w:t xml:space="preserve">Senior Android Developer </w:t>
+        <w:tab/>
+        <w:tab/>
+        <w:tab/>
+        <w:tab/>
+        <w:tab/>
+        <w:tab/>
+        <w:tab/>
+        <w:tab/>
+      </w:r>
+      <w:r>
+        <w:rPr>
+          <w:rFonts w:ascii="Times New Roman" w:cs="Times New Roman" w:eastAsia="Times New Roman" w:hAnsi="Times New Roman"/>
+          <w:b w:val="1"/>
+          <w:bCs w:val="1"/>
+          <w:i w:val="1"/>
+          <w:iCs w:val="1"/>
+          <w:sz w:val="19"/>
+          <w:szCs w:val="19"/>
+          <w:rtl w:val="0"/>
+        </w:rPr>
+        <w:t xml:space="preserve">May 2019 – Jul 2021</w:t>
       </w:r>
       <w:r>
         <w:rPr>
@@ -1475,470 +2036,9 @@
       <w:r>
         <w:rPr>
           <w:rFonts w:ascii="Times New Roman" w:cs="Times New Roman" w:eastAsia="Times New Roman" w:hAnsi="Times New Roman"/>
-          <w:i w:val="0"/>
-          <w:iCs w:val="0"/>
-          <w:smallCaps w:val="0"/>
-          <w:strike w:val="0"/>
-          <w:color w:val="111827"/>
-          <w:sz w:val="20"/>
-          <w:szCs w:val="20"/>
-          <w:u w:val="none"/>
-          <w:shd w:fill="auto" w:val="clear"/>
-          <w:vertAlign w:val="baseline"/>
-          <w:rtl w:val="0"/>
-        </w:rPr>
-        <w:t xml:space="preserve">Leveraged GitHub Copilot to improve development throughput, code quality, and feature delivery velocity.</w:t>
-      </w:r>
-      <w:r>
-        <w:rPr>
-          <w:rtl w:val="0"/>
-        </w:rPr>
-      </w:r>
-    </w:p>
-    <w:p>
-      <w:pPr>
-        <w:spacing w:after="40" w:before="80" w:lineRule="auto"/>
-        <w:ind w:left="0" w:firstLine="0"/>
-        <w:jc w:val="both"/>
-        <w:rPr>
-          <w:rFonts w:ascii="Times New Roman" w:cs="Times New Roman" w:eastAsia="Times New Roman" w:hAnsi="Times New Roman"/>
-          <w:sz w:val="18"/>
-          <w:szCs w:val="18"/>
-        </w:rPr>
-      </w:pPr>
-      <w:r>
-        <w:rPr>
-          <w:rFonts w:ascii="Times New Roman" w:cs="Times New Roman" w:eastAsia="Times New Roman" w:hAnsi="Times New Roman"/>
-          <w:b w:val="1"/>
-          <w:bCs w:val="1"/>
-          <w:color w:val="1b3a6b"/>
-          <w:sz w:val="18"/>
-          <w:szCs w:val="18"/>
-          <w:rtl w:val="0"/>
-        </w:rPr>
-        <w:t xml:space="preserve">Tech Stack: </w:t>
-      </w:r>
-      <w:r>
-        <w:rPr>
-          <w:rFonts w:ascii="Times New Roman" w:cs="Times New Roman" w:eastAsia="Times New Roman" w:hAnsi="Times New Roman"/>
-          <w:i w:val="1"/>
-          <w:iCs w:val="1"/>
-          <w:color w:val="444444"/>
-          <w:sz w:val="18"/>
-          <w:szCs w:val="18"/>
-          <w:rtl w:val="0"/>
-        </w:rPr>
-        <w:t xml:space="preserve">Android (Java, Kotlin, XML, Jetpack Compose), (MVVM, MVI, Modular Design), (Angular, TypeScript, Bootstrap), SonarQube, Optimizely, Auth0, Airship, GitHub, Azure DevOps, CI/CD</w:t>
-      </w:r>
-      <w:r>
-        <w:rPr>
-          <w:rtl w:val="0"/>
-        </w:rPr>
-      </w:r>
-    </w:p>
-    <w:p>
-      <w:pPr>
-        <w:spacing w:after="20" w:before="160" w:lineRule="auto"/>
-        <w:jc w:val="both"/>
-        <w:rPr>
-          <w:rFonts w:ascii="Times New Roman" w:cs="Times New Roman" w:eastAsia="Times New Roman" w:hAnsi="Times New Roman"/>
-        </w:rPr>
-      </w:pPr>
-      <w:r>
-        <w:rPr>
-          <w:rFonts w:ascii="Times New Roman" w:cs="Times New Roman" w:eastAsia="Times New Roman" w:hAnsi="Times New Roman"/>
-          <w:b w:val="1"/>
-          <w:bCs w:val="1"/>
-          <w:color w:val="2563eb"/>
-          <w:sz w:val="22"/>
-          <w:szCs w:val="22"/>
-          <w:rtl w:val="0"/>
-        </w:rPr>
-        <w:t xml:space="preserve">Migo Entertainment Inc. | PH &amp; ID </w:t>
-      </w:r>
-      <w:r>
-        <w:rPr>
-          <w:rtl w:val="0"/>
-        </w:rPr>
-      </w:r>
-    </w:p>
-    <w:p>
-      <w:pPr>
-        <w:spacing w:after="80" w:before="0" w:lineRule="auto"/>
-        <w:jc w:val="both"/>
-        <w:rPr>
-          <w:rFonts w:ascii="Times New Roman" w:cs="Times New Roman" w:eastAsia="Times New Roman" w:hAnsi="Times New Roman"/>
-          <w:b w:val="1"/>
-          <w:bCs w:val="1"/>
-        </w:rPr>
-      </w:pPr>
-      <w:r>
-        <w:rPr>
-          <w:rFonts w:ascii="Times New Roman" w:cs="Times New Roman" w:eastAsia="Times New Roman" w:hAnsi="Times New Roman"/>
-          <w:b w:val="1"/>
-          <w:bCs w:val="1"/>
-          <w:sz w:val="22"/>
-          <w:szCs w:val="22"/>
-          <w:rtl w:val="0"/>
-        </w:rPr>
-        <w:t xml:space="preserve">Senior Full Stack Developer  </w:t>
-        <w:tab/>
-        <w:tab/>
-        <w:tab/>
-        <w:tab/>
-        <w:tab/>
-        <w:tab/>
-        <w:tab/>
-        <w:tab/>
-        <w:t xml:space="preserve"> </w:t>
-      </w:r>
-      <w:r>
-        <w:rPr>
-          <w:rFonts w:ascii="Times New Roman" w:cs="Times New Roman" w:eastAsia="Times New Roman" w:hAnsi="Times New Roman"/>
-          <w:b w:val="1"/>
-          <w:bCs w:val="1"/>
-          <w:i w:val="1"/>
-          <w:iCs w:val="1"/>
-          <w:sz w:val="19"/>
-          <w:szCs w:val="19"/>
-          <w:rtl w:val="0"/>
-        </w:rPr>
-        <w:t xml:space="preserve">Jul 2021 – Oct 2023</w:t>
-      </w:r>
-      <w:r>
-        <w:rPr>
-          <w:rtl w:val="0"/>
-        </w:rPr>
-      </w:r>
-    </w:p>
-    <w:p>
-      <w:pPr>
-        <w:keepNext w:val="0"/>
-        <w:keepLines w:val="0"/>
-        <w:pageBreakBefore w:val="0"/>
-        <w:widowControl w:val="1"/>
-        <w:numPr>
-          <w:ilvl w:val="0"/>
-          <w:numId w:val="1"/>
-        </w:numPr>
-        <w:pBdr>
-          <w:top w:space="0" w:sz="0" w:val="nil"/>
-          <w:left w:space="0" w:sz="0" w:val="nil"/>
-          <w:bottom w:space="0" w:sz="0" w:val="nil"/>
-          <w:right w:space="0" w:sz="0" w:val="nil"/>
-          <w:between w:space="0" w:sz="0" w:val="nil"/>
-        </w:pBdr>
-        <w:shd w:fill="auto" w:val="clear"/>
-        <w:spacing w:after="40" w:before="40" w:line="240" w:lineRule="auto"/>
-        <w:ind w:left="480" w:right="0" w:hanging="240"/>
-        <w:jc w:val="both"/>
-        <w:rPr>
-          <w:rFonts w:ascii="Times New Roman" w:cs="Times New Roman" w:eastAsia="Times New Roman" w:hAnsi="Times New Roman"/>
-        </w:rPr>
-      </w:pPr>
-      <w:r>
-        <w:rPr>
-          <w:rFonts w:ascii="Times New Roman" w:cs="Times New Roman" w:eastAsia="Times New Roman" w:hAnsi="Times New Roman"/>
-          <w:rtl w:val="0"/>
-        </w:rPr>
-        <w:t xml:space="preserve">Designed, developed, and solely owned the in-house Agency Tool mobile app (Android/Kotlin), an incentive program platform that boosted company sales by 25% and generated income for 3,000+ agents, bridging it with backend services (Node.js/Express, PostgreSQL) and frontend (Angular/TypeScript, Bootstrap).</w:t>
-      </w:r>
-    </w:p>
-    <w:p>
-      <w:pPr>
-        <w:keepNext w:val="0"/>
-        <w:keepLines w:val="0"/>
-        <w:pageBreakBefore w:val="0"/>
-        <w:widowControl w:val="1"/>
-        <w:numPr>
-          <w:ilvl w:val="0"/>
-          <w:numId w:val="1"/>
-        </w:numPr>
-        <w:pBdr>
-          <w:top w:space="0" w:sz="0" w:val="nil"/>
-          <w:left w:space="0" w:sz="0" w:val="nil"/>
-          <w:bottom w:space="0" w:sz="0" w:val="nil"/>
-          <w:right w:space="0" w:sz="0" w:val="nil"/>
-          <w:between w:space="0" w:sz="0" w:val="nil"/>
-        </w:pBdr>
-        <w:shd w:fill="auto" w:val="clear"/>
-        <w:spacing w:after="40" w:before="40" w:line="240" w:lineRule="auto"/>
-        <w:ind w:left="480" w:right="0" w:hanging="240"/>
-        <w:jc w:val="both"/>
-        <w:rPr>
-          <w:rFonts w:ascii="Times New Roman" w:cs="Times New Roman" w:eastAsia="Times New Roman" w:hAnsi="Times New Roman"/>
-        </w:rPr>
-      </w:pPr>
-      <w:r>
-        <w:rPr>
-          <w:rFonts w:ascii="Times New Roman" w:cs="Times New Roman" w:eastAsia="Times New Roman" w:hAnsi="Times New Roman"/>
-          <w:rtl w:val="0"/>
-        </w:rPr>
-        <w:t xml:space="preserve">Digitalized the retailer partner contract signing and management process, enabling the RTM team to increase field-signed contracts by 15%. Solely owned the mobile app (Android/Kotlin), bridging it with backend services (Node.js/Express, PostgreSQL). </w:t>
-      </w:r>
-    </w:p>
-    <w:p>
-      <w:pPr>
-        <w:keepNext w:val="0"/>
-        <w:keepLines w:val="0"/>
-        <w:pageBreakBefore w:val="0"/>
-        <w:widowControl w:val="1"/>
-        <w:numPr>
-          <w:ilvl w:val="0"/>
-          <w:numId w:val="1"/>
-        </w:numPr>
-        <w:pBdr>
-          <w:top w:space="0" w:sz="0" w:val="nil"/>
-          <w:left w:space="0" w:sz="0" w:val="nil"/>
-          <w:bottom w:space="0" w:sz="0" w:val="nil"/>
-          <w:right w:space="0" w:sz="0" w:val="nil"/>
-          <w:between w:space="0" w:sz="0" w:val="nil"/>
-        </w:pBdr>
-        <w:shd w:fill="auto" w:val="clear"/>
-        <w:spacing w:after="40" w:before="40" w:line="240" w:lineRule="auto"/>
-        <w:ind w:left="480" w:right="0" w:hanging="240"/>
-        <w:jc w:val="both"/>
-        <w:rPr>
-          <w:rFonts w:ascii="Times New Roman" w:cs="Times New Roman" w:eastAsia="Times New Roman" w:hAnsi="Times New Roman"/>
-        </w:rPr>
-      </w:pPr>
-      <w:r>
-        <w:rPr>
-          <w:rFonts w:ascii="Times New Roman" w:cs="Times New Roman" w:eastAsia="Times New Roman" w:hAnsi="Times New Roman"/>
-          <w:i w:val="0"/>
-          <w:iCs w:val="0"/>
-          <w:smallCaps w:val="0"/>
-          <w:strike w:val="0"/>
-          <w:color w:val="111827"/>
-          <w:sz w:val="20"/>
-          <w:szCs w:val="20"/>
-          <w:u w:val="none"/>
-          <w:shd w:fill="auto" w:val="clear"/>
-          <w:vertAlign w:val="baseline"/>
-          <w:rtl w:val="0"/>
-        </w:rPr>
-        <w:t xml:space="preserve">Partnered with product managers to gather requirements, propose technical and UX solutions, and deliver accurate project timelines.</w:t>
-      </w:r>
-      <w:r>
-        <w:rPr>
-          <w:rtl w:val="0"/>
-        </w:rPr>
-      </w:r>
-    </w:p>
-    <w:p>
-      <w:pPr>
-        <w:keepNext w:val="0"/>
-        <w:keepLines w:val="0"/>
-        <w:pageBreakBefore w:val="0"/>
-        <w:widowControl w:val="1"/>
-        <w:numPr>
-          <w:ilvl w:val="0"/>
-          <w:numId w:val="1"/>
-        </w:numPr>
-        <w:pBdr>
-          <w:top w:space="0" w:sz="0" w:val="nil"/>
-          <w:left w:space="0" w:sz="0" w:val="nil"/>
-          <w:bottom w:space="0" w:sz="0" w:val="nil"/>
-          <w:right w:space="0" w:sz="0" w:val="nil"/>
-          <w:between w:space="0" w:sz="0" w:val="nil"/>
-        </w:pBdr>
-        <w:shd w:fill="auto" w:val="clear"/>
-        <w:spacing w:after="40" w:before="40" w:line="240" w:lineRule="auto"/>
-        <w:ind w:left="480" w:right="0" w:hanging="240"/>
-        <w:jc w:val="both"/>
-        <w:rPr>
-          <w:rFonts w:ascii="Times New Roman" w:cs="Times New Roman" w:eastAsia="Times New Roman" w:hAnsi="Times New Roman"/>
-        </w:rPr>
-      </w:pPr>
-      <w:r>
-        <w:rPr>
-          <w:rFonts w:ascii="Times New Roman" w:cs="Times New Roman" w:eastAsia="Times New Roman" w:hAnsi="Times New Roman"/>
-          <w:i w:val="0"/>
-          <w:iCs w:val="0"/>
-          <w:smallCaps w:val="0"/>
-          <w:strike w:val="0"/>
-          <w:color w:val="111827"/>
-          <w:sz w:val="20"/>
-          <w:szCs w:val="20"/>
-          <w:u w:val="none"/>
-          <w:shd w:fill="auto" w:val="clear"/>
-          <w:vertAlign w:val="baseline"/>
-          <w:rtl w:val="0"/>
-        </w:rPr>
-        <w:t xml:space="preserve">Conducted UAT to validate UI/UX alignment with end-user expectations, reducing post-release defects and improving feature adoption.</w:t>
-      </w:r>
-      <w:r>
-        <w:rPr>
-          <w:rtl w:val="0"/>
-        </w:rPr>
-      </w:r>
-    </w:p>
-    <w:p>
-      <w:pPr>
-        <w:keepNext w:val="0"/>
-        <w:keepLines w:val="0"/>
-        <w:pageBreakBefore w:val="0"/>
-        <w:widowControl w:val="1"/>
-        <w:numPr>
-          <w:ilvl w:val="0"/>
-          <w:numId w:val="1"/>
-        </w:numPr>
-        <w:pBdr>
-          <w:top w:space="0" w:sz="0" w:val="nil"/>
-          <w:left w:space="0" w:sz="0" w:val="nil"/>
-          <w:bottom w:space="0" w:sz="0" w:val="nil"/>
-          <w:right w:space="0" w:sz="0" w:val="nil"/>
-          <w:between w:space="0" w:sz="0" w:val="nil"/>
-        </w:pBdr>
-        <w:shd w:fill="auto" w:val="clear"/>
-        <w:spacing w:after="40" w:before="40" w:line="240" w:lineRule="auto"/>
-        <w:ind w:left="480" w:right="0" w:hanging="240"/>
-        <w:jc w:val="both"/>
-        <w:rPr>
-          <w:rFonts w:ascii="Times New Roman" w:cs="Times New Roman" w:eastAsia="Times New Roman" w:hAnsi="Times New Roman"/>
-        </w:rPr>
-      </w:pPr>
-      <w:r>
-        <w:rPr>
-          <w:rFonts w:ascii="Times New Roman" w:cs="Times New Roman" w:eastAsia="Times New Roman" w:hAnsi="Times New Roman"/>
-          <w:i w:val="0"/>
-          <w:iCs w:val="0"/>
-          <w:smallCaps w:val="0"/>
-          <w:strike w:val="0"/>
-          <w:color w:val="111827"/>
-          <w:sz w:val="20"/>
-          <w:szCs w:val="20"/>
-          <w:u w:val="none"/>
-          <w:shd w:fill="auto" w:val="clear"/>
-          <w:vertAlign w:val="baseline"/>
-          <w:rtl w:val="0"/>
-        </w:rPr>
-        <w:t xml:space="preserve">Monitored application stability, performed root cause analysis, and implemented long-term performance improvements.</w:t>
-      </w:r>
-      <w:r>
-        <w:rPr>
-          <w:rtl w:val="0"/>
-        </w:rPr>
-      </w:r>
-    </w:p>
-    <w:p>
-      <w:pPr>
-        <w:spacing w:after="40" w:before="80" w:lineRule="auto"/>
-        <w:jc w:val="both"/>
-        <w:rPr>
-          <w:rFonts w:ascii="Times New Roman" w:cs="Times New Roman" w:eastAsia="Times New Roman" w:hAnsi="Times New Roman"/>
-          <w:i w:val="1"/>
-          <w:iCs w:val="1"/>
-          <w:color w:val="6b7280"/>
-        </w:rPr>
-      </w:pPr>
-      <w:r>
-        <w:rPr>
-          <w:rFonts w:ascii="Times New Roman" w:cs="Times New Roman" w:eastAsia="Times New Roman" w:hAnsi="Times New Roman"/>
-          <w:b w:val="1"/>
-          <w:bCs w:val="1"/>
-          <w:color w:val="1b3a6b"/>
-          <w:rtl w:val="0"/>
-        </w:rPr>
-        <w:t xml:space="preserve">Tech Stack: </w:t>
-      </w:r>
-      <w:r>
-        <w:rPr>
-          <w:rFonts w:ascii="Times New Roman" w:cs="Times New Roman" w:eastAsia="Times New Roman" w:hAnsi="Times New Roman"/>
-          <w:i w:val="1"/>
-          <w:iCs w:val="1"/>
-          <w:color w:val="444444"/>
-          <w:sz w:val="18"/>
-          <w:szCs w:val="18"/>
-          <w:rtl w:val="0"/>
-        </w:rPr>
-        <w:t xml:space="preserve">Android (Kotlin, XML), (Angular, TypeScript, Bootstrap), (Node.js/Express, PostgreSQL), GitLab, GitHub Actions, CI/CD</w:t>
-      </w:r>
-      <w:r>
-        <w:rPr>
-          <w:rtl w:val="0"/>
-        </w:rPr>
-      </w:r>
-    </w:p>
-    <w:p>
-      <w:pPr>
-        <w:spacing w:after="20" w:before="160" w:lineRule="auto"/>
-        <w:jc w:val="both"/>
-        <w:rPr>
-          <w:rFonts w:ascii="Times New Roman" w:cs="Times New Roman" w:eastAsia="Times New Roman" w:hAnsi="Times New Roman"/>
-          <w:b w:val="1"/>
-          <w:bCs w:val="1"/>
-        </w:rPr>
-      </w:pPr>
-      <w:r>
-        <w:rPr>
-          <w:rFonts w:ascii="Times New Roman" w:cs="Times New Roman" w:eastAsia="Times New Roman" w:hAnsi="Times New Roman"/>
-          <w:b w:val="1"/>
-          <w:bCs w:val="1"/>
-          <w:sz w:val="22"/>
-          <w:szCs w:val="22"/>
-          <w:rtl w:val="0"/>
-        </w:rPr>
-        <w:t xml:space="preserve">Senior Android Developer </w:t>
-        <w:tab/>
-        <w:tab/>
-        <w:tab/>
-        <w:tab/>
-        <w:tab/>
-        <w:tab/>
-        <w:tab/>
-        <w:tab/>
-      </w:r>
-      <w:r>
-        <w:rPr>
-          <w:rFonts w:ascii="Times New Roman" w:cs="Times New Roman" w:eastAsia="Times New Roman" w:hAnsi="Times New Roman"/>
-          <w:b w:val="1"/>
-          <w:bCs w:val="1"/>
-          <w:i w:val="1"/>
-          <w:iCs w:val="1"/>
-          <w:sz w:val="19"/>
-          <w:szCs w:val="19"/>
-          <w:rtl w:val="0"/>
-        </w:rPr>
-        <w:t xml:space="preserve">May 2019 – Jul 2021</w:t>
-      </w:r>
-      <w:r>
-        <w:rPr>
-          <w:rtl w:val="0"/>
-        </w:rPr>
-      </w:r>
-    </w:p>
-    <w:p>
-      <w:pPr>
-        <w:keepNext w:val="0"/>
-        <w:keepLines w:val="0"/>
-        <w:pageBreakBefore w:val="0"/>
-        <w:widowControl w:val="1"/>
-        <w:numPr>
-          <w:ilvl w:val="0"/>
-          <w:numId w:val="1"/>
-        </w:numPr>
-        <w:pBdr>
-          <w:top w:space="0" w:sz="0" w:val="nil"/>
-          <w:left w:space="0" w:sz="0" w:val="nil"/>
-          <w:bottom w:space="0" w:sz="0" w:val="nil"/>
-          <w:right w:space="0" w:sz="0" w:val="nil"/>
-          <w:between w:space="0" w:sz="0" w:val="nil"/>
-        </w:pBdr>
-        <w:shd w:fill="auto" w:val="clear"/>
-        <w:spacing w:after="40" w:before="40" w:line="240" w:lineRule="auto"/>
-        <w:ind w:left="480" w:right="0" w:hanging="240"/>
-        <w:jc w:val="both"/>
-        <w:rPr>
-          <w:rFonts w:ascii="Times New Roman" w:cs="Times New Roman" w:eastAsia="Times New Roman" w:hAnsi="Times New Roman"/>
-        </w:rPr>
-      </w:pPr>
-      <w:r>
-        <w:rPr>
-          <w:rFonts w:ascii="Times New Roman" w:cs="Times New Roman" w:eastAsia="Times New Roman" w:hAnsi="Times New Roman"/>
-          <w:rtl w:val="0"/>
-        </w:rPr>
-        <w:t xml:space="preserve">Built and maintained the in-house Ticketing System, reducing operational costs by USD 1,000/month. Solely owned the mobile app (Android/Kotlin), bridging it with backend (Node.js/Express, Firebase) and frontend modules  (Angular/TypeScript, Bootstrap). </w:t>
+          <w:rtl w:val="0"/>
+        </w:rPr>
+        <w:t xml:space="preserve">Built and maintained the in-house Ticketing System, reducing operational costs by USD 1,000/month - solely developed the Android app (Kotlin) and contributed full-stack to the web layer, including backend (Node.js/Express, Firebase) and frontend (Angular/TypeScript, Bootstrap).</w:t>
       </w:r>
     </w:p>
     <w:p>
@@ -3174,6 +3274,33 @@
       <w:shd w:fill="auto" w:val="clear"/>
       <w:vertAlign w:val="baseline"/>
     </w:rPr>
+  </w:style>
+  <w:style w:type="table" w:styleId="TableNormal" w:default="1">
+    <w:name w:val="TableNormal"/>
+    <w:tblPr>
+      <w:tblCellMar>
+        <w:top w:w="100.0" w:type="dxa"/>
+        <w:left w:w="100.0" w:type="dxa"/>
+        <w:bottom w:w="100.0" w:type="dxa"/>
+        <w:right w:w="100.0" w:type="dxa"/>
+      </w:tblCellMar>
+    </w:tblPr>
+  </w:style>
+  <w:style w:type="paragraph" w:styleId="Normal" w:default="1">
+    <w:name w:val="normal"/>
+  </w:style>
+  <w:style w:type="table" w:styleId="Table1">
+    <w:basedOn w:val="TableNormal"/>
+    <w:tblPr>
+      <w:tblStyleRowBandSize w:val="1"/>
+      <w:tblStyleColBandSize w:val="1"/>
+      <w:tblCellMar>
+        <w:top w:w="0.0" w:type="dxa"/>
+        <w:left w:w="115.0" w:type="dxa"/>
+        <w:bottom w:w="0.0" w:type="dxa"/>
+        <w:right w:w="115.0" w:type="dxa"/>
+      </w:tblCellMar>
+    </w:tblPr>
   </w:style>
   <w:style w:type="paragraph" w:styleId="Subtitle">
     <w:name w:val="Subtitle"/>
@@ -3532,7 +3659,7 @@
 
 <file path=customXML/item1.xml><?xml version="1.0" encoding="utf-8"?>
 <go:gDocsCustomXmlDataStorage xmlns:go="http://customooxmlschemas.google.com/" xmlns:r="http://schemas.openxmlformats.org/officeDocument/2006/relationships" uri="GoogleDocsCustomDataVersion2">
-  <go:docsCustomData xmlns:go="http://customooxmlschemas.google.com/" roundtripDataSignature="AMtx7mgjkXFP3Li3XHdLCUKBhWvJPGcRgw==">CgMxLjA4AHIhMUYtX0tvczNtUXhQMXVmUHRoTzNJcTgxOXJXckFMUkt1</go:docsCustomData>
+  <go:docsCustomData xmlns:go="http://customooxmlschemas.google.com/" roundtripDataSignature="AMtx7mjFKIkdH1uUG5G6YgtjXk6gfQoexg==">CgMxLjA4AHIhMTMxelBVcDY5VkRpOTlHSHBLSWFQLTBZUlRaN2NNUXRR</go:docsCustomData>
 </go:gDocsCustomXmlDataStorage>
 </file>
 

--- a/assets/cv/EricAlvarez_CV_2026.docx
+++ b/assets/cv/EricAlvarez_CV_2026.docx
@@ -5,12 +5,12 @@
     <w:p>
       <w:pPr>
         <w:spacing w:after="40" w:before="0" w:lineRule="auto"/>
-        <w:ind w:left="283.46456692913375" w:right="-183.18897637795203" w:firstLine="0"/>
+        <w:ind w:left="0" w:right="-183.18897637795203" w:firstLine="0"/>
         <w:jc w:val="center"/>
         <w:rPr>
           <w:rFonts w:ascii="Times New Roman" w:cs="Times New Roman" w:eastAsia="Times New Roman" w:hAnsi="Times New Roman"/>
-          <w:sz w:val="18"/>
-          <w:szCs w:val="18"/>
+          <w:sz w:val="44"/>
+          <w:szCs w:val="44"/>
         </w:rPr>
       </w:pPr>
       <w:r>
@@ -19,8 +19,8 @@
           <w:b w:val="1"/>
           <w:bCs w:val="1"/>
           <w:color w:val="1b3a6b"/>
-          <w:sz w:val="50"/>
-          <w:szCs w:val="50"/>
+          <w:sz w:val="44"/>
+          <w:szCs w:val="44"/>
           <w:rtl w:val="0"/>
         </w:rPr>
         <w:t xml:space="preserve">ERIC MICHAEL O. ALVAREZ</w:t>
@@ -99,9 +99,32 @@
           <w:szCs w:val="19"/>
           <w:rtl w:val="0"/>
         </w:rPr>
+        <w:t xml:space="preserve">  •  </w:t>
+      </w:r>
+      <w:hyperlink r:id="rId8">
+        <w:r>
+          <w:rPr>
+            <w:rFonts w:ascii="Times New Roman" w:cs="Times New Roman" w:eastAsia="Times New Roman" w:hAnsi="Times New Roman"/>
+            <w:color w:val="1155cc"/>
+            <w:sz w:val="19"/>
+            <w:szCs w:val="19"/>
+            <w:u w:val="single"/>
+            <w:rtl w:val="0"/>
+          </w:rPr>
+          <w:t xml:space="preserve">LinkedIn </w:t>
+        </w:r>
+      </w:hyperlink>
+      <w:r>
+        <w:rPr>
+          <w:rFonts w:ascii="Times New Roman" w:cs="Times New Roman" w:eastAsia="Times New Roman" w:hAnsi="Times New Roman"/>
+          <w:color w:val="6b7280"/>
+          <w:sz w:val="19"/>
+          <w:szCs w:val="19"/>
+          <w:rtl w:val="0"/>
+        </w:rPr>
         <w:t xml:space="preserve"> •  </w:t>
       </w:r>
-      <w:hyperlink r:id="rId8">
+      <w:hyperlink r:id="rId9">
         <w:r>
           <w:rPr>
             <w:rFonts w:ascii="Times New Roman" w:cs="Times New Roman" w:eastAsia="Times New Roman" w:hAnsi="Times New Roman"/>
@@ -155,7 +178,7 @@
           <w:ilvl w:val="0"/>
           <w:numId w:val="1"/>
         </w:numPr>
-        <w:spacing w:after="0" w:afterAutospacing="0" w:before="240" w:lineRule="auto"/>
+        <w:spacing w:after="0" w:before="240" w:lineRule="auto"/>
         <w:ind w:left="480" w:hanging="240"/>
         <w:jc w:val="both"/>
         <w:rPr>
@@ -176,7 +199,7 @@
           <w:ilvl w:val="0"/>
           <w:numId w:val="1"/>
         </w:numPr>
-        <w:spacing w:after="0" w:afterAutospacing="0" w:before="0" w:beforeAutospacing="0" w:lineRule="auto"/>
+        <w:spacing w:after="0" w:before="0" w:lineRule="auto"/>
         <w:ind w:left="480" w:hanging="240"/>
         <w:jc w:val="both"/>
         <w:rPr>
@@ -197,7 +220,7 @@
           <w:ilvl w:val="0"/>
           <w:numId w:val="1"/>
         </w:numPr>
-        <w:spacing w:after="0" w:afterAutospacing="0" w:before="0" w:beforeAutospacing="0" w:lineRule="auto"/>
+        <w:spacing w:after="0" w:before="0" w:lineRule="auto"/>
         <w:ind w:left="480" w:hanging="240"/>
         <w:jc w:val="both"/>
         <w:rPr>
@@ -218,7 +241,7 @@
           <w:ilvl w:val="0"/>
           <w:numId w:val="1"/>
         </w:numPr>
-        <w:spacing w:after="0" w:afterAutospacing="0" w:before="0" w:beforeAutospacing="0" w:lineRule="auto"/>
+        <w:spacing w:after="0" w:before="0" w:lineRule="auto"/>
         <w:ind w:left="480" w:hanging="240"/>
         <w:jc w:val="both"/>
         <w:rPr>
@@ -239,7 +262,7 @@
           <w:ilvl w:val="0"/>
           <w:numId w:val="1"/>
         </w:numPr>
-        <w:spacing w:after="240" w:before="0" w:beforeAutospacing="0" w:lineRule="auto"/>
+        <w:spacing w:after="240" w:before="0" w:lineRule="auto"/>
         <w:ind w:left="480" w:hanging="240"/>
         <w:jc w:val="both"/>
         <w:rPr>
@@ -253,6 +276,11 @@
           <w:rtl w:val="0"/>
         </w:rPr>
         <w:t xml:space="preserve">Experienced in Agile methodologies, collaborating effectively with cross-functional teams and contributing to system design, feature implementation, testing, and production support. </w:t>
+      </w:r>
+      <w:r>
+        <w:rPr>
+          <w:rtl w:val="0"/>
+        </w:rPr>
       </w:r>
     </w:p>
     <w:p>
@@ -384,7 +412,7 @@
                 <w:rFonts w:ascii="Times New Roman" w:cs="Times New Roman" w:eastAsia="Times New Roman" w:hAnsi="Times New Roman"/>
                 <w:rtl w:val="0"/>
               </w:rPr>
-              <w:t xml:space="preserve">Android, Java, Kotlin, XML, Jetpack Compose</w:t>
+              <w:t xml:space="preserve">Android, Java, Kotlin, XML, Jetpack Compose, Coroutines/Flow, ExoPlayer</w:t>
             </w:r>
           </w:p>
         </w:tc>
@@ -1121,427 +1149,281 @@
     </w:p>
     <w:p>
       <w:pPr>
-        <w:keepNext w:val="0"/>
-        <w:keepLines w:val="0"/>
-        <w:pageBreakBefore w:val="0"/>
-        <w:widowControl w:val="1"/>
         <w:numPr>
           <w:ilvl w:val="0"/>
           <w:numId w:val="1"/>
         </w:numPr>
-        <w:pBdr>
-          <w:top w:space="0" w:sz="0" w:val="nil"/>
-          <w:left w:space="0" w:sz="0" w:val="nil"/>
-          <w:bottom w:space="0" w:sz="0" w:val="nil"/>
-          <w:right w:space="0" w:sz="0" w:val="nil"/>
-          <w:between w:space="0" w:sz="0" w:val="nil"/>
-        </w:pBdr>
-        <w:shd w:fill="auto" w:val="clear"/>
-        <w:spacing w:after="0" w:afterAutospacing="0" w:before="40" w:line="240" w:lineRule="auto"/>
-        <w:ind w:left="480" w:right="0" w:hanging="240"/>
-        <w:jc w:val="both"/>
-        <w:rPr>
-          <w:rFonts w:ascii="Times New Roman" w:cs="Times New Roman" w:eastAsia="Times New Roman" w:hAnsi="Times New Roman"/>
-          <w:i w:val="0"/>
-          <w:iCs w:val="0"/>
-          <w:smallCaps w:val="0"/>
-          <w:strike w:val="0"/>
-          <w:color w:val="111827"/>
-          <w:u w:val="none"/>
-          <w:shd w:fill="auto" w:val="clear"/>
-          <w:vertAlign w:val="baseline"/>
-        </w:rPr>
-      </w:pPr>
-      <w:r>
-        <w:rPr>
-          <w:rFonts w:ascii="Times New Roman" w:cs="Times New Roman" w:eastAsia="Times New Roman" w:hAnsi="Times New Roman"/>
-          <w:i w:val="0"/>
-          <w:iCs w:val="0"/>
-          <w:smallCaps w:val="0"/>
-          <w:strike w:val="0"/>
-          <w:color w:val="111827"/>
-          <w:u w:val="none"/>
-          <w:shd w:fill="auto" w:val="clear"/>
-          <w:vertAlign w:val="baseline"/>
-          <w:rtl w:val="0"/>
-        </w:rPr>
-        <w:t xml:space="preserve">Implemented Android-side features supporting the integration of Alaska Airlines and Hawaiian Airlines brands within the Passenger Service System (PSS), contributing to a seamless guest experience during the merger.</w:t>
-      </w:r>
-      <w:r>
-        <w:rPr>
-          <w:rtl w:val="0"/>
-        </w:rPr>
-      </w:r>
-    </w:p>
-    <w:p>
-      <w:pPr>
-        <w:keepNext w:val="0"/>
-        <w:keepLines w:val="0"/>
-        <w:pageBreakBefore w:val="0"/>
-        <w:widowControl w:val="1"/>
+        <w:spacing w:before="40" w:lineRule="auto"/>
+        <w:ind w:left="480" w:hanging="240"/>
+        <w:jc w:val="both"/>
+        <w:rPr>
+          <w:rFonts w:ascii="Times New Roman" w:cs="Times New Roman" w:eastAsia="Times New Roman" w:hAnsi="Times New Roman"/>
+        </w:rPr>
+      </w:pPr>
+      <w:r>
+        <w:rPr>
+          <w:rFonts w:ascii="Times New Roman" w:cs="Times New Roman" w:eastAsia="Times New Roman" w:hAnsi="Times New Roman"/>
+          <w:rtl w:val="0"/>
+        </w:rPr>
+        <w:t xml:space="preserve">Delivered Android-side features supporting the integration of Alaska Airlines and Hawaiian Airlines brands within the Passenger Service System (PSS), ensuring a seamless guest experience during the merger.</w:t>
+      </w:r>
+    </w:p>
+    <w:p>
+      <w:pPr>
         <w:numPr>
           <w:ilvl w:val="0"/>
           <w:numId w:val="1"/>
         </w:numPr>
-        <w:pBdr>
-          <w:top w:space="0" w:sz="0" w:val="nil"/>
-          <w:left w:space="0" w:sz="0" w:val="nil"/>
-          <w:bottom w:space="0" w:sz="0" w:val="nil"/>
-          <w:right w:space="0" w:sz="0" w:val="nil"/>
-          <w:between w:space="0" w:sz="0" w:val="nil"/>
-        </w:pBdr>
-        <w:shd w:fill="auto" w:val="clear"/>
-        <w:spacing w:after="0" w:afterAutospacing="0" w:before="0" w:beforeAutospacing="0" w:line="240" w:lineRule="auto"/>
-        <w:ind w:left="480" w:right="0" w:hanging="240"/>
-        <w:jc w:val="both"/>
-        <w:rPr>
-          <w:rFonts w:ascii="Times New Roman" w:cs="Times New Roman" w:eastAsia="Times New Roman" w:hAnsi="Times New Roman"/>
-          <w:u w:val="none"/>
-        </w:rPr>
-      </w:pPr>
-      <w:r>
-        <w:rPr>
-          <w:rFonts w:ascii="Times New Roman" w:cs="Times New Roman" w:eastAsia="Times New Roman" w:hAnsi="Times New Roman"/>
-          <w:i w:val="0"/>
-          <w:iCs w:val="0"/>
-          <w:smallCaps w:val="0"/>
-          <w:strike w:val="0"/>
-          <w:color w:val="111827"/>
-          <w:u w:val="none"/>
-          <w:shd w:fill="auto" w:val="clear"/>
-          <w:vertAlign w:val="baseline"/>
-          <w:rtl w:val="0"/>
-        </w:rPr>
-        <w:t xml:space="preserve">Designed and launched the Same Day Return feature </w:t>
-      </w:r>
-      <w:r>
-        <w:rPr>
-          <w:rFonts w:ascii="Times New Roman" w:cs="Times New Roman" w:eastAsia="Times New Roman" w:hAnsi="Times New Roman"/>
-          <w:rtl w:val="0"/>
-        </w:rPr>
-        <w:t xml:space="preserve">-</w:t>
-      </w:r>
-      <w:r>
-        <w:rPr>
-          <w:rFonts w:ascii="Times New Roman" w:cs="Times New Roman" w:eastAsia="Times New Roman" w:hAnsi="Times New Roman"/>
-          <w:i w:val="0"/>
-          <w:iCs w:val="0"/>
-          <w:smallCaps w:val="0"/>
-          <w:strike w:val="0"/>
-          <w:color w:val="111827"/>
-          <w:u w:val="none"/>
-          <w:shd w:fill="auto" w:val="clear"/>
-          <w:vertAlign w:val="baseline"/>
-          <w:rtl w:val="0"/>
-        </w:rPr>
-        <w:t xml:space="preserve"> enabling guests to check in for return flights prior to outbound departure </w:t>
-      </w:r>
-      <w:r>
-        <w:rPr>
-          <w:rFonts w:ascii="Times New Roman" w:cs="Times New Roman" w:eastAsia="Times New Roman" w:hAnsi="Times New Roman"/>
-          <w:rtl w:val="0"/>
-        </w:rPr>
-        <w:t xml:space="preserve">-</w:t>
-      </w:r>
-      <w:r>
-        <w:rPr>
-          <w:rFonts w:ascii="Times New Roman" w:cs="Times New Roman" w:eastAsia="Times New Roman" w:hAnsi="Times New Roman"/>
-          <w:i w:val="0"/>
-          <w:iCs w:val="0"/>
-          <w:smallCaps w:val="0"/>
-          <w:strike w:val="0"/>
-          <w:color w:val="111827"/>
-          <w:u w:val="none"/>
-          <w:shd w:fill="auto" w:val="clear"/>
-          <w:vertAlign w:val="baseline"/>
-          <w:rtl w:val="0"/>
-        </w:rPr>
-        <w:t xml:space="preserve"> and modernized boarding pass UX, resulting in faster boarding times and higher adoption rates.</w:t>
-      </w:r>
-      <w:r>
-        <w:rPr>
-          <w:rtl w:val="0"/>
-        </w:rPr>
-      </w:r>
-    </w:p>
-    <w:p>
-      <w:pPr>
-        <w:keepNext w:val="0"/>
-        <w:keepLines w:val="0"/>
-        <w:pageBreakBefore w:val="0"/>
-        <w:widowControl w:val="1"/>
+        <w:spacing w:before="40" w:lineRule="auto"/>
+        <w:ind w:left="480" w:hanging="240"/>
+        <w:jc w:val="both"/>
+        <w:rPr>
+          <w:rFonts w:ascii="Times New Roman" w:cs="Times New Roman" w:eastAsia="Times New Roman" w:hAnsi="Times New Roman"/>
+        </w:rPr>
+      </w:pPr>
+      <w:r>
+        <w:rPr>
+          <w:rFonts w:ascii="Times New Roman" w:cs="Times New Roman" w:eastAsia="Times New Roman" w:hAnsi="Times New Roman"/>
+          <w:rtl w:val="0"/>
+        </w:rPr>
+        <w:t xml:space="preserve">Architected and modernized the end-to-end check-in flow, including backend-driven eligibility checks (bags, seats, boarding passes). Re-architected core components using Kotlin, Jetpack Compose, coroutines, and Clean Architecture (MVVM/MVI) to ensure portability, maintainability, and alignment with modern Android standards - accelerating development cycles across multiple client platforms.</w:t>
+      </w:r>
+    </w:p>
+    <w:p>
+      <w:pPr>
         <w:numPr>
           <w:ilvl w:val="0"/>
           <w:numId w:val="1"/>
         </w:numPr>
-        <w:pBdr>
-          <w:top w:space="0" w:sz="0" w:val="nil"/>
-          <w:left w:space="0" w:sz="0" w:val="nil"/>
-          <w:bottom w:space="0" w:sz="0" w:val="nil"/>
-          <w:right w:space="0" w:sz="0" w:val="nil"/>
-          <w:between w:space="0" w:sz="0" w:val="nil"/>
-        </w:pBdr>
-        <w:shd w:fill="auto" w:val="clear"/>
-        <w:spacing w:after="0" w:afterAutospacing="0" w:before="0" w:beforeAutospacing="0" w:line="240" w:lineRule="auto"/>
-        <w:ind w:left="480" w:right="0" w:hanging="240"/>
-        <w:jc w:val="both"/>
-        <w:rPr>
-          <w:rFonts w:ascii="Times New Roman" w:cs="Times New Roman" w:eastAsia="Times New Roman" w:hAnsi="Times New Roman"/>
-          <w:i w:val="0"/>
-          <w:iCs w:val="0"/>
-          <w:smallCaps w:val="0"/>
-          <w:strike w:val="0"/>
-          <w:color w:val="111827"/>
-          <w:u w:val="none"/>
-          <w:shd w:fill="auto" w:val="clear"/>
-          <w:vertAlign w:val="baseline"/>
-        </w:rPr>
-      </w:pPr>
-      <w:r>
-        <w:rPr>
-          <w:rFonts w:ascii="Times New Roman" w:cs="Times New Roman" w:eastAsia="Times New Roman" w:hAnsi="Times New Roman"/>
-          <w:i w:val="0"/>
-          <w:iCs w:val="0"/>
-          <w:smallCaps w:val="0"/>
-          <w:strike w:val="0"/>
-          <w:color w:val="111827"/>
-          <w:u w:val="none"/>
-          <w:shd w:fill="auto" w:val="clear"/>
-          <w:vertAlign w:val="baseline"/>
-          <w:rtl w:val="0"/>
-        </w:rPr>
-        <w:t xml:space="preserve">Built dynamic seat promotion tiles, baggage management modules, and real-time engagement features using Airship Live Activities, streamlining operations and generating measurable ancillary revenue.</w:t>
-      </w:r>
-      <w:r>
-        <w:rPr>
-          <w:rtl w:val="0"/>
-        </w:rPr>
-      </w:r>
-    </w:p>
-    <w:p>
-      <w:pPr>
-        <w:keepNext w:val="0"/>
-        <w:keepLines w:val="0"/>
-        <w:pageBreakBefore w:val="0"/>
-        <w:widowControl w:val="1"/>
+        <w:spacing w:before="40" w:lineRule="auto"/>
+        <w:ind w:left="480" w:hanging="240"/>
+        <w:jc w:val="both"/>
+        <w:rPr>
+          <w:rFonts w:ascii="Times New Roman" w:cs="Times New Roman" w:eastAsia="Times New Roman" w:hAnsi="Times New Roman"/>
+        </w:rPr>
+      </w:pPr>
+      <w:r>
+        <w:rPr>
+          <w:rFonts w:ascii="Times New Roman" w:cs="Times New Roman" w:eastAsia="Times New Roman" w:hAnsi="Times New Roman"/>
+          <w:rtl w:val="0"/>
+        </w:rPr>
+        <w:t xml:space="preserve">Designed and launched the Same Day Return feature, modernizing check-in workflows by enabling guests to check in for return flights prior to outbound departure - driving higher adoption rates and faster boarding times.</w:t>
+      </w:r>
+    </w:p>
+    <w:p>
+      <w:pPr>
         <w:numPr>
           <w:ilvl w:val="0"/>
           <w:numId w:val="1"/>
         </w:numPr>
-        <w:pBdr>
-          <w:top w:space="0" w:sz="0" w:val="nil"/>
-          <w:left w:space="0" w:sz="0" w:val="nil"/>
-          <w:bottom w:space="0" w:sz="0" w:val="nil"/>
-          <w:right w:space="0" w:sz="0" w:val="nil"/>
-          <w:between w:space="0" w:sz="0" w:val="nil"/>
-        </w:pBdr>
-        <w:shd w:fill="auto" w:val="clear"/>
-        <w:spacing w:after="0" w:afterAutospacing="0" w:before="0" w:beforeAutospacing="0" w:line="240" w:lineRule="auto"/>
-        <w:ind w:left="480" w:right="0" w:hanging="240"/>
-        <w:jc w:val="both"/>
-        <w:rPr>
-          <w:rFonts w:ascii="Times New Roman" w:cs="Times New Roman" w:eastAsia="Times New Roman" w:hAnsi="Times New Roman"/>
-          <w:i w:val="0"/>
-          <w:iCs w:val="0"/>
-          <w:smallCaps w:val="0"/>
-          <w:strike w:val="0"/>
-          <w:color w:val="111827"/>
-          <w:u w:val="none"/>
-          <w:shd w:fill="auto" w:val="clear"/>
-          <w:vertAlign w:val="baseline"/>
-        </w:rPr>
-      </w:pPr>
-      <w:r>
-        <w:rPr>
-          <w:rFonts w:ascii="Times New Roman" w:cs="Times New Roman" w:eastAsia="Times New Roman" w:hAnsi="Times New Roman"/>
-          <w:i w:val="0"/>
-          <w:iCs w:val="0"/>
-          <w:smallCaps w:val="0"/>
-          <w:strike w:val="0"/>
-          <w:color w:val="111827"/>
-          <w:u w:val="none"/>
-          <w:shd w:fill="auto" w:val="clear"/>
-          <w:vertAlign w:val="baseline"/>
-          <w:rtl w:val="0"/>
-        </w:rPr>
-        <w:t xml:space="preserve">Architected a modular SDK to modernize check-in eligibility, improving portability across multiple client platforms and accelerating development cycles.</w:t>
-      </w:r>
-      <w:r>
-        <w:rPr>
-          <w:rtl w:val="0"/>
-        </w:rPr>
-      </w:r>
-    </w:p>
-    <w:p>
-      <w:pPr>
-        <w:keepNext w:val="0"/>
-        <w:keepLines w:val="0"/>
-        <w:pageBreakBefore w:val="0"/>
-        <w:widowControl w:val="1"/>
+        <w:spacing w:before="40" w:lineRule="auto"/>
+        <w:ind w:left="480" w:hanging="240"/>
+        <w:jc w:val="both"/>
+        <w:rPr>
+          <w:rFonts w:ascii="Times New Roman" w:cs="Times New Roman" w:eastAsia="Times New Roman" w:hAnsi="Times New Roman"/>
+        </w:rPr>
+      </w:pPr>
+      <w:r>
+        <w:rPr>
+          <w:rFonts w:ascii="Times New Roman" w:cs="Times New Roman" w:eastAsia="Times New Roman" w:hAnsi="Times New Roman"/>
+          <w:rtl w:val="0"/>
+        </w:rPr>
+        <w:t xml:space="preserve">Developed international compliance features such as passport detail submission and lap infant declarations, digitalizing regulatory workflows for improved accuracy and efficiency.</w:t>
+      </w:r>
+    </w:p>
+    <w:p>
+      <w:pPr>
         <w:numPr>
           <w:ilvl w:val="0"/>
           <w:numId w:val="1"/>
         </w:numPr>
-        <w:pBdr>
-          <w:top w:space="0" w:sz="0" w:val="nil"/>
-          <w:left w:space="0" w:sz="0" w:val="nil"/>
-          <w:bottom w:space="0" w:sz="0" w:val="nil"/>
-          <w:right w:space="0" w:sz="0" w:val="nil"/>
-          <w:between w:space="0" w:sz="0" w:val="nil"/>
-        </w:pBdr>
-        <w:shd w:fill="auto" w:val="clear"/>
-        <w:spacing w:after="0" w:afterAutospacing="0" w:before="0" w:beforeAutospacing="0" w:line="240" w:lineRule="auto"/>
-        <w:ind w:left="480" w:right="0" w:hanging="240"/>
-        <w:jc w:val="both"/>
-        <w:rPr>
-          <w:rFonts w:ascii="Times New Roman" w:cs="Times New Roman" w:eastAsia="Times New Roman" w:hAnsi="Times New Roman"/>
-          <w:i w:val="0"/>
-          <w:iCs w:val="0"/>
-          <w:smallCaps w:val="0"/>
-          <w:strike w:val="0"/>
-          <w:color w:val="111827"/>
-          <w:u w:val="none"/>
-          <w:shd w:fill="auto" w:val="clear"/>
-          <w:vertAlign w:val="baseline"/>
-        </w:rPr>
-      </w:pPr>
-      <w:r>
-        <w:rPr>
-          <w:rFonts w:ascii="Times New Roman" w:cs="Times New Roman" w:eastAsia="Times New Roman" w:hAnsi="Times New Roman"/>
-          <w:i w:val="0"/>
-          <w:iCs w:val="0"/>
-          <w:smallCaps w:val="0"/>
-          <w:strike w:val="0"/>
-          <w:color w:val="111827"/>
-          <w:u w:val="none"/>
-          <w:shd w:fill="auto" w:val="clear"/>
-          <w:vertAlign w:val="baseline"/>
-          <w:rtl w:val="0"/>
-        </w:rPr>
-        <w:t xml:space="preserve">Hardened security posture by removing secrets from source code and managing them in CI/CD pipelines; implemented automated test coverage reporting via Azure DevOps and SonarQube, strengthening compliance and release reliability.</w:t>
-      </w:r>
-      <w:r>
-        <w:rPr>
-          <w:rtl w:val="0"/>
-        </w:rPr>
-      </w:r>
-    </w:p>
-    <w:p>
-      <w:pPr>
-        <w:keepNext w:val="0"/>
-        <w:keepLines w:val="0"/>
-        <w:pageBreakBefore w:val="0"/>
-        <w:widowControl w:val="1"/>
+        <w:spacing w:before="40" w:lineRule="auto"/>
+        <w:ind w:left="480" w:hanging="240"/>
+        <w:jc w:val="both"/>
+        <w:rPr>
+          <w:rFonts w:ascii="Times New Roman" w:cs="Times New Roman" w:eastAsia="Times New Roman" w:hAnsi="Times New Roman"/>
+        </w:rPr>
+      </w:pPr>
+      <w:r>
+        <w:rPr>
+          <w:rFonts w:ascii="Times New Roman" w:cs="Times New Roman" w:eastAsia="Times New Roman" w:hAnsi="Times New Roman"/>
+          <w:rtl w:val="0"/>
+        </w:rPr>
+        <w:t xml:space="preserve">Integrated Auth0 identity provider into the Android platform as part of a cross-functional team, enhancing authentication, security, and seamless user access.</w:t>
+      </w:r>
+    </w:p>
+    <w:p>
+      <w:pPr>
         <w:numPr>
           <w:ilvl w:val="0"/>
           <w:numId w:val="1"/>
         </w:numPr>
-        <w:pBdr>
-          <w:top w:space="0" w:sz="0" w:val="nil"/>
-          <w:left w:space="0" w:sz="0" w:val="nil"/>
-          <w:bottom w:space="0" w:sz="0" w:val="nil"/>
-          <w:right w:space="0" w:sz="0" w:val="nil"/>
-          <w:between w:space="0" w:sz="0" w:val="nil"/>
-        </w:pBdr>
-        <w:shd w:fill="auto" w:val="clear"/>
-        <w:spacing w:after="0" w:afterAutospacing="0" w:before="0" w:beforeAutospacing="0" w:line="240" w:lineRule="auto"/>
-        <w:ind w:left="480" w:right="0" w:hanging="240"/>
-        <w:jc w:val="both"/>
-        <w:rPr>
-          <w:rFonts w:ascii="Times New Roman" w:cs="Times New Roman" w:eastAsia="Times New Roman" w:hAnsi="Times New Roman"/>
-          <w:u w:val="none"/>
-        </w:rPr>
-      </w:pPr>
-      <w:r>
-        <w:rPr>
-          <w:rFonts w:ascii="Times New Roman" w:cs="Times New Roman" w:eastAsia="Times New Roman" w:hAnsi="Times New Roman"/>
-          <w:i w:val="0"/>
-          <w:iCs w:val="0"/>
-          <w:smallCaps w:val="0"/>
-          <w:strike w:val="0"/>
-          <w:color w:val="111827"/>
-          <w:u w:val="none"/>
-          <w:shd w:fill="auto" w:val="clear"/>
-          <w:vertAlign w:val="baseline"/>
-          <w:rtl w:val="0"/>
-        </w:rPr>
-        <w:t xml:space="preserve">Implemented </w:t>
-      </w:r>
-      <w:r>
-        <w:rPr>
-          <w:rFonts w:ascii="Times New Roman" w:cs="Times New Roman" w:eastAsia="Times New Roman" w:hAnsi="Times New Roman"/>
-          <w:rtl w:val="0"/>
-        </w:rPr>
-        <w:t xml:space="preserve">Auth0 </w:t>
-      </w:r>
-      <w:r>
-        <w:rPr>
-          <w:rFonts w:ascii="Times New Roman" w:cs="Times New Roman" w:eastAsia="Times New Roman" w:hAnsi="Times New Roman"/>
-          <w:i w:val="0"/>
-          <w:iCs w:val="0"/>
-          <w:smallCaps w:val="0"/>
-          <w:strike w:val="0"/>
-          <w:color w:val="111827"/>
-          <w:u w:val="none"/>
-          <w:shd w:fill="auto" w:val="clear"/>
-          <w:vertAlign w:val="baseline"/>
-          <w:rtl w:val="0"/>
-        </w:rPr>
-        <w:t xml:space="preserve">identity provider integration on the Android platform as part of a cross-functional team effort, enabling enhanced authentication, security, and seamless user access.</w:t>
-      </w:r>
-      <w:r>
-        <w:rPr>
-          <w:rtl w:val="0"/>
-        </w:rPr>
-      </w:r>
-    </w:p>
-    <w:p>
-      <w:pPr>
-        <w:keepNext w:val="0"/>
-        <w:keepLines w:val="0"/>
-        <w:pageBreakBefore w:val="0"/>
-        <w:widowControl w:val="1"/>
+        <w:spacing w:before="40" w:lineRule="auto"/>
+        <w:ind w:left="480" w:hanging="240"/>
+        <w:jc w:val="both"/>
+        <w:rPr>
+          <w:rFonts w:ascii="Times New Roman" w:cs="Times New Roman" w:eastAsia="Times New Roman" w:hAnsi="Times New Roman"/>
+        </w:rPr>
+      </w:pPr>
+      <w:r>
+        <w:rPr>
+          <w:rFonts w:ascii="Times New Roman" w:cs="Times New Roman" w:eastAsia="Times New Roman" w:hAnsi="Times New Roman"/>
+          <w:rtl w:val="0"/>
+        </w:rPr>
+        <w:t xml:space="preserve">Strengthened security posture by configuring secrets management across build types and environments in CI/CD pipelines. Enforced automated coverage gates via Azure DevOps and SonarQube, and drove compliance through structured code reviews to ensure release reliability.</w:t>
+      </w:r>
+    </w:p>
+    <w:p>
+      <w:pPr>
         <w:numPr>
           <w:ilvl w:val="0"/>
           <w:numId w:val="1"/>
         </w:numPr>
-        <w:pBdr>
-          <w:top w:space="0" w:sz="0" w:val="nil"/>
-          <w:left w:space="0" w:sz="0" w:val="nil"/>
-          <w:bottom w:space="0" w:sz="0" w:val="nil"/>
-          <w:right w:space="0" w:sz="0" w:val="nil"/>
-          <w:between w:space="0" w:sz="0" w:val="nil"/>
-        </w:pBdr>
-        <w:shd w:fill="auto" w:val="clear"/>
-        <w:spacing w:after="40" w:before="0" w:beforeAutospacing="0" w:line="240" w:lineRule="auto"/>
-        <w:ind w:left="480" w:right="0" w:hanging="240"/>
-        <w:jc w:val="both"/>
-        <w:rPr>
-          <w:rFonts w:ascii="Times New Roman" w:cs="Times New Roman" w:eastAsia="Times New Roman" w:hAnsi="Times New Roman"/>
-          <w:i w:val="0"/>
-          <w:iCs w:val="0"/>
-          <w:smallCaps w:val="0"/>
-          <w:strike w:val="0"/>
-          <w:color w:val="111827"/>
-          <w:u w:val="none"/>
-          <w:shd w:fill="auto" w:val="clear"/>
-          <w:vertAlign w:val="baseline"/>
-        </w:rPr>
-      </w:pPr>
-      <w:r>
-        <w:rPr>
-          <w:rFonts w:ascii="Times New Roman" w:cs="Times New Roman" w:eastAsia="Times New Roman" w:hAnsi="Times New Roman"/>
-          <w:i w:val="0"/>
-          <w:iCs w:val="0"/>
-          <w:smallCaps w:val="0"/>
-          <w:strike w:val="0"/>
-          <w:color w:val="111827"/>
-          <w:u w:val="none"/>
-          <w:shd w:fill="auto" w:val="clear"/>
-          <w:vertAlign w:val="baseline"/>
-          <w:rtl w:val="0"/>
-        </w:rPr>
-        <w:t xml:space="preserve">Developed international compliance features including passport detail submission and lap infant declarations, simplifying regulatory workflows.</w:t>
+        <w:spacing w:before="40" w:lineRule="auto"/>
+        <w:ind w:left="480" w:hanging="240"/>
+        <w:jc w:val="both"/>
+        <w:rPr>
+          <w:rFonts w:ascii="Times New Roman" w:cs="Times New Roman" w:eastAsia="Times New Roman" w:hAnsi="Times New Roman"/>
+        </w:rPr>
+      </w:pPr>
+      <w:r>
+        <w:rPr>
+          <w:rFonts w:ascii="Times New Roman" w:cs="Times New Roman" w:eastAsia="Times New Roman" w:hAnsi="Times New Roman"/>
+          <w:rtl w:val="0"/>
+        </w:rPr>
+        <w:t xml:space="preserve">Built dynamic seat promotion tiles, baggage management modules, and real-time engagement features using Airship Live Activities, streamlining guest operations and generating measurable ancillary revenue growth.</w:t>
+      </w:r>
+    </w:p>
+    <w:p>
+      <w:pPr>
+        <w:numPr>
+          <w:ilvl w:val="0"/>
+          <w:numId w:val="1"/>
+        </w:numPr>
+        <w:spacing w:before="40" w:lineRule="auto"/>
+        <w:ind w:left="480" w:hanging="240"/>
+        <w:jc w:val="both"/>
+        <w:rPr>
+          <w:rFonts w:ascii="Times New Roman" w:cs="Times New Roman" w:eastAsia="Times New Roman" w:hAnsi="Times New Roman"/>
+        </w:rPr>
+      </w:pPr>
+      <w:r>
+        <w:rPr>
+          <w:rFonts w:ascii="Times New Roman" w:cs="Times New Roman" w:eastAsia="Times New Roman" w:hAnsi="Times New Roman"/>
+          <w:rtl w:val="0"/>
+        </w:rPr>
+        <w:t xml:space="preserve">Advanced team efficiency and modernization initiatives through GitHub Copilot adoption, streamlining development cycles, reinforcing coding standards, and accelerating delivery of guest-facing features.</w:t>
+      </w:r>
+    </w:p>
+    <w:p>
+      <w:pPr>
+        <w:spacing w:after="40" w:before="80" w:lineRule="auto"/>
+        <w:ind w:left="0" w:firstLine="0"/>
+        <w:jc w:val="both"/>
+        <w:rPr>
+          <w:rFonts w:ascii="Times New Roman" w:cs="Times New Roman" w:eastAsia="Times New Roman" w:hAnsi="Times New Roman"/>
+          <w:sz w:val="18"/>
+          <w:szCs w:val="18"/>
+        </w:rPr>
+      </w:pPr>
+      <w:r>
+        <w:rPr>
+          <w:rFonts w:ascii="Times New Roman" w:cs="Times New Roman" w:eastAsia="Times New Roman" w:hAnsi="Times New Roman"/>
+          <w:b w:val="1"/>
+          <w:bCs w:val="1"/>
+          <w:color w:val="1b3a6b"/>
+          <w:sz w:val="18"/>
+          <w:szCs w:val="18"/>
+          <w:rtl w:val="0"/>
+        </w:rPr>
+        <w:t xml:space="preserve">Tech Stack: </w:t>
+      </w:r>
+      <w:r>
+        <w:rPr>
+          <w:rFonts w:ascii="Times New Roman" w:cs="Times New Roman" w:eastAsia="Times New Roman" w:hAnsi="Times New Roman"/>
+          <w:i w:val="1"/>
+          <w:iCs w:val="1"/>
+          <w:color w:val="444444"/>
+          <w:sz w:val="18"/>
+          <w:szCs w:val="18"/>
+          <w:rtl w:val="0"/>
+        </w:rPr>
+        <w:t xml:space="preserve">Android (Java, Kotlin, XML, Jetpack Compose, Coroutines), (MVVM, MVI, Modular Design), SonarQube, Optimizely, Auth0, Airship, GitHub, Azure DevOps, CI/CD</w:t>
+      </w:r>
+      <w:r>
+        <w:rPr>
+          <w:rtl w:val="0"/>
+        </w:rPr>
+      </w:r>
+    </w:p>
+    <w:p>
+      <w:pPr>
+        <w:spacing w:after="20" w:before="160" w:lineRule="auto"/>
+        <w:jc w:val="both"/>
+        <w:rPr>
+          <w:rFonts w:ascii="Times New Roman" w:cs="Times New Roman" w:eastAsia="Times New Roman" w:hAnsi="Times New Roman"/>
+        </w:rPr>
+      </w:pPr>
+      <w:r>
+        <w:rPr>
+          <w:rFonts w:ascii="Times New Roman" w:cs="Times New Roman" w:eastAsia="Times New Roman" w:hAnsi="Times New Roman"/>
+          <w:b w:val="1"/>
+          <w:bCs w:val="1"/>
+          <w:color w:val="2563eb"/>
+          <w:sz w:val="22"/>
+          <w:szCs w:val="22"/>
+          <w:rtl w:val="0"/>
+        </w:rPr>
+        <w:t xml:space="preserve">Migo Entertainment Inc. | PH &amp; ID </w:t>
+      </w:r>
+      <w:r>
+        <w:rPr>
+          <w:rtl w:val="0"/>
+        </w:rPr>
+      </w:r>
+    </w:p>
+    <w:p>
+      <w:pPr>
+        <w:spacing w:after="80" w:before="0" w:lineRule="auto"/>
+        <w:jc w:val="both"/>
+        <w:rPr>
+          <w:rFonts w:ascii="Times New Roman" w:cs="Times New Roman" w:eastAsia="Times New Roman" w:hAnsi="Times New Roman"/>
+          <w:b w:val="1"/>
+          <w:bCs w:val="1"/>
+        </w:rPr>
+      </w:pPr>
+      <w:r>
+        <w:rPr>
+          <w:rFonts w:ascii="Times New Roman" w:cs="Times New Roman" w:eastAsia="Times New Roman" w:hAnsi="Times New Roman"/>
+          <w:b w:val="1"/>
+          <w:bCs w:val="1"/>
+          <w:sz w:val="22"/>
+          <w:szCs w:val="22"/>
+          <w:rtl w:val="0"/>
+        </w:rPr>
+        <w:t xml:space="preserve">Senior Full Stack Developer  </w:t>
+        <w:tab/>
+        <w:tab/>
+        <w:tab/>
+        <w:tab/>
+        <w:tab/>
+        <w:tab/>
+        <w:tab/>
+        <w:tab/>
+        <w:t xml:space="preserve"> </w:t>
+      </w:r>
+      <w:r>
+        <w:rPr>
+          <w:rFonts w:ascii="Times New Roman" w:cs="Times New Roman" w:eastAsia="Times New Roman" w:hAnsi="Times New Roman"/>
+          <w:b w:val="1"/>
+          <w:bCs w:val="1"/>
+          <w:i w:val="1"/>
+          <w:iCs w:val="1"/>
+          <w:sz w:val="19"/>
+          <w:szCs w:val="19"/>
+          <w:rtl w:val="0"/>
+        </w:rPr>
+        <w:t xml:space="preserve">Jul 2021 – Oct 2023</w:t>
       </w:r>
       <w:r>
         <w:rPr>
@@ -1577,138 +1459,9 @@
       <w:r>
         <w:rPr>
           <w:rFonts w:ascii="Times New Roman" w:cs="Times New Roman" w:eastAsia="Times New Roman" w:hAnsi="Times New Roman"/>
-          <w:i w:val="0"/>
-          <w:iCs w:val="0"/>
-          <w:smallCaps w:val="0"/>
-          <w:strike w:val="0"/>
-          <w:color w:val="111827"/>
-          <w:u w:val="none"/>
-          <w:shd w:fill="auto" w:val="clear"/>
-          <w:vertAlign w:val="baseline"/>
-          <w:rtl w:val="0"/>
-        </w:rPr>
-        <w:t xml:space="preserve">Leveraged GitHub Copilot to improve development throughput, code quality, and feature delivery velocity.</w:t>
-      </w:r>
-      <w:r>
-        <w:rPr>
-          <w:rtl w:val="0"/>
-        </w:rPr>
-      </w:r>
-    </w:p>
-    <w:p>
-      <w:pPr>
-        <w:spacing w:after="40" w:before="80" w:lineRule="auto"/>
-        <w:ind w:left="0" w:firstLine="0"/>
-        <w:jc w:val="both"/>
-        <w:rPr>
-          <w:rFonts w:ascii="Times New Roman" w:cs="Times New Roman" w:eastAsia="Times New Roman" w:hAnsi="Times New Roman"/>
-          <w:sz w:val="18"/>
-          <w:szCs w:val="18"/>
-        </w:rPr>
-      </w:pPr>
-      <w:r>
-        <w:rPr>
-          <w:rFonts w:ascii="Times New Roman" w:cs="Times New Roman" w:eastAsia="Times New Roman" w:hAnsi="Times New Roman"/>
-          <w:b w:val="1"/>
-          <w:bCs w:val="1"/>
-          <w:color w:val="1b3a6b"/>
-          <w:sz w:val="18"/>
-          <w:szCs w:val="18"/>
-          <w:rtl w:val="0"/>
-        </w:rPr>
-        <w:t xml:space="preserve">Tech Stack: </w:t>
-      </w:r>
-      <w:r>
-        <w:rPr>
-          <w:rFonts w:ascii="Times New Roman" w:cs="Times New Roman" w:eastAsia="Times New Roman" w:hAnsi="Times New Roman"/>
-          <w:i w:val="1"/>
-          <w:iCs w:val="1"/>
-          <w:color w:val="444444"/>
-          <w:sz w:val="18"/>
-          <w:szCs w:val="18"/>
-          <w:rtl w:val="0"/>
-        </w:rPr>
-        <w:t xml:space="preserve">Android (Java, Kotlin, XML, Jetpack Compose), (MVVM, MVI, Modular Design), SonarQube, Optimizely, Auth0, Airship, GitHub, Azure DevOps, CI/CD</w:t>
-      </w:r>
-      <w:r>
-        <w:rPr>
-          <w:rtl w:val="0"/>
-        </w:rPr>
-      </w:r>
-    </w:p>
-    <w:p>
-      <w:pPr>
-        <w:spacing w:after="20" w:before="160" w:lineRule="auto"/>
-        <w:jc w:val="both"/>
-        <w:rPr>
-          <w:rFonts w:ascii="Times New Roman" w:cs="Times New Roman" w:eastAsia="Times New Roman" w:hAnsi="Times New Roman"/>
-        </w:rPr>
-      </w:pPr>
-      <w:r>
-        <w:rPr>
-          <w:rFonts w:ascii="Times New Roman" w:cs="Times New Roman" w:eastAsia="Times New Roman" w:hAnsi="Times New Roman"/>
-          <w:b w:val="1"/>
-          <w:bCs w:val="1"/>
-          <w:color w:val="2563eb"/>
-          <w:sz w:val="22"/>
-          <w:szCs w:val="22"/>
-          <w:rtl w:val="0"/>
-        </w:rPr>
-        <w:t xml:space="preserve">Migo Entertainment Inc. | PH &amp; ID </w:t>
-      </w:r>
-      <w:r>
-        <w:rPr>
-          <w:rtl w:val="0"/>
-        </w:rPr>
-      </w:r>
-    </w:p>
-    <w:p>
-      <w:pPr>
-        <w:spacing w:after="80" w:before="0" w:lineRule="auto"/>
-        <w:jc w:val="both"/>
-        <w:rPr>
-          <w:rFonts w:ascii="Times New Roman" w:cs="Times New Roman" w:eastAsia="Times New Roman" w:hAnsi="Times New Roman"/>
-          <w:b w:val="1"/>
-          <w:bCs w:val="1"/>
-        </w:rPr>
-      </w:pPr>
-      <w:r>
-        <w:rPr>
-          <w:rFonts w:ascii="Times New Roman" w:cs="Times New Roman" w:eastAsia="Times New Roman" w:hAnsi="Times New Roman"/>
-          <w:b w:val="1"/>
-          <w:bCs w:val="1"/>
-          <w:sz w:val="22"/>
-          <w:szCs w:val="22"/>
-          <w:rtl w:val="0"/>
-        </w:rPr>
-        <w:t xml:space="preserve">Senior Full Stack Developer  </w:t>
-        <w:tab/>
-        <w:tab/>
-        <w:tab/>
-        <w:tab/>
-        <w:tab/>
-        <w:tab/>
-        <w:tab/>
-        <w:tab/>
-        <w:t xml:space="preserve"> </w:t>
-      </w:r>
-      <w:r>
-        <w:rPr>
-          <w:rFonts w:ascii="Times New Roman" w:cs="Times New Roman" w:eastAsia="Times New Roman" w:hAnsi="Times New Roman"/>
-          <w:b w:val="1"/>
-          <w:bCs w:val="1"/>
-          <w:i w:val="1"/>
-          <w:iCs w:val="1"/>
-          <w:sz w:val="19"/>
-          <w:szCs w:val="19"/>
-          <w:rtl w:val="0"/>
-        </w:rPr>
-        <w:t xml:space="preserve">Jul 2021 – Oct 2023</w:t>
-      </w:r>
-      <w:r>
-        <w:rPr>
-          <w:rtl w:val="0"/>
-        </w:rPr>
+          <w:rtl w:val="0"/>
+        </w:rPr>
+        <w:t xml:space="preserve">Led the development of the in-house Agency Tool mobile app, an incentive program platform that boosted company sales by 25% and generated income for 3,000+ agents - solely developed the Android app (Kotlin) and contributed full-stack to the web layer, including backend (Node.js/Express, PostgreSQL) and frontend (Angular/TypeScript, Bootstrap).</w:t>
       </w:r>
     </w:p>
     <w:p>
@@ -1741,7 +1494,7 @@
           <w:rFonts w:ascii="Times New Roman" w:cs="Times New Roman" w:eastAsia="Times New Roman" w:hAnsi="Times New Roman"/>
           <w:rtl w:val="0"/>
         </w:rPr>
-        <w:t xml:space="preserve">Led the development of the in-house Agency Tool mobile app, an incentive program platform that boosted company sales by 25% and generated income for 3,000+ agents - solely developed the Android app (Kotlin) and contributed full-stack to the web layer, including backend (Node.js/Express, PostgreSQL) and frontend (Angular/TypeScript, Bootstrap).</w:t>
+        <w:t xml:space="preserve">Digitalized the retailer partner contract signing and management process, enabling the RTM team to increase field-signed contracts by 15%. Solely owned the mobile app (Android/Kotlin), contributing to backend services (Node.js/Express, PostgreSQL).</w:t>
       </w:r>
     </w:p>
     <w:p>
@@ -1772,9 +1525,24 @@
       <w:r>
         <w:rPr>
           <w:rFonts w:ascii="Times New Roman" w:cs="Times New Roman" w:eastAsia="Times New Roman" w:hAnsi="Times New Roman"/>
-          <w:rtl w:val="0"/>
-        </w:rPr>
-        <w:t xml:space="preserve">Digitalized the retailer partner contract signing and management process, enabling the RTM team to increase field-signed contracts by 15%. Solely owned the mobile app (Android/Kotlin), contributing to backend services (Node.js/Express, PostgreSQL).</w:t>
+          <w:i w:val="0"/>
+          <w:iCs w:val="0"/>
+          <w:smallCaps w:val="0"/>
+          <w:strike w:val="0"/>
+          <w:color w:val="111827"/>
+          <w:sz w:val="20"/>
+          <w:szCs w:val="20"/>
+          <w:u w:val="none"/>
+          <w:shd w:fill="auto" w:val="clear"/>
+          <w:vertAlign w:val="baseline"/>
+          <w:rtl w:val="0"/>
+        </w:rPr>
+        <w:t xml:space="preserve">Partnered with product managers to gather requirements, propose technical and UX solutions, and deliver accurate project timelines.</w:t>
+      </w:r>
+      <w:r>
+        <w:rPr>
+          <w:rtl w:val="0"/>
+        </w:rPr>
       </w:r>
     </w:p>
     <w:p>
@@ -1817,7 +1585,7 @@
           <w:vertAlign w:val="baseline"/>
           <w:rtl w:val="0"/>
         </w:rPr>
-        <w:t xml:space="preserve">Partnered with product managers to gather requirements, propose technical and UX solutions, and deliver accurate project timelines.</w:t>
+        <w:t xml:space="preserve">Conducted UAT to validate UI/UX alignment with end-user expectations, reducing post-release defects and improving feature adoption.</w:t>
       </w:r>
       <w:r>
         <w:rPr>
@@ -1865,7 +1633,94 @@
           <w:vertAlign w:val="baseline"/>
           <w:rtl w:val="0"/>
         </w:rPr>
-        <w:t xml:space="preserve">Conducted UAT to validate UI/UX alignment with end-user expectations, reducing post-release defects and improving feature adoption.</w:t>
+        <w:t xml:space="preserve">Monitored application stability, performed root cause analysis, and implemented long-term performance improvements.</w:t>
+      </w:r>
+      <w:r>
+        <w:rPr>
+          <w:rtl w:val="0"/>
+        </w:rPr>
+      </w:r>
+    </w:p>
+    <w:p>
+      <w:pPr>
+        <w:spacing w:after="40" w:before="80" w:lineRule="auto"/>
+        <w:jc w:val="both"/>
+        <w:rPr>
+          <w:rFonts w:ascii="Times New Roman" w:cs="Times New Roman" w:eastAsia="Times New Roman" w:hAnsi="Times New Roman"/>
+          <w:i w:val="1"/>
+          <w:iCs w:val="1"/>
+          <w:color w:val="6b7280"/>
+        </w:rPr>
+      </w:pPr>
+      <w:r>
+        <w:rPr>
+          <w:rFonts w:ascii="Times New Roman" w:cs="Times New Roman" w:eastAsia="Times New Roman" w:hAnsi="Times New Roman"/>
+          <w:b w:val="1"/>
+          <w:bCs w:val="1"/>
+          <w:color w:val="1b3a6b"/>
+          <w:rtl w:val="0"/>
+        </w:rPr>
+        <w:t xml:space="preserve">Tech Stack: </w:t>
+      </w:r>
+      <w:r>
+        <w:rPr>
+          <w:rFonts w:ascii="Times New Roman" w:cs="Times New Roman" w:eastAsia="Times New Roman" w:hAnsi="Times New Roman"/>
+          <w:i w:val="1"/>
+          <w:iCs w:val="1"/>
+          <w:color w:val="444444"/>
+          <w:sz w:val="18"/>
+          <w:szCs w:val="18"/>
+          <w:rtl w:val="0"/>
+        </w:rPr>
+        <w:t xml:space="preserve">Android (Kotlin, XML), (Angular, TypeScript, Bootstrap), (Node.js/Express, PostgreSQL), GitLab, GitHub Actions, CI/CD</w:t>
+      </w:r>
+      <w:r>
+        <w:rPr>
+          <w:rtl w:val="0"/>
+        </w:rPr>
+      </w:r>
+    </w:p>
+    <w:p>
+      <w:pPr>
+        <w:spacing w:after="20" w:before="160" w:lineRule="auto"/>
+        <w:jc w:val="both"/>
+        <w:rPr>
+          <w:rFonts w:ascii="Times New Roman" w:cs="Times New Roman" w:eastAsia="Times New Roman" w:hAnsi="Times New Roman"/>
+          <w:b w:val="1"/>
+          <w:bCs w:val="1"/>
+        </w:rPr>
+      </w:pPr>
+      <w:r>
+        <w:rPr>
+          <w:rFonts w:ascii="Times New Roman" w:cs="Times New Roman" w:eastAsia="Times New Roman" w:hAnsi="Times New Roman"/>
+          <w:b w:val="1"/>
+          <w:bCs w:val="1"/>
+          <w:sz w:val="22"/>
+          <w:szCs w:val="22"/>
+          <w:rtl w:val="0"/>
+        </w:rPr>
+        <w:t xml:space="preserve">Senior Android Developer </w:t>
+        <w:tab/>
+        <w:tab/>
+        <w:tab/>
+        <w:tab/>
+        <w:tab/>
+        <w:tab/>
+        <w:tab/>
+        <w:tab/>
+      </w:r>
+      <w:r>
+        <w:rPr>
+          <w:rFonts w:ascii="Times New Roman" w:cs="Times New Roman" w:eastAsia="Times New Roman" w:hAnsi="Times New Roman"/>
+          <w:b w:val="1"/>
+          <w:bCs w:val="1"/>
+          <w:i w:val="1"/>
+          <w:iCs w:val="1"/>
+          <w:sz w:val="19"/>
+          <w:szCs w:val="19"/>
+          <w:rtl w:val="0"/>
+        </w:rPr>
+        <w:t xml:space="preserve">May 2019 – Jul 2021</w:t>
       </w:r>
       <w:r>
         <w:rPr>
@@ -1901,111 +1756,9 @@
       <w:r>
         <w:rPr>
           <w:rFonts w:ascii="Times New Roman" w:cs="Times New Roman" w:eastAsia="Times New Roman" w:hAnsi="Times New Roman"/>
-          <w:i w:val="0"/>
-          <w:iCs w:val="0"/>
-          <w:smallCaps w:val="0"/>
-          <w:strike w:val="0"/>
-          <w:color w:val="111827"/>
-          <w:sz w:val="20"/>
-          <w:szCs w:val="20"/>
-          <w:u w:val="none"/>
-          <w:shd w:fill="auto" w:val="clear"/>
-          <w:vertAlign w:val="baseline"/>
-          <w:rtl w:val="0"/>
-        </w:rPr>
-        <w:t xml:space="preserve">Monitored application stability, performed root cause analysis, and implemented long-term performance improvements.</w:t>
-      </w:r>
-      <w:r>
-        <w:rPr>
-          <w:rtl w:val="0"/>
-        </w:rPr>
-      </w:r>
-    </w:p>
-    <w:p>
-      <w:pPr>
-        <w:spacing w:after="40" w:before="80" w:lineRule="auto"/>
-        <w:jc w:val="both"/>
-        <w:rPr>
-          <w:rFonts w:ascii="Times New Roman" w:cs="Times New Roman" w:eastAsia="Times New Roman" w:hAnsi="Times New Roman"/>
-          <w:i w:val="1"/>
-          <w:iCs w:val="1"/>
-          <w:color w:val="6b7280"/>
-        </w:rPr>
-      </w:pPr>
-      <w:r>
-        <w:rPr>
-          <w:rFonts w:ascii="Times New Roman" w:cs="Times New Roman" w:eastAsia="Times New Roman" w:hAnsi="Times New Roman"/>
-          <w:b w:val="1"/>
-          <w:bCs w:val="1"/>
-          <w:color w:val="1b3a6b"/>
-          <w:rtl w:val="0"/>
-        </w:rPr>
-        <w:t xml:space="preserve">Tech Stack: </w:t>
-      </w:r>
-      <w:r>
-        <w:rPr>
-          <w:rFonts w:ascii="Times New Roman" w:cs="Times New Roman" w:eastAsia="Times New Roman" w:hAnsi="Times New Roman"/>
-          <w:i w:val="1"/>
-          <w:iCs w:val="1"/>
-          <w:color w:val="444444"/>
-          <w:sz w:val="18"/>
-          <w:szCs w:val="18"/>
-          <w:rtl w:val="0"/>
-        </w:rPr>
-        <w:t xml:space="preserve">Android (Kotlin, XML), (Angular, TypeScript, Bootstrap), (Node.js/Express, PostgreSQL), GitLab, GitHub Actions, CI/CD</w:t>
-      </w:r>
-      <w:r>
-        <w:rPr>
-          <w:rtl w:val="0"/>
-        </w:rPr>
-      </w:r>
-    </w:p>
-    <w:p>
-      <w:pPr>
-        <w:spacing w:after="20" w:before="160" w:lineRule="auto"/>
-        <w:jc w:val="both"/>
-        <w:rPr>
-          <w:rFonts w:ascii="Times New Roman" w:cs="Times New Roman" w:eastAsia="Times New Roman" w:hAnsi="Times New Roman"/>
-          <w:b w:val="1"/>
-          <w:bCs w:val="1"/>
-        </w:rPr>
-      </w:pPr>
-      <w:r>
-        <w:rPr>
-          <w:rFonts w:ascii="Times New Roman" w:cs="Times New Roman" w:eastAsia="Times New Roman" w:hAnsi="Times New Roman"/>
-          <w:b w:val="1"/>
-          <w:bCs w:val="1"/>
-          <w:sz w:val="22"/>
-          <w:szCs w:val="22"/>
-          <w:rtl w:val="0"/>
-        </w:rPr>
-        <w:t xml:space="preserve">Senior Android Developer </w:t>
-        <w:tab/>
-        <w:tab/>
-        <w:tab/>
-        <w:tab/>
-        <w:tab/>
-        <w:tab/>
-        <w:tab/>
-        <w:tab/>
-      </w:r>
-      <w:r>
-        <w:rPr>
-          <w:rFonts w:ascii="Times New Roman" w:cs="Times New Roman" w:eastAsia="Times New Roman" w:hAnsi="Times New Roman"/>
-          <w:b w:val="1"/>
-          <w:bCs w:val="1"/>
-          <w:i w:val="1"/>
-          <w:iCs w:val="1"/>
-          <w:sz w:val="19"/>
-          <w:szCs w:val="19"/>
-          <w:rtl w:val="0"/>
-        </w:rPr>
-        <w:t xml:space="preserve">May 2019 – Jul 2021</w:t>
-      </w:r>
-      <w:r>
-        <w:rPr>
-          <w:rtl w:val="0"/>
-        </w:rPr>
+          <w:rtl w:val="0"/>
+        </w:rPr>
+        <w:t xml:space="preserve">Built and maintained the in-house Ticketing System, reducing operational costs by USD 1,000/month - solely developed the Android app (Kotlin) and contributed full-stack to the web layer, including backend (Node.js/Express, Firebase) and frontend (Angular/TypeScript, Bootstrap).</w:t>
       </w:r>
     </w:p>
     <w:p>
@@ -2036,9 +1789,24 @@
       <w:r>
         <w:rPr>
           <w:rFonts w:ascii="Times New Roman" w:cs="Times New Roman" w:eastAsia="Times New Roman" w:hAnsi="Times New Roman"/>
-          <w:rtl w:val="0"/>
-        </w:rPr>
-        <w:t xml:space="preserve">Built and maintained the in-house Ticketing System, reducing operational costs by USD 1,000/month - solely developed the Android app (Kotlin) and contributed full-stack to the web layer, including backend (Node.js/Express, Firebase) and frontend (Angular/TypeScript, Bootstrap).</w:t>
+          <w:i w:val="0"/>
+          <w:iCs w:val="0"/>
+          <w:smallCaps w:val="0"/>
+          <w:strike w:val="0"/>
+          <w:color w:val="111827"/>
+          <w:sz w:val="20"/>
+          <w:szCs w:val="20"/>
+          <w:u w:val="none"/>
+          <w:shd w:fill="auto" w:val="clear"/>
+          <w:vertAlign w:val="baseline"/>
+          <w:rtl w:val="0"/>
+        </w:rPr>
+        <w:t xml:space="preserve">Built and maintained a messaging backend service serving as a unified communication platform across multiple internal applications, improving collaboration and reliability.</w:t>
+      </w:r>
+      <w:r>
+        <w:rPr>
+          <w:rtl w:val="0"/>
+        </w:rPr>
       </w:r>
     </w:p>
     <w:p>
@@ -2081,7 +1849,96 @@
           <w:vertAlign w:val="baseline"/>
           <w:rtl w:val="0"/>
         </w:rPr>
-        <w:t xml:space="preserve">Built and maintained a messaging backend service serving as a unified communication platform across multiple internal applications, improving collaboration and reliability.</w:t>
+        <w:t xml:space="preserve">Implemented CI/CD pipelines for mobile and web deployments, reducing release cycles and increasing deployment efficiency.</w:t>
+      </w:r>
+      <w:r>
+        <w:rPr>
+          <w:rtl w:val="0"/>
+        </w:rPr>
+      </w:r>
+    </w:p>
+    <w:p>
+      <w:pPr>
+        <w:spacing w:after="40" w:before="80" w:lineRule="auto"/>
+        <w:jc w:val="both"/>
+        <w:rPr>
+          <w:rFonts w:ascii="Times New Roman" w:cs="Times New Roman" w:eastAsia="Times New Roman" w:hAnsi="Times New Roman"/>
+          <w:sz w:val="18"/>
+          <w:szCs w:val="18"/>
+        </w:rPr>
+      </w:pPr>
+      <w:r>
+        <w:rPr>
+          <w:rFonts w:ascii="Times New Roman" w:cs="Times New Roman" w:eastAsia="Times New Roman" w:hAnsi="Times New Roman"/>
+          <w:b w:val="1"/>
+          <w:bCs w:val="1"/>
+          <w:color w:val="1b3a6b"/>
+          <w:sz w:val="18"/>
+          <w:szCs w:val="18"/>
+          <w:rtl w:val="0"/>
+        </w:rPr>
+        <w:t xml:space="preserve">Tech Stack: </w:t>
+      </w:r>
+      <w:r>
+        <w:rPr>
+          <w:rFonts w:ascii="Times New Roman" w:cs="Times New Roman" w:eastAsia="Times New Roman" w:hAnsi="Times New Roman"/>
+          <w:i w:val="1"/>
+          <w:iCs w:val="1"/>
+          <w:color w:val="444444"/>
+          <w:sz w:val="18"/>
+          <w:szCs w:val="18"/>
+          <w:rtl w:val="0"/>
+        </w:rPr>
+        <w:t xml:space="preserve">Android (Kotlin, XML), (Angular, TypeScript, Bootstrap), (Node.js/Express, PostgreSQL), Firebase (Hosting, Functions, Firestore, Auth, Storage, BigQuery, Data Studio), GitLab, GitHub Actions, CI/CD</w:t>
+      </w:r>
+      <w:r>
+        <w:rPr>
+          <w:rtl w:val="0"/>
+        </w:rPr>
+      </w:r>
+    </w:p>
+    <w:p>
+      <w:pPr>
+        <w:spacing w:after="20" w:before="160" w:lineRule="auto"/>
+        <w:jc w:val="both"/>
+        <w:rPr>
+          <w:rFonts w:ascii="Times New Roman" w:cs="Times New Roman" w:eastAsia="Times New Roman" w:hAnsi="Times New Roman"/>
+          <w:b w:val="1"/>
+          <w:bCs w:val="1"/>
+        </w:rPr>
+      </w:pPr>
+      <w:r>
+        <w:rPr>
+          <w:rFonts w:ascii="Times New Roman" w:cs="Times New Roman" w:eastAsia="Times New Roman" w:hAnsi="Times New Roman"/>
+          <w:b w:val="1"/>
+          <w:bCs w:val="1"/>
+          <w:sz w:val="22"/>
+          <w:szCs w:val="22"/>
+          <w:rtl w:val="0"/>
+        </w:rPr>
+        <w:t xml:space="preserve">Android Developer</w:t>
+        <w:tab/>
+        <w:tab/>
+        <w:tab/>
+        <w:tab/>
+        <w:tab/>
+        <w:tab/>
+        <w:tab/>
+        <w:tab/>
+        <w:tab/>
+      </w:r>
+      <w:r>
+        <w:rPr>
+          <w:rFonts w:ascii="Times New Roman" w:cs="Times New Roman" w:eastAsia="Times New Roman" w:hAnsi="Times New Roman"/>
+          <w:b w:val="1"/>
+          <w:bCs w:val="1"/>
+          <w:i w:val="1"/>
+          <w:iCs w:val="1"/>
+          <w:sz w:val="19"/>
+          <w:szCs w:val="19"/>
+          <w:rtl w:val="0"/>
+        </w:rPr>
+        <w:t xml:space="preserve">Jun 2014 – May 2019</w:t>
       </w:r>
       <w:r>
         <w:rPr>
@@ -2117,108 +1974,9 @@
       <w:r>
         <w:rPr>
           <w:rFonts w:ascii="Times New Roman" w:cs="Times New Roman" w:eastAsia="Times New Roman" w:hAnsi="Times New Roman"/>
-          <w:i w:val="0"/>
-          <w:iCs w:val="0"/>
-          <w:smallCaps w:val="0"/>
-          <w:strike w:val="0"/>
-          <w:color w:val="111827"/>
-          <w:sz w:val="20"/>
-          <w:szCs w:val="20"/>
-          <w:u w:val="none"/>
-          <w:shd w:fill="auto" w:val="clear"/>
-          <w:vertAlign w:val="baseline"/>
-          <w:rtl w:val="0"/>
-        </w:rPr>
-        <w:t xml:space="preserve">Implemented CI/CD pipelines for mobile and web deployments, reducing release cycles and increasing deployment efficiency.</w:t>
-      </w:r>
-      <w:r>
-        <w:rPr>
-          <w:rtl w:val="0"/>
-        </w:rPr>
-      </w:r>
-    </w:p>
-    <w:p>
-      <w:pPr>
-        <w:spacing w:after="40" w:before="80" w:lineRule="auto"/>
-        <w:jc w:val="both"/>
-        <w:rPr>
-          <w:rFonts w:ascii="Times New Roman" w:cs="Times New Roman" w:eastAsia="Times New Roman" w:hAnsi="Times New Roman"/>
-          <w:sz w:val="18"/>
-          <w:szCs w:val="18"/>
-        </w:rPr>
-      </w:pPr>
-      <w:r>
-        <w:rPr>
-          <w:rFonts w:ascii="Times New Roman" w:cs="Times New Roman" w:eastAsia="Times New Roman" w:hAnsi="Times New Roman"/>
-          <w:b w:val="1"/>
-          <w:bCs w:val="1"/>
-          <w:color w:val="1b3a6b"/>
-          <w:sz w:val="18"/>
-          <w:szCs w:val="18"/>
-          <w:rtl w:val="0"/>
-        </w:rPr>
-        <w:t xml:space="preserve">Tech Stack: </w:t>
-      </w:r>
-      <w:r>
-        <w:rPr>
-          <w:rFonts w:ascii="Times New Roman" w:cs="Times New Roman" w:eastAsia="Times New Roman" w:hAnsi="Times New Roman"/>
-          <w:i w:val="1"/>
-          <w:iCs w:val="1"/>
-          <w:color w:val="444444"/>
-          <w:sz w:val="18"/>
-          <w:szCs w:val="18"/>
-          <w:rtl w:val="0"/>
-        </w:rPr>
-        <w:t xml:space="preserve">Android (Kotlin, XML), (Angular, TypeScript, Bootstrap), (Node.js/Express, PostgreSQL), Firebase (Hosting, Functions, Firestore, Auth, Storage, BigQuery, Data Studio), GitLab, GitHub Actions, CI/CD</w:t>
-      </w:r>
-      <w:r>
-        <w:rPr>
-          <w:rtl w:val="0"/>
-        </w:rPr>
-      </w:r>
-    </w:p>
-    <w:p>
-      <w:pPr>
-        <w:spacing w:after="20" w:before="160" w:lineRule="auto"/>
-        <w:jc w:val="both"/>
-        <w:rPr>
-          <w:rFonts w:ascii="Times New Roman" w:cs="Times New Roman" w:eastAsia="Times New Roman" w:hAnsi="Times New Roman"/>
-          <w:b w:val="1"/>
-          <w:bCs w:val="1"/>
-        </w:rPr>
-      </w:pPr>
-      <w:r>
-        <w:rPr>
-          <w:rFonts w:ascii="Times New Roman" w:cs="Times New Roman" w:eastAsia="Times New Roman" w:hAnsi="Times New Roman"/>
-          <w:b w:val="1"/>
-          <w:bCs w:val="1"/>
-          <w:sz w:val="22"/>
-          <w:szCs w:val="22"/>
-          <w:rtl w:val="0"/>
-        </w:rPr>
-        <w:t xml:space="preserve">Android Developer</w:t>
-        <w:tab/>
-        <w:tab/>
-        <w:tab/>
-        <w:tab/>
-        <w:tab/>
-        <w:tab/>
-        <w:tab/>
-        <w:tab/>
-        <w:tab/>
-      </w:r>
-      <w:r>
-        <w:rPr>
-          <w:rFonts w:ascii="Times New Roman" w:cs="Times New Roman" w:eastAsia="Times New Roman" w:hAnsi="Times New Roman"/>
-          <w:b w:val="1"/>
-          <w:bCs w:val="1"/>
-          <w:i w:val="1"/>
-          <w:iCs w:val="1"/>
-          <w:sz w:val="19"/>
-          <w:szCs w:val="19"/>
-          <w:rtl w:val="0"/>
-        </w:rPr>
-        <w:t xml:space="preserve">Jun 2014 – May 2019</w:t>
+          <w:rtl w:val="0"/>
+        </w:rPr>
+        <w:t xml:space="preserve">Re-architected and migrated core application features (catalog browsing, content download, and video playback) from Java to Kotlin, restructuring under Clean Architecture and MVVM - including modernizing video playback with Coroutines and ExoPlayer, improving performance by 12%, stability by 9%, and long-term maintainability through greater modularity and testability.</w:t>
       </w:r>
       <w:r>
         <w:rPr>
@@ -2266,7 +2024,7 @@
           <w:vertAlign w:val="baseline"/>
           <w:rtl w:val="0"/>
         </w:rPr>
-        <w:t xml:space="preserve">Re-architected the company's core application features (catalog browsing and content download) to meet new UI/UX standards using Clean Architecture and MVVM, boosting speed by 12% and stability by 9%.</w:t>
+        <w:t xml:space="preserve">Developed and maintained the Offline Daily Rewards feature, increasing user retention by 20% and driving higher engagement.</w:t>
       </w:r>
       <w:r>
         <w:rPr>
@@ -2314,7 +2072,7 @@
           <w:vertAlign w:val="baseline"/>
           <w:rtl w:val="0"/>
         </w:rPr>
-        <w:t xml:space="preserve">Developed and maintained the Offline Daily Rewards feature, increasing user retention by 20% and driving higher engagement.</w:t>
+        <w:t xml:space="preserve">Created feature prototypes to accelerate design validation and stakeholder alignment.</w:t>
       </w:r>
       <w:r>
         <w:rPr>
@@ -2362,7 +2120,94 @@
           <w:vertAlign w:val="baseline"/>
           <w:rtl w:val="0"/>
         </w:rPr>
-        <w:t xml:space="preserve">Created feature prototypes to accelerate design validation and stakeholder alignment.</w:t>
+        <w:t xml:space="preserve">Built and maintained a POS application providing a visual interface for content download progress, slot management, and sales transactions.</w:t>
+      </w:r>
+      <w:r>
+        <w:rPr>
+          <w:rtl w:val="0"/>
+        </w:rPr>
+      </w:r>
+    </w:p>
+    <w:p>
+      <w:pPr>
+        <w:spacing w:after="40" w:before="80" w:lineRule="auto"/>
+        <w:jc w:val="both"/>
+        <w:rPr>
+          <w:rFonts w:ascii="Times New Roman" w:cs="Times New Roman" w:eastAsia="Times New Roman" w:hAnsi="Times New Roman"/>
+          <w:sz w:val="18"/>
+          <w:szCs w:val="18"/>
+        </w:rPr>
+      </w:pPr>
+      <w:r>
+        <w:rPr>
+          <w:rFonts w:ascii="Times New Roman" w:cs="Times New Roman" w:eastAsia="Times New Roman" w:hAnsi="Times New Roman"/>
+          <w:b w:val="1"/>
+          <w:bCs w:val="1"/>
+          <w:color w:val="1b3a6b"/>
+          <w:sz w:val="18"/>
+          <w:szCs w:val="18"/>
+          <w:rtl w:val="0"/>
+        </w:rPr>
+        <w:t xml:space="preserve">Tech Stack: </w:t>
+      </w:r>
+      <w:r>
+        <w:rPr>
+          <w:rFonts w:ascii="Times New Roman" w:cs="Times New Roman" w:eastAsia="Times New Roman" w:hAnsi="Times New Roman"/>
+          <w:i w:val="1"/>
+          <w:iCs w:val="1"/>
+          <w:color w:val="6b7280"/>
+          <w:sz w:val="18"/>
+          <w:szCs w:val="18"/>
+          <w:rtl w:val="0"/>
+        </w:rPr>
+        <w:t xml:space="preserve">Android (Java, Kotlin, XML, Coroutines, ExoPlayer), Bitbucket, SonarQube, CI/CD</w:t>
+      </w:r>
+      <w:r>
+        <w:rPr>
+          <w:rtl w:val="0"/>
+        </w:rPr>
+      </w:r>
+    </w:p>
+    <w:p>
+      <w:pPr>
+        <w:spacing w:after="20" w:before="160" w:lineRule="auto"/>
+        <w:jc w:val="both"/>
+        <w:rPr>
+          <w:rFonts w:ascii="Times New Roman" w:cs="Times New Roman" w:eastAsia="Times New Roman" w:hAnsi="Times New Roman"/>
+          <w:b w:val="1"/>
+          <w:bCs w:val="1"/>
+        </w:rPr>
+      </w:pPr>
+      <w:r>
+        <w:rPr>
+          <w:rFonts w:ascii="Times New Roman" w:cs="Times New Roman" w:eastAsia="Times New Roman" w:hAnsi="Times New Roman"/>
+          <w:b w:val="1"/>
+          <w:bCs w:val="1"/>
+          <w:sz w:val="22"/>
+          <w:szCs w:val="22"/>
+          <w:rtl w:val="0"/>
+        </w:rPr>
+        <w:t xml:space="preserve">Software Quality Assurance Engineer</w:t>
+        <w:tab/>
+        <w:tab/>
+        <w:tab/>
+        <w:tab/>
+        <w:tab/>
+        <w:tab/>
+        <w:tab/>
+      </w:r>
+      <w:r>
+        <w:rPr>
+          <w:rFonts w:ascii="Times New Roman" w:cs="Times New Roman" w:eastAsia="Times New Roman" w:hAnsi="Times New Roman"/>
+          <w:b w:val="1"/>
+          <w:bCs w:val="1"/>
+          <w:i w:val="1"/>
+          <w:iCs w:val="1"/>
+          <w:sz w:val="19"/>
+          <w:szCs w:val="19"/>
+          <w:rtl w:val="0"/>
+        </w:rPr>
+        <w:t xml:space="preserve">Mar 2014 – Jun 2014</w:t>
       </w:r>
       <w:r>
         <w:rPr>
@@ -2410,94 +2255,7 @@
           <w:vertAlign w:val="baseline"/>
           <w:rtl w:val="0"/>
         </w:rPr>
-        <w:t xml:space="preserve">Built and maintained a POS application providing a visual interface for content download progress, slot management, and sales transactions.</w:t>
-      </w:r>
-      <w:r>
-        <w:rPr>
-          <w:rtl w:val="0"/>
-        </w:rPr>
-      </w:r>
-    </w:p>
-    <w:p>
-      <w:pPr>
-        <w:spacing w:after="40" w:before="80" w:lineRule="auto"/>
-        <w:jc w:val="both"/>
-        <w:rPr>
-          <w:rFonts w:ascii="Times New Roman" w:cs="Times New Roman" w:eastAsia="Times New Roman" w:hAnsi="Times New Roman"/>
-          <w:sz w:val="18"/>
-          <w:szCs w:val="18"/>
-        </w:rPr>
-      </w:pPr>
-      <w:r>
-        <w:rPr>
-          <w:rFonts w:ascii="Times New Roman" w:cs="Times New Roman" w:eastAsia="Times New Roman" w:hAnsi="Times New Roman"/>
-          <w:b w:val="1"/>
-          <w:bCs w:val="1"/>
-          <w:color w:val="1b3a6b"/>
-          <w:sz w:val="18"/>
-          <w:szCs w:val="18"/>
-          <w:rtl w:val="0"/>
-        </w:rPr>
-        <w:t xml:space="preserve">Tech Stack: </w:t>
-      </w:r>
-      <w:r>
-        <w:rPr>
-          <w:rFonts w:ascii="Times New Roman" w:cs="Times New Roman" w:eastAsia="Times New Roman" w:hAnsi="Times New Roman"/>
-          <w:i w:val="1"/>
-          <w:iCs w:val="1"/>
-          <w:color w:val="6b7280"/>
-          <w:sz w:val="18"/>
-          <w:szCs w:val="18"/>
-          <w:rtl w:val="0"/>
-        </w:rPr>
-        <w:t xml:space="preserve">Android (Java, Kotlin, XML), Bitbucket, SonarQube, CI/CD</w:t>
-      </w:r>
-      <w:r>
-        <w:rPr>
-          <w:rtl w:val="0"/>
-        </w:rPr>
-      </w:r>
-    </w:p>
-    <w:p>
-      <w:pPr>
-        <w:spacing w:after="20" w:before="160" w:lineRule="auto"/>
-        <w:jc w:val="both"/>
-        <w:rPr>
-          <w:rFonts w:ascii="Times New Roman" w:cs="Times New Roman" w:eastAsia="Times New Roman" w:hAnsi="Times New Roman"/>
-          <w:b w:val="1"/>
-          <w:bCs w:val="1"/>
-        </w:rPr>
-      </w:pPr>
-      <w:r>
-        <w:rPr>
-          <w:rFonts w:ascii="Times New Roman" w:cs="Times New Roman" w:eastAsia="Times New Roman" w:hAnsi="Times New Roman"/>
-          <w:b w:val="1"/>
-          <w:bCs w:val="1"/>
-          <w:sz w:val="22"/>
-          <w:szCs w:val="22"/>
-          <w:rtl w:val="0"/>
-        </w:rPr>
-        <w:t xml:space="preserve">Software Quality Assurance Engineer</w:t>
-        <w:tab/>
-        <w:tab/>
-        <w:tab/>
-        <w:tab/>
-        <w:tab/>
-        <w:tab/>
-        <w:tab/>
-      </w:r>
-      <w:r>
-        <w:rPr>
-          <w:rFonts w:ascii="Times New Roman" w:cs="Times New Roman" w:eastAsia="Times New Roman" w:hAnsi="Times New Roman"/>
-          <w:b w:val="1"/>
-          <w:bCs w:val="1"/>
-          <w:i w:val="1"/>
-          <w:iCs w:val="1"/>
-          <w:sz w:val="19"/>
-          <w:szCs w:val="19"/>
-          <w:rtl w:val="0"/>
-        </w:rPr>
-        <w:t xml:space="preserve">Mar 2014 – Jun 2014</w:t>
+        <w:t xml:space="preserve">Ensured software quality by writing detailed test cases and executing manual testing across multiple Android devices.</w:t>
       </w:r>
       <w:r>
         <w:rPr>
@@ -2545,7 +2303,93 @@
           <w:vertAlign w:val="baseline"/>
           <w:rtl w:val="0"/>
         </w:rPr>
-        <w:t xml:space="preserve">Ensured software quality by writing detailed test cases and executing manual testing across multiple Android devices.</w:t>
+        <w:t xml:space="preserve">Authored Android automation test scripts to improve coverage, reduce manual effort, and accelerate release cycles.</w:t>
+      </w:r>
+      <w:r>
+        <w:rPr>
+          <w:rtl w:val="0"/>
+        </w:rPr>
+      </w:r>
+    </w:p>
+    <w:p>
+      <w:pPr>
+        <w:spacing w:after="40" w:before="80" w:lineRule="auto"/>
+        <w:jc w:val="both"/>
+        <w:rPr>
+          <w:rFonts w:ascii="Times New Roman" w:cs="Times New Roman" w:eastAsia="Times New Roman" w:hAnsi="Times New Roman"/>
+          <w:sz w:val="18"/>
+          <w:szCs w:val="18"/>
+        </w:rPr>
+      </w:pPr>
+      <w:r>
+        <w:rPr>
+          <w:rFonts w:ascii="Times New Roman" w:cs="Times New Roman" w:eastAsia="Times New Roman" w:hAnsi="Times New Roman"/>
+          <w:b w:val="1"/>
+          <w:bCs w:val="1"/>
+          <w:color w:val="1b3a6b"/>
+          <w:sz w:val="18"/>
+          <w:szCs w:val="18"/>
+          <w:rtl w:val="0"/>
+        </w:rPr>
+        <w:t xml:space="preserve">Tech Stack: </w:t>
+      </w:r>
+      <w:r>
+        <w:rPr>
+          <w:rFonts w:ascii="Times New Roman" w:cs="Times New Roman" w:eastAsia="Times New Roman" w:hAnsi="Times New Roman"/>
+          <w:i w:val="1"/>
+          <w:iCs w:val="1"/>
+          <w:color w:val="6b7280"/>
+          <w:sz w:val="18"/>
+          <w:szCs w:val="18"/>
+          <w:rtl w:val="0"/>
+        </w:rPr>
+        <w:t xml:space="preserve">Android, Java, Robotium, Bitbucket</w:t>
+      </w:r>
+      <w:r>
+        <w:rPr>
+          <w:rtl w:val="0"/>
+        </w:rPr>
+      </w:r>
+    </w:p>
+    <w:p>
+      <w:pPr>
+        <w:spacing w:after="20" w:before="160" w:lineRule="auto"/>
+        <w:jc w:val="both"/>
+        <w:rPr>
+          <w:rFonts w:ascii="Times New Roman" w:cs="Times New Roman" w:eastAsia="Times New Roman" w:hAnsi="Times New Roman"/>
+          <w:b w:val="1"/>
+          <w:bCs w:val="1"/>
+        </w:rPr>
+      </w:pPr>
+      <w:r>
+        <w:rPr>
+          <w:rFonts w:ascii="Times New Roman" w:cs="Times New Roman" w:eastAsia="Times New Roman" w:hAnsi="Times New Roman"/>
+          <w:b w:val="1"/>
+          <w:bCs w:val="1"/>
+          <w:sz w:val="22"/>
+          <w:szCs w:val="22"/>
+          <w:rtl w:val="0"/>
+        </w:rPr>
+        <w:t xml:space="preserve">Fixed Asset Custodian / Inventory Clerk</w:t>
+        <w:tab/>
+        <w:tab/>
+        <w:tab/>
+        <w:tab/>
+        <w:tab/>
+        <w:tab/>
+      </w:r>
+      <w:r>
+        <w:rPr>
+          <w:rFonts w:ascii="Times New Roman" w:cs="Times New Roman" w:eastAsia="Times New Roman" w:hAnsi="Times New Roman"/>
+          <w:b w:val="1"/>
+          <w:bCs w:val="1"/>
+          <w:i w:val="1"/>
+          <w:iCs w:val="1"/>
+          <w:sz w:val="19"/>
+          <w:szCs w:val="19"/>
+          <w:rtl w:val="0"/>
+        </w:rPr>
+        <w:t xml:space="preserve">Nov 2013– Mar 2014</w:t>
       </w:r>
       <w:r>
         <w:rPr>
@@ -2593,93 +2437,7 @@
           <w:vertAlign w:val="baseline"/>
           <w:rtl w:val="0"/>
         </w:rPr>
-        <w:t xml:space="preserve">Authored Android automation test scripts to improve coverage, reduce manual effort, and accelerate release cycles.</w:t>
-      </w:r>
-      <w:r>
-        <w:rPr>
-          <w:rtl w:val="0"/>
-        </w:rPr>
-      </w:r>
-    </w:p>
-    <w:p>
-      <w:pPr>
-        <w:spacing w:after="40" w:before="80" w:lineRule="auto"/>
-        <w:jc w:val="both"/>
-        <w:rPr>
-          <w:rFonts w:ascii="Times New Roman" w:cs="Times New Roman" w:eastAsia="Times New Roman" w:hAnsi="Times New Roman"/>
-          <w:sz w:val="18"/>
-          <w:szCs w:val="18"/>
-        </w:rPr>
-      </w:pPr>
-      <w:r>
-        <w:rPr>
-          <w:rFonts w:ascii="Times New Roman" w:cs="Times New Roman" w:eastAsia="Times New Roman" w:hAnsi="Times New Roman"/>
-          <w:b w:val="1"/>
-          <w:bCs w:val="1"/>
-          <w:color w:val="1b3a6b"/>
-          <w:sz w:val="18"/>
-          <w:szCs w:val="18"/>
-          <w:rtl w:val="0"/>
-        </w:rPr>
-        <w:t xml:space="preserve">Tech Stack: </w:t>
-      </w:r>
-      <w:r>
-        <w:rPr>
-          <w:rFonts w:ascii="Times New Roman" w:cs="Times New Roman" w:eastAsia="Times New Roman" w:hAnsi="Times New Roman"/>
-          <w:i w:val="1"/>
-          <w:iCs w:val="1"/>
-          <w:color w:val="6b7280"/>
-          <w:sz w:val="18"/>
-          <w:szCs w:val="18"/>
-          <w:rtl w:val="0"/>
-        </w:rPr>
-        <w:t xml:space="preserve">Android, Java, Robotium, Bitbucket</w:t>
-      </w:r>
-      <w:r>
-        <w:rPr>
-          <w:rtl w:val="0"/>
-        </w:rPr>
-      </w:r>
-    </w:p>
-    <w:p>
-      <w:pPr>
-        <w:spacing w:after="20" w:before="160" w:lineRule="auto"/>
-        <w:jc w:val="both"/>
-        <w:rPr>
-          <w:rFonts w:ascii="Times New Roman" w:cs="Times New Roman" w:eastAsia="Times New Roman" w:hAnsi="Times New Roman"/>
-          <w:b w:val="1"/>
-          <w:bCs w:val="1"/>
-        </w:rPr>
-      </w:pPr>
-      <w:r>
-        <w:rPr>
-          <w:rFonts w:ascii="Times New Roman" w:cs="Times New Roman" w:eastAsia="Times New Roman" w:hAnsi="Times New Roman"/>
-          <w:b w:val="1"/>
-          <w:bCs w:val="1"/>
-          <w:sz w:val="22"/>
-          <w:szCs w:val="22"/>
-          <w:rtl w:val="0"/>
-        </w:rPr>
-        <w:t xml:space="preserve">Fixed Asset Custodian / Inventory Clerk</w:t>
-        <w:tab/>
-        <w:tab/>
-        <w:tab/>
-        <w:tab/>
-        <w:tab/>
-        <w:tab/>
-      </w:r>
-      <w:r>
-        <w:rPr>
-          <w:rFonts w:ascii="Times New Roman" w:cs="Times New Roman" w:eastAsia="Times New Roman" w:hAnsi="Times New Roman"/>
-          <w:b w:val="1"/>
-          <w:bCs w:val="1"/>
-          <w:i w:val="1"/>
-          <w:iCs w:val="1"/>
-          <w:sz w:val="19"/>
-          <w:szCs w:val="19"/>
-          <w:rtl w:val="0"/>
-        </w:rPr>
-        <w:t xml:space="preserve">Nov 2013– Mar 2014</w:t>
+        <w:t xml:space="preserve">Managed and safeguarded all incoming and outgoing company assets, ensuring accurate documentation, proper handling, and up-to-date inventory records.</w:t>
       </w:r>
       <w:r>
         <w:rPr>
@@ -2727,54 +2485,6 @@
           <w:vertAlign w:val="baseline"/>
           <w:rtl w:val="0"/>
         </w:rPr>
-        <w:t xml:space="preserve">Managed and safeguarded all incoming and outgoing company assets, ensuring accurate documentation, proper handling, and up-to-date inventory records.</w:t>
-      </w:r>
-      <w:r>
-        <w:rPr>
-          <w:rtl w:val="0"/>
-        </w:rPr>
-      </w:r>
-    </w:p>
-    <w:p>
-      <w:pPr>
-        <w:keepNext w:val="0"/>
-        <w:keepLines w:val="0"/>
-        <w:pageBreakBefore w:val="0"/>
-        <w:widowControl w:val="1"/>
-        <w:numPr>
-          <w:ilvl w:val="0"/>
-          <w:numId w:val="1"/>
-        </w:numPr>
-        <w:pBdr>
-          <w:top w:space="0" w:sz="0" w:val="nil"/>
-          <w:left w:space="0" w:sz="0" w:val="nil"/>
-          <w:bottom w:space="0" w:sz="0" w:val="nil"/>
-          <w:right w:space="0" w:sz="0" w:val="nil"/>
-          <w:between w:space="0" w:sz="0" w:val="nil"/>
-        </w:pBdr>
-        <w:shd w:fill="auto" w:val="clear"/>
-        <w:spacing w:after="40" w:before="40" w:line="240" w:lineRule="auto"/>
-        <w:ind w:left="480" w:right="0" w:hanging="240"/>
-        <w:jc w:val="both"/>
-        <w:rPr>
-          <w:rFonts w:ascii="Times New Roman" w:cs="Times New Roman" w:eastAsia="Times New Roman" w:hAnsi="Times New Roman"/>
-        </w:rPr>
-      </w:pPr>
-      <w:r>
-        <w:rPr>
-          <w:rFonts w:ascii="Times New Roman" w:cs="Times New Roman" w:eastAsia="Times New Roman" w:hAnsi="Times New Roman"/>
-          <w:i w:val="0"/>
-          <w:iCs w:val="0"/>
-          <w:smallCaps w:val="0"/>
-          <w:strike w:val="0"/>
-          <w:color w:val="111827"/>
-          <w:sz w:val="20"/>
-          <w:szCs w:val="20"/>
-          <w:u w:val="none"/>
-          <w:shd w:fill="auto" w:val="clear"/>
-          <w:vertAlign w:val="baseline"/>
-          <w:rtl w:val="0"/>
-        </w:rPr>
         <w:t xml:space="preserve">Maintained organized asset tracking systems to support operational accountability and audit readiness.</w:t>
       </w:r>
       <w:r>
@@ -2882,7 +2592,7 @@
     </w:p>
     <w:sectPr>
       <w:pgSz w:h="15840" w:w="12240" w:orient="portrait"/>
-      <w:pgMar w:bottom="1080" w:top="1080" w:left="850.3937007874016" w:right="1080" w:header="708" w:footer="708"/>
+      <w:pgMar w:bottom="1080" w:top="566.9291338582677" w:left="850.3937007874016" w:right="1080" w:header="708" w:footer="708"/>
       <w:pgNumType w:start="1"/>
     </w:sectPr>
   </w:body>
@@ -3288,6 +2998,87 @@
   </w:style>
   <w:style w:type="paragraph" w:styleId="Normal" w:default="1">
     <w:name w:val="normal"/>
+  </w:style>
+  <w:style w:type="table" w:styleId="TableNormal" w:default="1">
+    <w:name w:val="TableNormal"/>
+    <w:tblPr>
+      <w:tblCellMar>
+        <w:top w:w="100.0" w:type="dxa"/>
+        <w:left w:w="100.0" w:type="dxa"/>
+        <w:bottom w:w="100.0" w:type="dxa"/>
+        <w:right w:w="100.0" w:type="dxa"/>
+      </w:tblCellMar>
+    </w:tblPr>
+  </w:style>
+  <w:style w:type="paragraph" w:styleId="Normal" w:default="1">
+    <w:name w:val="normal"/>
+  </w:style>
+  <w:style w:type="table" w:styleId="TableNormal" w:default="1">
+    <w:name w:val="TableNormal"/>
+    <w:tblPr>
+      <w:tblCellMar>
+        <w:top w:w="100.0" w:type="dxa"/>
+        <w:left w:w="100.0" w:type="dxa"/>
+        <w:bottom w:w="100.0" w:type="dxa"/>
+        <w:right w:w="100.0" w:type="dxa"/>
+      </w:tblCellMar>
+    </w:tblPr>
+  </w:style>
+  <w:style w:type="paragraph" w:styleId="Normal" w:default="1">
+    <w:name w:val="normal"/>
+  </w:style>
+  <w:style w:type="table" w:styleId="TableNormal" w:default="1">
+    <w:name w:val="TableNormal"/>
+    <w:tblPr>
+      <w:tblCellMar>
+        <w:top w:w="100.0" w:type="dxa"/>
+        <w:left w:w="100.0" w:type="dxa"/>
+        <w:bottom w:w="100.0" w:type="dxa"/>
+        <w:right w:w="100.0" w:type="dxa"/>
+      </w:tblCellMar>
+    </w:tblPr>
+  </w:style>
+  <w:style w:type="paragraph" w:styleId="Normal" w:default="1">
+    <w:name w:val="normal"/>
+  </w:style>
+  <w:style w:type="table" w:styleId="Table1">
+    <w:basedOn w:val="TableNormal"/>
+    <w:tblPr>
+      <w:tblStyleRowBandSize w:val="1"/>
+      <w:tblStyleColBandSize w:val="1"/>
+      <w:tblCellMar>
+        <w:top w:w="0.0" w:type="dxa"/>
+        <w:left w:w="115.0" w:type="dxa"/>
+        <w:bottom w:w="0.0" w:type="dxa"/>
+        <w:right w:w="115.0" w:type="dxa"/>
+      </w:tblCellMar>
+    </w:tblPr>
+  </w:style>
+  <w:style w:type="table" w:styleId="Table1">
+    <w:basedOn w:val="TableNormal"/>
+    <w:tblPr>
+      <w:tblStyleRowBandSize w:val="1"/>
+      <w:tblStyleColBandSize w:val="1"/>
+      <w:tblCellMar>
+        <w:top w:w="0.0" w:type="dxa"/>
+        <w:left w:w="115.0" w:type="dxa"/>
+        <w:bottom w:w="0.0" w:type="dxa"/>
+        <w:right w:w="115.0" w:type="dxa"/>
+      </w:tblCellMar>
+    </w:tblPr>
+  </w:style>
+  <w:style w:type="table" w:styleId="Table1">
+    <w:basedOn w:val="TableNormal"/>
+    <w:tblPr>
+      <w:tblStyleRowBandSize w:val="1"/>
+      <w:tblStyleColBandSize w:val="1"/>
+      <w:tblCellMar>
+        <w:top w:w="0.0" w:type="dxa"/>
+        <w:left w:w="115.0" w:type="dxa"/>
+        <w:bottom w:w="0.0" w:type="dxa"/>
+        <w:right w:w="115.0" w:type="dxa"/>
+      </w:tblCellMar>
+    </w:tblPr>
   </w:style>
   <w:style w:type="table" w:styleId="Table1">
     <w:basedOn w:val="TableNormal"/>
@@ -3659,7 +3450,7 @@
 
 <file path=customXML/item1.xml><?xml version="1.0" encoding="utf-8"?>
 <go:gDocsCustomXmlDataStorage xmlns:go="http://customooxmlschemas.google.com/" xmlns:r="http://schemas.openxmlformats.org/officeDocument/2006/relationships" uri="GoogleDocsCustomDataVersion2">
-  <go:docsCustomData xmlns:go="http://customooxmlschemas.google.com/" roundtripDataSignature="AMtx7mjFKIkdH1uUG5G6YgtjXk6gfQoexg==">CgMxLjA4AHIhMTMxelBVcDY5VkRpOTlHSHBLSWFQLTBZUlRaN2NNUXRR</go:docsCustomData>
+  <go:docsCustomData xmlns:go="http://customooxmlschemas.google.com/" roundtripDataSignature="AMtx7mhEl81dyGet3k1tT97JK+PH97VlbQ==">CgMxLjA4AHIhMU5RWm95TDRxekhaOVN4VkRyVVdFWmRPTG9fZndiN1A3</go:docsCustomData>
 </go:gDocsCustomXmlDataStorage>
 </file>
 
